--- a/templates/grade-semester-template.docx
+++ b/templates/grade-semester-template.docx
@@ -9,10 +9,11 @@
       </w:pPr>
       <w:r>
         <w:rPr>
-          <w:rFonts w:ascii="標楷體" w:hAnsi="標楷體" w:eastAsia="標楷體"/>
+          <w:rFonts w:ascii="標楷體" w:hAnsi="標楷體" w:eastAsia="標楷體" w:cs="標楷體"/>
           <w:b/>
           <w:color w:val="4472C4"/>
-          <w:sz w:val="32"/>
+          <w:sz w:val="24"/>
+          <w:szCs w:val="24"/>
         </w:rPr>
         <w:t>成績表</w:t>
       </w:r>
@@ -24,9 +25,10 @@
       </w:pPr>
       <w:r>
         <w:rPr>
-          <w:rFonts w:ascii="標楷體" w:hAnsi="標楷體" w:eastAsia="標楷體"/>
+          <w:rFonts w:ascii="標楷體" w:hAnsi="標楷體" w:eastAsia="標楷體" w:cs="標楷體"/>
           <w:b w:val="0"/>
           <w:sz w:val="24"/>
+          <w:szCs w:val="24"/>
         </w:rPr>
         <w:t>{academicYear}學年第{semester}學期　學號：{studentId}　姓名：{studentName}</w:t>
       </w:r>
@@ -34,9 +36,9 @@
     <w:tbl>
       <w:tblPr>
         <w:tblStyle w:val="TableGrid"/>
-        <w:tblW w:type="auto" w:w="0"/>
+        <w:tblW w:type="pct" w:w="5000"/>
         <w:jc w:val="center"/>
-        <w:tblLayout w:type="fixed"/>
+        <w:tblLayout w:type="autofit"/>
         <w:tblLook w:firstColumn="1" w:firstRow="1" w:lastColumn="0" w:lastRow="0" w:noHBand="0" w:noVBand="1" w:val="04A0"/>
       </w:tblPr>
       <w:tblGrid>
@@ -49,6 +51,7 @@
       <w:tr>
         <w:trPr>
           <w:tblHeader/>
+          <w:trHeight w:val="567" w:hRule="exact"/>
         </w:trPr>
         <w:tc>
           <w:tcPr>
@@ -64,14 +67,18 @@
             <w:r>
               <w:rPr>
                 <w:color w:val="FFFFFF"/>
+                <w:rFonts w:ascii="標楷體" w:hAnsi="標楷體" w:eastAsia="標楷體" w:cs="標楷體"/>
+                <w:sz w:val="24"/>
+                <w:szCs w:val="24"/>
               </w:rPr>
             </w:r>
             <w:r>
               <w:rPr>
-                <w:rFonts w:ascii="標楷體" w:hAnsi="標楷體" w:eastAsia="標楷體"/>
+                <w:rFonts w:ascii="標楷體" w:hAnsi="標楷體" w:eastAsia="標楷體" w:cs="標楷體"/>
                 <w:b/>
                 <w:color w:val="FFFFFF"/>
-                <w:sz w:val="22"/>
+                <w:sz w:val="24"/>
+                <w:szCs w:val="24"/>
               </w:rPr>
               <w:t>課號</w:t>
             </w:r>
@@ -91,14 +98,18 @@
             <w:r>
               <w:rPr>
                 <w:color w:val="FFFFFF"/>
+                <w:rFonts w:ascii="標楷體" w:hAnsi="標楷體" w:eastAsia="標楷體" w:cs="標楷體"/>
+                <w:sz w:val="24"/>
+                <w:szCs w:val="24"/>
               </w:rPr>
             </w:r>
             <w:r>
               <w:rPr>
-                <w:rFonts w:ascii="標楷體" w:hAnsi="標楷體" w:eastAsia="標楷體"/>
+                <w:rFonts w:ascii="標楷體" w:hAnsi="標楷體" w:eastAsia="標楷體" w:cs="標楷體"/>
                 <w:b/>
                 <w:color w:val="FFFFFF"/>
-                <w:sz w:val="22"/>
+                <w:sz w:val="24"/>
+                <w:szCs w:val="24"/>
               </w:rPr>
               <w:t>課名</w:t>
             </w:r>
@@ -118,14 +129,18 @@
             <w:r>
               <w:rPr>
                 <w:color w:val="FFFFFF"/>
+                <w:rFonts w:ascii="標楷體" w:hAnsi="標楷體" w:eastAsia="標楷體" w:cs="標楷體"/>
+                <w:sz w:val="24"/>
+                <w:szCs w:val="24"/>
               </w:rPr>
             </w:r>
             <w:r>
               <w:rPr>
-                <w:rFonts w:ascii="標楷體" w:hAnsi="標楷體" w:eastAsia="標楷體"/>
+                <w:rFonts w:ascii="標楷體" w:hAnsi="標楷體" w:eastAsia="標楷體" w:cs="標楷體"/>
                 <w:b/>
                 <w:color w:val="FFFFFF"/>
-                <w:sz w:val="22"/>
+                <w:sz w:val="24"/>
+                <w:szCs w:val="24"/>
               </w:rPr>
               <w:t>學分</w:t>
             </w:r>
@@ -145,14 +160,18 @@
             <w:r>
               <w:rPr>
                 <w:color w:val="FFFFFF"/>
+                <w:rFonts w:ascii="標楷體" w:hAnsi="標楷體" w:eastAsia="標楷體" w:cs="標楷體"/>
+                <w:sz w:val="24"/>
+                <w:szCs w:val="24"/>
               </w:rPr>
             </w:r>
             <w:r>
               <w:rPr>
-                <w:rFonts w:ascii="標楷體" w:hAnsi="標楷體" w:eastAsia="標楷體"/>
+                <w:rFonts w:ascii="標楷體" w:hAnsi="標楷體" w:eastAsia="標楷體" w:cs="標楷體"/>
                 <w:b/>
                 <w:color w:val="FFFFFF"/>
-                <w:sz w:val="22"/>
+                <w:sz w:val="24"/>
+                <w:szCs w:val="24"/>
               </w:rPr>
               <w:t>選別</w:t>
             </w:r>
@@ -172,14 +191,18 @@
             <w:r>
               <w:rPr>
                 <w:color w:val="FFFFFF"/>
+                <w:rFonts w:ascii="標楷體" w:hAnsi="標楷體" w:eastAsia="標楷體" w:cs="標楷體"/>
+                <w:sz w:val="24"/>
+                <w:szCs w:val="24"/>
               </w:rPr>
             </w:r>
             <w:r>
               <w:rPr>
-                <w:rFonts w:ascii="標楷體" w:hAnsi="標楷體" w:eastAsia="標楷體"/>
+                <w:rFonts w:ascii="標楷體" w:hAnsi="標楷體" w:eastAsia="標楷體" w:cs="標楷體"/>
                 <w:b/>
                 <w:color w:val="FFFFFF"/>
-                <w:sz w:val="22"/>
+                <w:sz w:val="24"/>
+                <w:szCs w:val="24"/>
               </w:rPr>
               <w:t>成績</w:t>
             </w:r>
@@ -187,6 +210,9 @@
         </w:tc>
       </w:tr>
       <w:tr>
+        <w:trPr>
+          <w:trHeight w:val="567" w:hRule="exact"/>
+        </w:trPr>
         <w:tc>
           <w:tcPr>
             <w:tcW w:type="dxa" w:w="1474"/>
@@ -200,9 +226,10 @@
             <w:r/>
             <w:r>
               <w:rPr>
-                <w:rFonts w:ascii="標楷體" w:hAnsi="標楷體" w:eastAsia="標楷體"/>
+                <w:rFonts w:ascii="標楷體" w:hAnsi="標楷體" w:eastAsia="標楷體" w:cs="標楷體"/>
                 <w:b w:val="0"/>
-                <w:sz w:val="22"/>
+                <w:sz w:val="24"/>
+                <w:szCs w:val="24"/>
               </w:rPr>
               <w:t>{#courses}{courseId}</w:t>
             </w:r>
@@ -221,9 +248,10 @@
             <w:r/>
             <w:r>
               <w:rPr>
-                <w:rFonts w:ascii="標楷體" w:hAnsi="標楷體" w:eastAsia="標楷體"/>
+                <w:rFonts w:ascii="標楷體" w:hAnsi="標楷體" w:eastAsia="標楷體" w:cs="標楷體"/>
                 <w:b w:val="0"/>
-                <w:sz w:val="22"/>
+                <w:sz w:val="24"/>
+                <w:szCs w:val="24"/>
               </w:rPr>
               <w:t>{courseName}</w:t>
             </w:r>
@@ -242,9 +270,10 @@
             <w:r/>
             <w:r>
               <w:rPr>
-                <w:rFonts w:ascii="標楷體" w:hAnsi="標楷體" w:eastAsia="標楷體"/>
+                <w:rFonts w:ascii="標楷體" w:hAnsi="標楷體" w:eastAsia="標楷體" w:cs="標楷體"/>
                 <w:b w:val="0"/>
-                <w:sz w:val="22"/>
+                <w:sz w:val="24"/>
+                <w:szCs w:val="24"/>
               </w:rPr>
               <w:t>{units}</w:t>
             </w:r>
@@ -263,9 +292,10 @@
             <w:r/>
             <w:r>
               <w:rPr>
-                <w:rFonts w:ascii="標楷體" w:hAnsi="標楷體" w:eastAsia="標楷體"/>
+                <w:rFonts w:ascii="標楷體" w:hAnsi="標楷體" w:eastAsia="標楷體" w:cs="標楷體"/>
                 <w:b w:val="0"/>
-                <w:sz w:val="22"/>
+                <w:sz w:val="24"/>
+                <w:szCs w:val="24"/>
               </w:rPr>
               <w:t>{selection}</w:t>
             </w:r>
@@ -284,9 +314,10 @@
             <w:r/>
             <w:r>
               <w:rPr>
-                <w:rFonts w:ascii="標楷體" w:hAnsi="標楷體" w:eastAsia="標楷體"/>
+                <w:rFonts w:ascii="標楷體" w:hAnsi="標楷體" w:eastAsia="標楷體" w:cs="標楷體"/>
                 <w:b w:val="0"/>
-                <w:sz w:val="22"/>
+                <w:sz w:val="24"/>
+                <w:szCs w:val="24"/>
               </w:rPr>
               <w:t>{score}{/courses}</w:t>
             </w:r>
@@ -300,10 +331,11 @@
       </w:pPr>
       <w:r>
         <w:rPr>
-          <w:rFonts w:ascii="標楷體" w:hAnsi="標楷體" w:eastAsia="標楷體"/>
+          <w:rFonts w:ascii="標楷體" w:hAnsi="標楷體" w:eastAsia="標楷體" w:cs="標楷體"/>
           <w:b/>
           <w:color w:val="4472C4"/>
           <w:sz w:val="24"/>
+          <w:szCs w:val="24"/>
         </w:rPr>
         <w:t>成績統計</w:t>
       </w:r>
@@ -311,9 +343,9 @@
     <w:tbl>
       <w:tblPr>
         <w:tblStyle w:val="TableGrid"/>
-        <w:tblW w:type="auto" w:w="0"/>
+        <w:tblW w:type="pct" w:w="5000"/>
         <w:jc w:val="center"/>
-        <w:tblLayout w:type="fixed"/>
+        <w:tblLayout w:type="autofit"/>
         <w:tblLook w:firstColumn="1" w:firstRow="1" w:lastColumn="0" w:lastRow="0" w:noHBand="0" w:noVBand="1" w:val="04A0"/>
       </w:tblPr>
       <w:tblGrid>
@@ -340,9 +372,10 @@
             <w:r/>
             <w:r>
               <w:rPr>
-                <w:rFonts w:ascii="標楷體" w:hAnsi="標楷體" w:eastAsia="標楷體"/>
+                <w:rFonts w:ascii="標楷體" w:hAnsi="標楷體" w:eastAsia="標楷體" w:cs="標楷體"/>
                 <w:b/>
-                <w:sz w:val="21"/>
+                <w:sz w:val="24"/>
+                <w:szCs w:val="24"/>
               </w:rPr>
               <w:t>共修學分</w:t>
             </w:r>
@@ -362,9 +395,10 @@
             <w:r/>
             <w:r>
               <w:rPr>
-                <w:rFonts w:ascii="標楷體" w:hAnsi="標楷體" w:eastAsia="標楷體"/>
+                <w:rFonts w:ascii="標楷體" w:hAnsi="標楷體" w:eastAsia="標楷體" w:cs="標楷體"/>
                 <w:b/>
-                <w:sz w:val="21"/>
+                <w:sz w:val="24"/>
+                <w:szCs w:val="24"/>
               </w:rPr>
               <w:t>實得學分</w:t>
             </w:r>
@@ -384,9 +418,10 @@
             <w:r/>
             <w:r>
               <w:rPr>
-                <w:rFonts w:ascii="標楷體" w:hAnsi="標楷體" w:eastAsia="標楷體"/>
+                <w:rFonts w:ascii="標楷體" w:hAnsi="標楷體" w:eastAsia="標楷體" w:cs="標楷體"/>
                 <w:b/>
-                <w:sz w:val="21"/>
+                <w:sz w:val="24"/>
+                <w:szCs w:val="24"/>
               </w:rPr>
               <w:t>未過學分</w:t>
             </w:r>
@@ -406,9 +441,10 @@
             <w:r/>
             <w:r>
               <w:rPr>
-                <w:rFonts w:ascii="標楷體" w:hAnsi="標楷體" w:eastAsia="標楷體"/>
+                <w:rFonts w:ascii="標楷體" w:hAnsi="標楷體" w:eastAsia="標楷體" w:cs="標楷體"/>
                 <w:b/>
-                <w:sz w:val="21"/>
+                <w:sz w:val="24"/>
+                <w:szCs w:val="24"/>
               </w:rPr>
               <w:t>總分</w:t>
             </w:r>
@@ -428,9 +464,10 @@
             <w:r/>
             <w:r>
               <w:rPr>
-                <w:rFonts w:ascii="標楷體" w:hAnsi="標楷體" w:eastAsia="標楷體"/>
+                <w:rFonts w:ascii="標楷體" w:hAnsi="標楷體" w:eastAsia="標楷體" w:cs="標楷體"/>
                 <w:b/>
-                <w:sz w:val="21"/>
+                <w:sz w:val="24"/>
+                <w:szCs w:val="24"/>
               </w:rPr>
               <w:t>平均</w:t>
             </w:r>
@@ -450,9 +487,10 @@
             <w:r/>
             <w:r>
               <w:rPr>
-                <w:rFonts w:ascii="標楷體" w:hAnsi="標楷體" w:eastAsia="標楷體"/>
+                <w:rFonts w:ascii="標楷體" w:hAnsi="標楷體" w:eastAsia="標楷體" w:cs="標楷體"/>
                 <w:b/>
-                <w:sz w:val="21"/>
+                <w:sz w:val="24"/>
+                <w:szCs w:val="24"/>
               </w:rPr>
               <w:t>操行</w:t>
             </w:r>
@@ -472,9 +510,10 @@
             <w:r/>
             <w:r>
               <w:rPr>
-                <w:rFonts w:ascii="標楷體" w:hAnsi="標楷體" w:eastAsia="標楷體"/>
+                <w:rFonts w:ascii="標楷體" w:hAnsi="標楷體" w:eastAsia="標楷體" w:cs="標楷體"/>
                 <w:b/>
-                <w:sz w:val="21"/>
+                <w:sz w:val="24"/>
+                <w:szCs w:val="24"/>
               </w:rPr>
               <w:t>名次</w:t>
             </w:r>
@@ -495,9 +534,10 @@
             <w:r/>
             <w:r>
               <w:rPr>
-                <w:rFonts w:ascii="標楷體" w:hAnsi="標楷體" w:eastAsia="標楷體"/>
+                <w:rFonts w:ascii="標楷體" w:hAnsi="標楷體" w:eastAsia="標楷體" w:cs="標楷體"/>
                 <w:b w:val="0"/>
-                <w:sz w:val="21"/>
+                <w:sz w:val="24"/>
+                <w:szCs w:val="24"/>
               </w:rPr>
               <w:t>{totalUnits}</w:t>
             </w:r>
@@ -516,9 +556,10 @@
             <w:r/>
             <w:r>
               <w:rPr>
-                <w:rFonts w:ascii="標楷體" w:hAnsi="標楷體" w:eastAsia="標楷體"/>
+                <w:rFonts w:ascii="標楷體" w:hAnsi="標楷體" w:eastAsia="標楷體" w:cs="標楷體"/>
                 <w:b w:val="0"/>
-                <w:sz w:val="21"/>
+                <w:sz w:val="24"/>
+                <w:szCs w:val="24"/>
               </w:rPr>
               <w:t>{earnedUnits}</w:t>
             </w:r>
@@ -537,9 +578,10 @@
             <w:r/>
             <w:r>
               <w:rPr>
-                <w:rFonts w:ascii="標楷體" w:hAnsi="標楷體" w:eastAsia="標楷體"/>
+                <w:rFonts w:ascii="標楷體" w:hAnsi="標楷體" w:eastAsia="標楷體" w:cs="標楷體"/>
                 <w:b w:val="0"/>
-                <w:sz w:val="21"/>
+                <w:sz w:val="24"/>
+                <w:szCs w:val="24"/>
               </w:rPr>
               <w:t>{failedUnits}</w:t>
             </w:r>
@@ -558,9 +600,10 @@
             <w:r/>
             <w:r>
               <w:rPr>
-                <w:rFonts w:ascii="標楷體" w:hAnsi="標楷體" w:eastAsia="標楷體"/>
+                <w:rFonts w:ascii="標楷體" w:hAnsi="標楷體" w:eastAsia="標楷體" w:cs="標楷體"/>
                 <w:b w:val="0"/>
-                <w:sz w:val="21"/>
+                <w:sz w:val="24"/>
+                <w:szCs w:val="24"/>
               </w:rPr>
               <w:t>{totalScore}</w:t>
             </w:r>
@@ -579,9 +622,10 @@
             <w:r/>
             <w:r>
               <w:rPr>
-                <w:rFonts w:ascii="標楷體" w:hAnsi="標楷體" w:eastAsia="標楷體"/>
+                <w:rFonts w:ascii="標楷體" w:hAnsi="標楷體" w:eastAsia="標楷體" w:cs="標楷體"/>
                 <w:b w:val="0"/>
-                <w:sz w:val="21"/>
+                <w:sz w:val="24"/>
+                <w:szCs w:val="24"/>
               </w:rPr>
               <w:t>{average}</w:t>
             </w:r>
@@ -600,9 +644,10 @@
             <w:r/>
             <w:r>
               <w:rPr>
-                <w:rFonts w:ascii="標楷體" w:hAnsi="標楷體" w:eastAsia="標楷體"/>
+                <w:rFonts w:ascii="標楷體" w:hAnsi="標楷體" w:eastAsia="標楷體" w:cs="標楷體"/>
                 <w:b w:val="0"/>
-                <w:sz w:val="21"/>
+                <w:sz w:val="24"/>
+                <w:szCs w:val="24"/>
               </w:rPr>
               <w:t>{conduct}</w:t>
             </w:r>
@@ -621,9 +666,10 @@
             <w:r/>
             <w:r>
               <w:rPr>
-                <w:rFonts w:ascii="標楷體" w:hAnsi="標楷體" w:eastAsia="標楷體"/>
+                <w:rFonts w:ascii="標楷體" w:hAnsi="標楷體" w:eastAsia="標楷體" w:cs="標楷體"/>
                 <w:b w:val="0"/>
-                <w:sz w:val="21"/>
+                <w:sz w:val="24"/>
+                <w:szCs w:val="24"/>
               </w:rPr>
               <w:t>{rank}</w:t>
             </w:r>
@@ -849,9 +895,9 @@
   <w:docDefaults>
     <w:rPrDefault>
       <w:rPr>
-        <w:rFonts w:asciiTheme="minorHAnsi" w:eastAsiaTheme="minorEastAsia" w:hAnsiTheme="minorHAnsi" w:cstheme="minorBidi"/>
-        <w:sz w:val="22"/>
-        <w:szCs w:val="22"/>
+        <w:rFonts w:asciiTheme="minorHAnsi" w:eastAsiaTheme="minorEastAsia" w:hAnsiTheme="minorHAnsi" w:cstheme="minorBidi" w:ascii="標楷體" w:hAnsi="標楷體" w:eastAsia="標楷體" w:cs="標楷體"/>
+        <w:sz w:val="24"/>
+        <w:szCs w:val="24"/>
         <w:lang w:val="en-US" w:eastAsia="en-US" w:bidi="ar-SA"/>
       </w:rPr>
     </w:rPrDefault>
@@ -1005,8 +1051,9 @@
     <w:qFormat/>
     <w:rsid w:val="00FC693F"/>
     <w:rPr>
-      <w:rFonts w:ascii="標楷體" w:hAnsi="標楷體" w:eastAsia="標楷體"/>
+      <w:rFonts w:ascii="標楷體" w:hAnsi="標楷體" w:eastAsia="標楷體" w:cs="標楷體"/>
       <w:sz w:val="24"/>
+      <w:szCs w:val="24"/>
     </w:rPr>
   </w:style>
   <w:style w:type="paragraph" w:styleId="Header">
@@ -1068,12 +1115,12 @@
       <w:outlineLvl w:val="0"/>
     </w:pPr>
     <w:rPr>
-      <w:rFonts w:asciiTheme="majorHAnsi" w:eastAsiaTheme="majorEastAsia" w:hAnsiTheme="majorHAnsi" w:cstheme="majorBidi"/>
+      <w:rFonts w:asciiTheme="majorHAnsi" w:eastAsiaTheme="majorEastAsia" w:hAnsiTheme="majorHAnsi" w:cstheme="majorBidi" w:ascii="標楷體" w:hAnsi="標楷體" w:eastAsia="標楷體" w:cs="標楷體"/>
       <w:b/>
       <w:bCs/>
       <w:color w:val="365F91" w:themeColor="accent1" w:themeShade="BF"/>
-      <w:sz w:val="28"/>
-      <w:szCs w:val="28"/>
+      <w:sz w:val="24"/>
+      <w:szCs w:val="24"/>
     </w:rPr>
   </w:style>
   <w:style w:type="paragraph" w:styleId="Heading2">
@@ -1092,12 +1139,12 @@
       <w:outlineLvl w:val="1"/>
     </w:pPr>
     <w:rPr>
-      <w:rFonts w:asciiTheme="majorHAnsi" w:eastAsiaTheme="majorEastAsia" w:hAnsiTheme="majorHAnsi" w:cstheme="majorBidi"/>
+      <w:rFonts w:asciiTheme="majorHAnsi" w:eastAsiaTheme="majorEastAsia" w:hAnsiTheme="majorHAnsi" w:cstheme="majorBidi" w:ascii="標楷體" w:hAnsi="標楷體" w:eastAsia="標楷體" w:cs="標楷體"/>
       <w:b/>
       <w:bCs/>
       <w:color w:val="4F81BD" w:themeColor="accent1"/>
-      <w:sz w:val="26"/>
-      <w:szCs w:val="26"/>
+      <w:sz w:val="24"/>
+      <w:szCs w:val="24"/>
     </w:rPr>
   </w:style>
   <w:style w:type="paragraph" w:styleId="Heading3">
@@ -1116,10 +1163,12 @@
       <w:outlineLvl w:val="2"/>
     </w:pPr>
     <w:rPr>
-      <w:rFonts w:asciiTheme="majorHAnsi" w:eastAsiaTheme="majorEastAsia" w:hAnsiTheme="majorHAnsi" w:cstheme="majorBidi"/>
+      <w:rFonts w:asciiTheme="majorHAnsi" w:eastAsiaTheme="majorEastAsia" w:hAnsiTheme="majorHAnsi" w:cstheme="majorBidi" w:ascii="標楷體" w:hAnsi="標楷體" w:eastAsia="標楷體" w:cs="標楷體"/>
       <w:b/>
       <w:bCs/>
       <w:color w:val="4F81BD" w:themeColor="accent1"/>
+      <w:sz w:val="24"/>
+      <w:szCs w:val="24"/>
     </w:rPr>
   </w:style>
   <w:style w:type="paragraph" w:styleId="Heading4">
@@ -1139,12 +1188,14 @@
       <w:outlineLvl w:val="3"/>
     </w:pPr>
     <w:rPr>
-      <w:rFonts w:asciiTheme="majorHAnsi" w:eastAsiaTheme="majorEastAsia" w:hAnsiTheme="majorHAnsi" w:cstheme="majorBidi"/>
+      <w:rFonts w:asciiTheme="majorHAnsi" w:eastAsiaTheme="majorEastAsia" w:hAnsiTheme="majorHAnsi" w:cstheme="majorBidi" w:ascii="標楷體" w:hAnsi="標楷體" w:eastAsia="標楷體" w:cs="標楷體"/>
       <w:b/>
       <w:bCs/>
       <w:i/>
       <w:iCs/>
       <w:color w:val="4F81BD" w:themeColor="accent1"/>
+      <w:sz w:val="24"/>
+      <w:szCs w:val="24"/>
     </w:rPr>
   </w:style>
   <w:style w:type="paragraph" w:styleId="Heading5">
@@ -1164,8 +1215,10 @@
       <w:outlineLvl w:val="4"/>
     </w:pPr>
     <w:rPr>
-      <w:rFonts w:asciiTheme="majorHAnsi" w:eastAsiaTheme="majorEastAsia" w:hAnsiTheme="majorHAnsi" w:cstheme="majorBidi"/>
+      <w:rFonts w:asciiTheme="majorHAnsi" w:eastAsiaTheme="majorEastAsia" w:hAnsiTheme="majorHAnsi" w:cstheme="majorBidi" w:ascii="標楷體" w:hAnsi="標楷體" w:eastAsia="標楷體" w:cs="標楷體"/>
       <w:color w:val="243F60" w:themeColor="accent1" w:themeShade="7F"/>
+      <w:sz w:val="24"/>
+      <w:szCs w:val="24"/>
     </w:rPr>
   </w:style>
   <w:style w:type="paragraph" w:styleId="Heading6">
@@ -1185,10 +1238,12 @@
       <w:outlineLvl w:val="5"/>
     </w:pPr>
     <w:rPr>
-      <w:rFonts w:asciiTheme="majorHAnsi" w:eastAsiaTheme="majorEastAsia" w:hAnsiTheme="majorHAnsi" w:cstheme="majorBidi"/>
+      <w:rFonts w:asciiTheme="majorHAnsi" w:eastAsiaTheme="majorEastAsia" w:hAnsiTheme="majorHAnsi" w:cstheme="majorBidi" w:ascii="標楷體" w:hAnsi="標楷體" w:eastAsia="標楷體" w:cs="標楷體"/>
       <w:i/>
       <w:iCs/>
       <w:color w:val="243F60" w:themeColor="accent1" w:themeShade="7F"/>
+      <w:sz w:val="24"/>
+      <w:szCs w:val="24"/>
     </w:rPr>
   </w:style>
   <w:style w:type="paragraph" w:styleId="Heading7">
@@ -1208,10 +1263,12 @@
       <w:outlineLvl w:val="6"/>
     </w:pPr>
     <w:rPr>
-      <w:rFonts w:asciiTheme="majorHAnsi" w:eastAsiaTheme="majorEastAsia" w:hAnsiTheme="majorHAnsi" w:cstheme="majorBidi"/>
+      <w:rFonts w:asciiTheme="majorHAnsi" w:eastAsiaTheme="majorEastAsia" w:hAnsiTheme="majorHAnsi" w:cstheme="majorBidi" w:ascii="標楷體" w:hAnsi="標楷體" w:eastAsia="標楷體" w:cs="標楷體"/>
       <w:i/>
       <w:iCs/>
       <w:color w:val="404040" w:themeColor="text1" w:themeTint="BF"/>
+      <w:sz w:val="24"/>
+      <w:szCs w:val="24"/>
     </w:rPr>
   </w:style>
   <w:style w:type="paragraph" w:styleId="Heading8">
@@ -1231,10 +1288,10 @@
       <w:outlineLvl w:val="7"/>
     </w:pPr>
     <w:rPr>
-      <w:rFonts w:asciiTheme="majorHAnsi" w:eastAsiaTheme="majorEastAsia" w:hAnsiTheme="majorHAnsi" w:cstheme="majorBidi"/>
+      <w:rFonts w:asciiTheme="majorHAnsi" w:eastAsiaTheme="majorEastAsia" w:hAnsiTheme="majorHAnsi" w:cstheme="majorBidi" w:ascii="標楷體" w:hAnsi="標楷體" w:eastAsia="標楷體" w:cs="標楷體"/>
       <w:color w:val="4F81BD" w:themeColor="accent1"/>
-      <w:sz w:val="20"/>
-      <w:szCs w:val="20"/>
+      <w:sz w:val="24"/>
+      <w:szCs w:val="24"/>
     </w:rPr>
   </w:style>
   <w:style w:type="paragraph" w:styleId="Heading9">
@@ -1254,12 +1311,12 @@
       <w:outlineLvl w:val="8"/>
     </w:pPr>
     <w:rPr>
-      <w:rFonts w:asciiTheme="majorHAnsi" w:eastAsiaTheme="majorEastAsia" w:hAnsiTheme="majorHAnsi" w:cstheme="majorBidi"/>
+      <w:rFonts w:asciiTheme="majorHAnsi" w:eastAsiaTheme="majorEastAsia" w:hAnsiTheme="majorHAnsi" w:cstheme="majorBidi" w:ascii="標楷體" w:hAnsi="標楷體" w:eastAsia="標楷體" w:cs="標楷體"/>
       <w:i/>
       <w:iCs/>
       <w:color w:val="404040" w:themeColor="text1" w:themeTint="BF"/>
-      <w:sz w:val="20"/>
-      <w:szCs w:val="20"/>
+      <w:sz w:val="24"/>
+      <w:szCs w:val="24"/>
     </w:rPr>
   </w:style>
   <w:style w:type="character" w:default="1" w:styleId="DefaultParagraphFont">
@@ -1305,12 +1362,12 @@
     <w:uiPriority w:val="9"/>
     <w:rsid w:val="00FC693F"/>
     <w:rPr>
-      <w:rFonts w:asciiTheme="majorHAnsi" w:eastAsiaTheme="majorEastAsia" w:hAnsiTheme="majorHAnsi" w:cstheme="majorBidi"/>
+      <w:rFonts w:asciiTheme="majorHAnsi" w:eastAsiaTheme="majorEastAsia" w:hAnsiTheme="majorHAnsi" w:cstheme="majorBidi" w:ascii="標楷體" w:hAnsi="標楷體" w:eastAsia="標楷體" w:cs="標楷體"/>
       <w:b/>
       <w:bCs/>
       <w:color w:val="365F91" w:themeColor="accent1" w:themeShade="BF"/>
-      <w:sz w:val="28"/>
-      <w:szCs w:val="28"/>
+      <w:sz w:val="24"/>
+      <w:szCs w:val="24"/>
     </w:rPr>
   </w:style>
   <w:style w:type="character" w:customStyle="1" w:styleId="Heading2Char">
@@ -1320,12 +1377,12 @@
     <w:uiPriority w:val="9"/>
     <w:rsid w:val="00FC693F"/>
     <w:rPr>
-      <w:rFonts w:asciiTheme="majorHAnsi" w:eastAsiaTheme="majorEastAsia" w:hAnsiTheme="majorHAnsi" w:cstheme="majorBidi"/>
+      <w:rFonts w:asciiTheme="majorHAnsi" w:eastAsiaTheme="majorEastAsia" w:hAnsiTheme="majorHAnsi" w:cstheme="majorBidi" w:ascii="標楷體" w:hAnsi="標楷體" w:eastAsia="標楷體" w:cs="標楷體"/>
       <w:b/>
       <w:bCs/>
       <w:color w:val="4F81BD" w:themeColor="accent1"/>
-      <w:sz w:val="26"/>
-      <w:szCs w:val="26"/>
+      <w:sz w:val="24"/>
+      <w:szCs w:val="24"/>
     </w:rPr>
   </w:style>
   <w:style w:type="character" w:customStyle="1" w:styleId="Heading3Char">
@@ -1335,10 +1392,12 @@
     <w:uiPriority w:val="9"/>
     <w:rsid w:val="00FC693F"/>
     <w:rPr>
-      <w:rFonts w:asciiTheme="majorHAnsi" w:eastAsiaTheme="majorEastAsia" w:hAnsiTheme="majorHAnsi" w:cstheme="majorBidi"/>
+      <w:rFonts w:asciiTheme="majorHAnsi" w:eastAsiaTheme="majorEastAsia" w:hAnsiTheme="majorHAnsi" w:cstheme="majorBidi" w:ascii="標楷體" w:hAnsi="標楷體" w:eastAsia="標楷體" w:cs="標楷體"/>
       <w:b/>
       <w:bCs/>
       <w:color w:val="4F81BD" w:themeColor="accent1"/>
+      <w:sz w:val="24"/>
+      <w:szCs w:val="24"/>
     </w:rPr>
   </w:style>
   <w:style w:type="paragraph" w:styleId="Title">
@@ -1357,12 +1416,12 @@
       <w:contextualSpacing/>
     </w:pPr>
     <w:rPr>
-      <w:rFonts w:asciiTheme="majorHAnsi" w:eastAsiaTheme="majorEastAsia" w:hAnsiTheme="majorHAnsi" w:cstheme="majorBidi"/>
+      <w:rFonts w:asciiTheme="majorHAnsi" w:eastAsiaTheme="majorEastAsia" w:hAnsiTheme="majorHAnsi" w:cstheme="majorBidi" w:ascii="標楷體" w:hAnsi="標楷體" w:eastAsia="標楷體" w:cs="標楷體"/>
       <w:color w:val="17365D" w:themeColor="text2" w:themeShade="BF"/>
       <w:spacing w:val="5"/>
       <w:kern w:val="28"/>
-      <w:sz w:val="52"/>
-      <w:szCs w:val="52"/>
+      <w:sz w:val="24"/>
+      <w:szCs w:val="24"/>
     </w:rPr>
   </w:style>
   <w:style w:type="character" w:customStyle="1" w:styleId="TitleChar">
@@ -1372,12 +1431,12 @@
     <w:uiPriority w:val="10"/>
     <w:rsid w:val="00FC693F"/>
     <w:rPr>
-      <w:rFonts w:asciiTheme="majorHAnsi" w:eastAsiaTheme="majorEastAsia" w:hAnsiTheme="majorHAnsi" w:cstheme="majorBidi"/>
+      <w:rFonts w:asciiTheme="majorHAnsi" w:eastAsiaTheme="majorEastAsia" w:hAnsiTheme="majorHAnsi" w:cstheme="majorBidi" w:ascii="標楷體" w:hAnsi="標楷體" w:eastAsia="標楷體" w:cs="標楷體"/>
       <w:color w:val="17365D" w:themeColor="text2" w:themeShade="BF"/>
       <w:spacing w:val="5"/>
       <w:kern w:val="28"/>
-      <w:sz w:val="52"/>
-      <w:szCs w:val="52"/>
+      <w:sz w:val="24"/>
+      <w:szCs w:val="24"/>
     </w:rPr>
   </w:style>
   <w:style w:type="paragraph" w:styleId="Subtitle">
@@ -1394,7 +1453,7 @@
       </w:numPr>
     </w:pPr>
     <w:rPr>
-      <w:rFonts w:asciiTheme="majorHAnsi" w:eastAsiaTheme="majorEastAsia" w:hAnsiTheme="majorHAnsi" w:cstheme="majorBidi"/>
+      <w:rFonts w:asciiTheme="majorHAnsi" w:eastAsiaTheme="majorEastAsia" w:hAnsiTheme="majorHAnsi" w:cstheme="majorBidi" w:ascii="標楷體" w:hAnsi="標楷體" w:eastAsia="標楷體" w:cs="標楷體"/>
       <w:i/>
       <w:iCs/>
       <w:color w:val="4F81BD" w:themeColor="accent1"/>
@@ -1410,7 +1469,7 @@
     <w:uiPriority w:val="11"/>
     <w:rsid w:val="00FC693F"/>
     <w:rPr>
-      <w:rFonts w:asciiTheme="majorHAnsi" w:eastAsiaTheme="majorEastAsia" w:hAnsiTheme="majorHAnsi" w:cstheme="majorBidi"/>
+      <w:rFonts w:asciiTheme="majorHAnsi" w:eastAsiaTheme="majorEastAsia" w:hAnsiTheme="majorHAnsi" w:cstheme="majorBidi" w:ascii="標楷體" w:hAnsi="標楷體" w:eastAsia="標楷體" w:cs="標楷體"/>
       <w:i/>
       <w:iCs/>
       <w:color w:val="4F81BD" w:themeColor="accent1"/>
@@ -1477,8 +1536,9 @@
       <w:spacing w:after="120"/>
     </w:pPr>
     <w:rPr>
-      <w:sz w:val="16"/>
-      <w:szCs w:val="16"/>
+      <w:sz w:val="24"/>
+      <w:szCs w:val="24"/>
+      <w:rFonts w:ascii="標楷體" w:hAnsi="標楷體" w:eastAsia="標楷體" w:cs="標楷體"/>
     </w:rPr>
   </w:style>
   <w:style w:type="character" w:customStyle="1" w:styleId="BodyText3Char">
@@ -1488,8 +1548,9 @@
     <w:uiPriority w:val="99"/>
     <w:rsid w:val="00AA1D8D"/>
     <w:rPr>
-      <w:sz w:val="16"/>
-      <w:szCs w:val="16"/>
+      <w:sz w:val="24"/>
+      <w:szCs w:val="24"/>
+      <w:rFonts w:ascii="標楷體" w:hAnsi="標楷體" w:eastAsia="標楷體" w:cs="標楷體"/>
     </w:rPr>
   </w:style>
   <w:style w:type="paragraph" w:styleId="List">
@@ -1657,9 +1718,9 @@
       </w:tabs>
     </w:pPr>
     <w:rPr>
-      <w:rFonts w:ascii="Courier" w:hAnsi="Courier"/>
-      <w:sz w:val="20"/>
-      <w:szCs w:val="20"/>
+      <w:rFonts w:ascii="標楷體" w:hAnsi="標楷體" w:eastAsia="標楷體" w:cs="標楷體"/>
+      <w:sz w:val="24"/>
+      <w:szCs w:val="24"/>
     </w:rPr>
   </w:style>
   <w:style w:type="character" w:customStyle="1" w:styleId="MacroTextChar">
@@ -1669,9 +1730,9 @@
     <w:uiPriority w:val="99"/>
     <w:rsid w:val="0029639D"/>
     <w:rPr>
-      <w:rFonts w:ascii="Courier" w:hAnsi="Courier"/>
-      <w:sz w:val="20"/>
-      <w:szCs w:val="20"/>
+      <w:rFonts w:ascii="標楷體" w:hAnsi="標楷體" w:eastAsia="標楷體" w:cs="標楷體"/>
+      <w:sz w:val="24"/>
+      <w:szCs w:val="24"/>
     </w:rPr>
   </w:style>
   <w:style w:type="paragraph" w:styleId="Quote">
@@ -1686,6 +1747,9 @@
       <w:i/>
       <w:iCs/>
       <w:color w:val="000000" w:themeColor="text1"/>
+      <w:rFonts w:ascii="標楷體" w:hAnsi="標楷體" w:eastAsia="標楷體" w:cs="標楷體"/>
+      <w:sz w:val="24"/>
+      <w:szCs w:val="24"/>
     </w:rPr>
   </w:style>
   <w:style w:type="character" w:customStyle="1" w:styleId="QuoteChar">
@@ -1698,6 +1762,9 @@
       <w:i/>
       <w:iCs/>
       <w:color w:val="000000" w:themeColor="text1"/>
+      <w:rFonts w:ascii="標楷體" w:hAnsi="標楷體" w:eastAsia="標楷體" w:cs="標楷體"/>
+      <w:sz w:val="24"/>
+      <w:szCs w:val="24"/>
     </w:rPr>
   </w:style>
   <w:style w:type="character" w:customStyle="1" w:styleId="Heading4Char">
@@ -1708,12 +1775,14 @@
     <w:semiHidden/>
     <w:rsid w:val="00FC693F"/>
     <w:rPr>
-      <w:rFonts w:asciiTheme="majorHAnsi" w:eastAsiaTheme="majorEastAsia" w:hAnsiTheme="majorHAnsi" w:cstheme="majorBidi"/>
+      <w:rFonts w:asciiTheme="majorHAnsi" w:eastAsiaTheme="majorEastAsia" w:hAnsiTheme="majorHAnsi" w:cstheme="majorBidi" w:ascii="標楷體" w:hAnsi="標楷體" w:eastAsia="標楷體" w:cs="標楷體"/>
       <w:b/>
       <w:bCs/>
       <w:i/>
       <w:iCs/>
       <w:color w:val="4F81BD" w:themeColor="accent1"/>
+      <w:sz w:val="24"/>
+      <w:szCs w:val="24"/>
     </w:rPr>
   </w:style>
   <w:style w:type="character" w:customStyle="1" w:styleId="Heading5Char">
@@ -1724,8 +1793,10 @@
     <w:semiHidden/>
     <w:rsid w:val="00FC693F"/>
     <w:rPr>
-      <w:rFonts w:asciiTheme="majorHAnsi" w:eastAsiaTheme="majorEastAsia" w:hAnsiTheme="majorHAnsi" w:cstheme="majorBidi"/>
+      <w:rFonts w:asciiTheme="majorHAnsi" w:eastAsiaTheme="majorEastAsia" w:hAnsiTheme="majorHAnsi" w:cstheme="majorBidi" w:ascii="標楷體" w:hAnsi="標楷體" w:eastAsia="標楷體" w:cs="標楷體"/>
       <w:color w:val="243F60" w:themeColor="accent1" w:themeShade="7F"/>
+      <w:sz w:val="24"/>
+      <w:szCs w:val="24"/>
     </w:rPr>
   </w:style>
   <w:style w:type="character" w:customStyle="1" w:styleId="Heading6Char">
@@ -1736,10 +1807,12 @@
     <w:semiHidden/>
     <w:rsid w:val="00FC693F"/>
     <w:rPr>
-      <w:rFonts w:asciiTheme="majorHAnsi" w:eastAsiaTheme="majorEastAsia" w:hAnsiTheme="majorHAnsi" w:cstheme="majorBidi"/>
+      <w:rFonts w:asciiTheme="majorHAnsi" w:eastAsiaTheme="majorEastAsia" w:hAnsiTheme="majorHAnsi" w:cstheme="majorBidi" w:ascii="標楷體" w:hAnsi="標楷體" w:eastAsia="標楷體" w:cs="標楷體"/>
       <w:i/>
       <w:iCs/>
       <w:color w:val="243F60" w:themeColor="accent1" w:themeShade="7F"/>
+      <w:sz w:val="24"/>
+      <w:szCs w:val="24"/>
     </w:rPr>
   </w:style>
   <w:style w:type="character" w:customStyle="1" w:styleId="Heading7Char">
@@ -1750,10 +1823,12 @@
     <w:semiHidden/>
     <w:rsid w:val="00FC693F"/>
     <w:rPr>
-      <w:rFonts w:asciiTheme="majorHAnsi" w:eastAsiaTheme="majorEastAsia" w:hAnsiTheme="majorHAnsi" w:cstheme="majorBidi"/>
+      <w:rFonts w:asciiTheme="majorHAnsi" w:eastAsiaTheme="majorEastAsia" w:hAnsiTheme="majorHAnsi" w:cstheme="majorBidi" w:ascii="標楷體" w:hAnsi="標楷體" w:eastAsia="標楷體" w:cs="標楷體"/>
       <w:i/>
       <w:iCs/>
       <w:color w:val="404040" w:themeColor="text1" w:themeTint="BF"/>
+      <w:sz w:val="24"/>
+      <w:szCs w:val="24"/>
     </w:rPr>
   </w:style>
   <w:style w:type="character" w:customStyle="1" w:styleId="Heading8Char">
@@ -1764,10 +1839,10 @@
     <w:semiHidden/>
     <w:rsid w:val="00FC693F"/>
     <w:rPr>
-      <w:rFonts w:asciiTheme="majorHAnsi" w:eastAsiaTheme="majorEastAsia" w:hAnsiTheme="majorHAnsi" w:cstheme="majorBidi"/>
+      <w:rFonts w:asciiTheme="majorHAnsi" w:eastAsiaTheme="majorEastAsia" w:hAnsiTheme="majorHAnsi" w:cstheme="majorBidi" w:ascii="標楷體" w:hAnsi="標楷體" w:eastAsia="標楷體" w:cs="標楷體"/>
       <w:color w:val="4F81BD" w:themeColor="accent1"/>
-      <w:sz w:val="20"/>
-      <w:szCs w:val="20"/>
+      <w:sz w:val="24"/>
+      <w:szCs w:val="24"/>
     </w:rPr>
   </w:style>
   <w:style w:type="character" w:customStyle="1" w:styleId="Heading9Char">
@@ -1778,12 +1853,12 @@
     <w:semiHidden/>
     <w:rsid w:val="00FC693F"/>
     <w:rPr>
-      <w:rFonts w:asciiTheme="majorHAnsi" w:eastAsiaTheme="majorEastAsia" w:hAnsiTheme="majorHAnsi" w:cstheme="majorBidi"/>
+      <w:rFonts w:asciiTheme="majorHAnsi" w:eastAsiaTheme="majorEastAsia" w:hAnsiTheme="majorHAnsi" w:cstheme="majorBidi" w:ascii="標楷體" w:hAnsi="標楷體" w:eastAsia="標楷體" w:cs="標楷體"/>
       <w:i/>
       <w:iCs/>
       <w:color w:val="404040" w:themeColor="text1" w:themeTint="BF"/>
-      <w:sz w:val="20"/>
-      <w:szCs w:val="20"/>
+      <w:sz w:val="24"/>
+      <w:szCs w:val="24"/>
     </w:rPr>
   </w:style>
   <w:style w:type="paragraph" w:styleId="Caption">
@@ -1802,8 +1877,9 @@
       <w:b/>
       <w:bCs/>
       <w:color w:val="4F81BD" w:themeColor="accent1"/>
-      <w:sz w:val="18"/>
-      <w:szCs w:val="18"/>
+      <w:sz w:val="24"/>
+      <w:szCs w:val="24"/>
+      <w:rFonts w:ascii="標楷體" w:hAnsi="標楷體" w:eastAsia="標楷體" w:cs="標楷體"/>
     </w:rPr>
   </w:style>
   <w:style w:type="character" w:styleId="Strong">
@@ -1815,6 +1891,9 @@
     <w:rPr>
       <w:b/>
       <w:bCs/>
+      <w:rFonts w:ascii="標楷體" w:hAnsi="標楷體" w:eastAsia="標楷體" w:cs="標楷體"/>
+      <w:sz w:val="24"/>
+      <w:szCs w:val="24"/>
     </w:rPr>
   </w:style>
   <w:style w:type="character" w:styleId="Emphasis">
@@ -1826,6 +1905,9 @@
     <w:rPr>
       <w:i/>
       <w:iCs/>
+      <w:rFonts w:ascii="標楷體" w:hAnsi="標楷體" w:eastAsia="標楷體" w:cs="標楷體"/>
+      <w:sz w:val="24"/>
+      <w:szCs w:val="24"/>
     </w:rPr>
   </w:style>
   <w:style w:type="paragraph" w:styleId="IntenseQuote">
@@ -1849,6 +1931,9 @@
       <w:i/>
       <w:iCs/>
       <w:color w:val="4F81BD" w:themeColor="accent1"/>
+      <w:rFonts w:ascii="標楷體" w:hAnsi="標楷體" w:eastAsia="標楷體" w:cs="標楷體"/>
+      <w:sz w:val="24"/>
+      <w:szCs w:val="24"/>
     </w:rPr>
   </w:style>
   <w:style w:type="character" w:customStyle="1" w:styleId="IntenseQuoteChar">
@@ -1863,6 +1948,9 @@
       <w:i/>
       <w:iCs/>
       <w:color w:val="4F81BD" w:themeColor="accent1"/>
+      <w:rFonts w:ascii="標楷體" w:hAnsi="標楷體" w:eastAsia="標楷體" w:cs="標楷體"/>
+      <w:sz w:val="24"/>
+      <w:szCs w:val="24"/>
     </w:rPr>
   </w:style>
   <w:style w:type="character" w:styleId="SubtleEmphasis">
@@ -1875,6 +1963,9 @@
       <w:i/>
       <w:iCs/>
       <w:color w:val="808080" w:themeColor="text1" w:themeTint="7F"/>
+      <w:rFonts w:ascii="標楷體" w:hAnsi="標楷體" w:eastAsia="標楷體" w:cs="標楷體"/>
+      <w:sz w:val="24"/>
+      <w:szCs w:val="24"/>
     </w:rPr>
   </w:style>
   <w:style w:type="character" w:styleId="IntenseEmphasis">
@@ -1889,6 +1980,9 @@
       <w:i/>
       <w:iCs/>
       <w:color w:val="4F81BD" w:themeColor="accent1"/>
+      <w:rFonts w:ascii="標楷體" w:hAnsi="標楷體" w:eastAsia="標楷體" w:cs="標楷體"/>
+      <w:sz w:val="24"/>
+      <w:szCs w:val="24"/>
     </w:rPr>
   </w:style>
   <w:style w:type="character" w:styleId="SubtleReference">
@@ -1901,6 +1995,9 @@
       <w:smallCaps/>
       <w:color w:val="C0504D" w:themeColor="accent2"/>
       <w:u w:val="single"/>
+      <w:rFonts w:ascii="標楷體" w:hAnsi="標楷體" w:eastAsia="標楷體" w:cs="標楷體"/>
+      <w:sz w:val="24"/>
+      <w:szCs w:val="24"/>
     </w:rPr>
   </w:style>
   <w:style w:type="character" w:styleId="IntenseReference">
@@ -1916,6 +2013,9 @@
       <w:color w:val="C0504D" w:themeColor="accent2"/>
       <w:spacing w:val="5"/>
       <w:u w:val="single"/>
+      <w:rFonts w:ascii="標楷體" w:hAnsi="標楷體" w:eastAsia="標楷體" w:cs="標楷體"/>
+      <w:sz w:val="24"/>
+      <w:szCs w:val="24"/>
     </w:rPr>
   </w:style>
   <w:style w:type="character" w:styleId="BookTitle">
@@ -1929,6 +2029,9 @@
       <w:bCs/>
       <w:smallCaps/>
       <w:spacing w:val="5"/>
+      <w:rFonts w:ascii="標楷體" w:hAnsi="標楷體" w:eastAsia="標楷體" w:cs="標楷體"/>
+      <w:sz w:val="24"/>
+      <w:szCs w:val="24"/>
     </w:rPr>
   </w:style>
   <w:style w:type="paragraph" w:styleId="TOCHeading">
@@ -1980,6 +2083,9 @@
     </w:pPr>
     <w:rPr>
       <w:color w:val="000000" w:themeColor="text1" w:themeShade="BF"/>
+      <w:rFonts w:ascii="標楷體" w:hAnsi="標楷體" w:eastAsia="標楷體" w:cs="標楷體"/>
+      <w:sz w:val="24"/>
+      <w:szCs w:val="24"/>
     </w:rPr>
     <w:tblPr>
       <w:tblStyleRowBandSize w:val="1"/>
@@ -2003,6 +2109,9 @@
       <w:rPr>
         <w:b/>
         <w:bCs/>
+        <w:rFonts w:ascii="標楷體" w:hAnsi="標楷體" w:eastAsia="標楷體" w:cs="標楷體"/>
+        <w:sz w:val="24"/>
+        <w:szCs w:val="24"/>
       </w:rPr>
       <w:tblPr/>
       <w:tcPr>
@@ -2023,6 +2132,9 @@
       <w:rPr>
         <w:b/>
         <w:bCs/>
+        <w:rFonts w:ascii="標楷體" w:hAnsi="標楷體" w:eastAsia="標楷體" w:cs="標楷體"/>
+        <w:sz w:val="24"/>
+        <w:szCs w:val="24"/>
       </w:rPr>
       <w:tblPr/>
       <w:tcPr>
@@ -2040,12 +2152,18 @@
       <w:rPr>
         <w:b/>
         <w:bCs/>
+        <w:rFonts w:ascii="標楷體" w:hAnsi="標楷體" w:eastAsia="標楷體" w:cs="標楷體"/>
+        <w:sz w:val="24"/>
+        <w:szCs w:val="24"/>
       </w:rPr>
     </w:tblStylePr>
     <w:tblStylePr w:type="lastCol">
       <w:rPr>
         <w:b/>
         <w:bCs/>
+        <w:rFonts w:ascii="標楷體" w:hAnsi="標楷體" w:eastAsia="標楷體" w:cs="標楷體"/>
+        <w:sz w:val="24"/>
+        <w:szCs w:val="24"/>
       </w:rPr>
     </w:tblStylePr>
     <w:tblStylePr w:type="band1Vert">
@@ -2083,6 +2201,9 @@
     </w:pPr>
     <w:rPr>
       <w:color w:val="365F91" w:themeColor="accent1" w:themeShade="BF"/>
+      <w:rFonts w:ascii="標楷體" w:hAnsi="標楷體" w:eastAsia="標楷體" w:cs="標楷體"/>
+      <w:sz w:val="24"/>
+      <w:szCs w:val="24"/>
     </w:rPr>
     <w:tblPr>
       <w:tblStyleRowBandSize w:val="1"/>
@@ -2106,6 +2227,9 @@
       <w:rPr>
         <w:b/>
         <w:bCs/>
+        <w:rFonts w:ascii="標楷體" w:hAnsi="標楷體" w:eastAsia="標楷體" w:cs="標楷體"/>
+        <w:sz w:val="24"/>
+        <w:szCs w:val="24"/>
       </w:rPr>
       <w:tblPr/>
       <w:tcPr>
@@ -2126,6 +2250,9 @@
       <w:rPr>
         <w:b/>
         <w:bCs/>
+        <w:rFonts w:ascii="標楷體" w:hAnsi="標楷體" w:eastAsia="標楷體" w:cs="標楷體"/>
+        <w:sz w:val="24"/>
+        <w:szCs w:val="24"/>
       </w:rPr>
       <w:tblPr/>
       <w:tcPr>
@@ -2143,12 +2270,18 @@
       <w:rPr>
         <w:b/>
         <w:bCs/>
+        <w:rFonts w:ascii="標楷體" w:hAnsi="標楷體" w:eastAsia="標楷體" w:cs="標楷體"/>
+        <w:sz w:val="24"/>
+        <w:szCs w:val="24"/>
       </w:rPr>
     </w:tblStylePr>
     <w:tblStylePr w:type="lastCol">
       <w:rPr>
         <w:b/>
         <w:bCs/>
+        <w:rFonts w:ascii="標楷體" w:hAnsi="標楷體" w:eastAsia="標楷體" w:cs="標楷體"/>
+        <w:sz w:val="24"/>
+        <w:szCs w:val="24"/>
       </w:rPr>
     </w:tblStylePr>
     <w:tblStylePr w:type="band1Vert">
@@ -2186,6 +2319,9 @@
     </w:pPr>
     <w:rPr>
       <w:color w:val="943634" w:themeColor="accent2" w:themeShade="BF"/>
+      <w:rFonts w:ascii="標楷體" w:hAnsi="標楷體" w:eastAsia="標楷體" w:cs="標楷體"/>
+      <w:sz w:val="24"/>
+      <w:szCs w:val="24"/>
     </w:rPr>
     <w:tblPr>
       <w:tblStyleRowBandSize w:val="1"/>
@@ -2209,6 +2345,9 @@
       <w:rPr>
         <w:b/>
         <w:bCs/>
+        <w:rFonts w:ascii="標楷體" w:hAnsi="標楷體" w:eastAsia="標楷體" w:cs="標楷體"/>
+        <w:sz w:val="24"/>
+        <w:szCs w:val="24"/>
       </w:rPr>
       <w:tblPr/>
       <w:tcPr>
@@ -2229,6 +2368,9 @@
       <w:rPr>
         <w:b/>
         <w:bCs/>
+        <w:rFonts w:ascii="標楷體" w:hAnsi="標楷體" w:eastAsia="標楷體" w:cs="標楷體"/>
+        <w:sz w:val="24"/>
+        <w:szCs w:val="24"/>
       </w:rPr>
       <w:tblPr/>
       <w:tcPr>
@@ -2246,12 +2388,18 @@
       <w:rPr>
         <w:b/>
         <w:bCs/>
+        <w:rFonts w:ascii="標楷體" w:hAnsi="標楷體" w:eastAsia="標楷體" w:cs="標楷體"/>
+        <w:sz w:val="24"/>
+        <w:szCs w:val="24"/>
       </w:rPr>
     </w:tblStylePr>
     <w:tblStylePr w:type="lastCol">
       <w:rPr>
         <w:b/>
         <w:bCs/>
+        <w:rFonts w:ascii="標楷體" w:hAnsi="標楷體" w:eastAsia="標楷體" w:cs="標楷體"/>
+        <w:sz w:val="24"/>
+        <w:szCs w:val="24"/>
       </w:rPr>
     </w:tblStylePr>
     <w:tblStylePr w:type="band1Vert">
@@ -2289,6 +2437,9 @@
     </w:pPr>
     <w:rPr>
       <w:color w:val="76923C" w:themeColor="accent3" w:themeShade="BF"/>
+      <w:rFonts w:ascii="標楷體" w:hAnsi="標楷體" w:eastAsia="標楷體" w:cs="標楷體"/>
+      <w:sz w:val="24"/>
+      <w:szCs w:val="24"/>
     </w:rPr>
     <w:tblPr>
       <w:tblStyleRowBandSize w:val="1"/>
@@ -2312,6 +2463,9 @@
       <w:rPr>
         <w:b/>
         <w:bCs/>
+        <w:rFonts w:ascii="標楷體" w:hAnsi="標楷體" w:eastAsia="標楷體" w:cs="標楷體"/>
+        <w:sz w:val="24"/>
+        <w:szCs w:val="24"/>
       </w:rPr>
       <w:tblPr/>
       <w:tcPr>
@@ -2332,6 +2486,9 @@
       <w:rPr>
         <w:b/>
         <w:bCs/>
+        <w:rFonts w:ascii="標楷體" w:hAnsi="標楷體" w:eastAsia="標楷體" w:cs="標楷體"/>
+        <w:sz w:val="24"/>
+        <w:szCs w:val="24"/>
       </w:rPr>
       <w:tblPr/>
       <w:tcPr>
@@ -2349,12 +2506,18 @@
       <w:rPr>
         <w:b/>
         <w:bCs/>
+        <w:rFonts w:ascii="標楷體" w:hAnsi="標楷體" w:eastAsia="標楷體" w:cs="標楷體"/>
+        <w:sz w:val="24"/>
+        <w:szCs w:val="24"/>
       </w:rPr>
     </w:tblStylePr>
     <w:tblStylePr w:type="lastCol">
       <w:rPr>
         <w:b/>
         <w:bCs/>
+        <w:rFonts w:ascii="標楷體" w:hAnsi="標楷體" w:eastAsia="標楷體" w:cs="標楷體"/>
+        <w:sz w:val="24"/>
+        <w:szCs w:val="24"/>
       </w:rPr>
     </w:tblStylePr>
     <w:tblStylePr w:type="band1Vert">
@@ -2392,6 +2555,9 @@
     </w:pPr>
     <w:rPr>
       <w:color w:val="5F497A" w:themeColor="accent4" w:themeShade="BF"/>
+      <w:rFonts w:ascii="標楷體" w:hAnsi="標楷體" w:eastAsia="標楷體" w:cs="標楷體"/>
+      <w:sz w:val="24"/>
+      <w:szCs w:val="24"/>
     </w:rPr>
     <w:tblPr>
       <w:tblStyleRowBandSize w:val="1"/>
@@ -2415,6 +2581,9 @@
       <w:rPr>
         <w:b/>
         <w:bCs/>
+        <w:rFonts w:ascii="標楷體" w:hAnsi="標楷體" w:eastAsia="標楷體" w:cs="標楷體"/>
+        <w:sz w:val="24"/>
+        <w:szCs w:val="24"/>
       </w:rPr>
       <w:tblPr/>
       <w:tcPr>
@@ -2435,6 +2604,9 @@
       <w:rPr>
         <w:b/>
         <w:bCs/>
+        <w:rFonts w:ascii="標楷體" w:hAnsi="標楷體" w:eastAsia="標楷體" w:cs="標楷體"/>
+        <w:sz w:val="24"/>
+        <w:szCs w:val="24"/>
       </w:rPr>
       <w:tblPr/>
       <w:tcPr>
@@ -2452,12 +2624,18 @@
       <w:rPr>
         <w:b/>
         <w:bCs/>
+        <w:rFonts w:ascii="標楷體" w:hAnsi="標楷體" w:eastAsia="標楷體" w:cs="標楷體"/>
+        <w:sz w:val="24"/>
+        <w:szCs w:val="24"/>
       </w:rPr>
     </w:tblStylePr>
     <w:tblStylePr w:type="lastCol">
       <w:rPr>
         <w:b/>
         <w:bCs/>
+        <w:rFonts w:ascii="標楷體" w:hAnsi="標楷體" w:eastAsia="標楷體" w:cs="標楷體"/>
+        <w:sz w:val="24"/>
+        <w:szCs w:val="24"/>
       </w:rPr>
     </w:tblStylePr>
     <w:tblStylePr w:type="band1Vert">
@@ -2495,6 +2673,9 @@
     </w:pPr>
     <w:rPr>
       <w:color w:val="31849B" w:themeColor="accent5" w:themeShade="BF"/>
+      <w:rFonts w:ascii="標楷體" w:hAnsi="標楷體" w:eastAsia="標楷體" w:cs="標楷體"/>
+      <w:sz w:val="24"/>
+      <w:szCs w:val="24"/>
     </w:rPr>
     <w:tblPr>
       <w:tblStyleRowBandSize w:val="1"/>
@@ -2518,6 +2699,9 @@
       <w:rPr>
         <w:b/>
         <w:bCs/>
+        <w:rFonts w:ascii="標楷體" w:hAnsi="標楷體" w:eastAsia="標楷體" w:cs="標楷體"/>
+        <w:sz w:val="24"/>
+        <w:szCs w:val="24"/>
       </w:rPr>
       <w:tblPr/>
       <w:tcPr>
@@ -2538,6 +2722,9 @@
       <w:rPr>
         <w:b/>
         <w:bCs/>
+        <w:rFonts w:ascii="標楷體" w:hAnsi="標楷體" w:eastAsia="標楷體" w:cs="標楷體"/>
+        <w:sz w:val="24"/>
+        <w:szCs w:val="24"/>
       </w:rPr>
       <w:tblPr/>
       <w:tcPr>
@@ -2555,12 +2742,18 @@
       <w:rPr>
         <w:b/>
         <w:bCs/>
+        <w:rFonts w:ascii="標楷體" w:hAnsi="標楷體" w:eastAsia="標楷體" w:cs="標楷體"/>
+        <w:sz w:val="24"/>
+        <w:szCs w:val="24"/>
       </w:rPr>
     </w:tblStylePr>
     <w:tblStylePr w:type="lastCol">
       <w:rPr>
         <w:b/>
         <w:bCs/>
+        <w:rFonts w:ascii="標楷體" w:hAnsi="標楷體" w:eastAsia="標楷體" w:cs="標楷體"/>
+        <w:sz w:val="24"/>
+        <w:szCs w:val="24"/>
       </w:rPr>
     </w:tblStylePr>
     <w:tblStylePr w:type="band1Vert">
@@ -2598,6 +2791,9 @@
     </w:pPr>
     <w:rPr>
       <w:color w:val="E36C0A" w:themeColor="accent6" w:themeShade="BF"/>
+      <w:rFonts w:ascii="標楷體" w:hAnsi="標楷體" w:eastAsia="標楷體" w:cs="標楷體"/>
+      <w:sz w:val="24"/>
+      <w:szCs w:val="24"/>
     </w:rPr>
     <w:tblPr>
       <w:tblStyleRowBandSize w:val="1"/>
@@ -2621,6 +2817,9 @@
       <w:rPr>
         <w:b/>
         <w:bCs/>
+        <w:rFonts w:ascii="標楷體" w:hAnsi="標楷體" w:eastAsia="標楷體" w:cs="標楷體"/>
+        <w:sz w:val="24"/>
+        <w:szCs w:val="24"/>
       </w:rPr>
       <w:tblPr/>
       <w:tcPr>
@@ -2641,6 +2840,9 @@
       <w:rPr>
         <w:b/>
         <w:bCs/>
+        <w:rFonts w:ascii="標楷體" w:hAnsi="標楷體" w:eastAsia="標楷體" w:cs="標楷體"/>
+        <w:sz w:val="24"/>
+        <w:szCs w:val="24"/>
       </w:rPr>
       <w:tblPr/>
       <w:tcPr>
@@ -2658,12 +2860,18 @@
       <w:rPr>
         <w:b/>
         <w:bCs/>
+        <w:rFonts w:ascii="標楷體" w:hAnsi="標楷體" w:eastAsia="標楷體" w:cs="標楷體"/>
+        <w:sz w:val="24"/>
+        <w:szCs w:val="24"/>
       </w:rPr>
     </w:tblStylePr>
     <w:tblStylePr w:type="lastCol">
       <w:rPr>
         <w:b/>
         <w:bCs/>
+        <w:rFonts w:ascii="標楷體" w:hAnsi="標楷體" w:eastAsia="標楷體" w:cs="標楷體"/>
+        <w:sz w:val="24"/>
+        <w:szCs w:val="24"/>
       </w:rPr>
     </w:tblStylePr>
     <w:tblStylePr w:type="band1Vert">
@@ -2724,6 +2932,9 @@
         <w:b/>
         <w:bCs/>
         <w:color w:val="FFFFFF" w:themeColor="background1"/>
+        <w:rFonts w:ascii="標楷體" w:hAnsi="標楷體" w:eastAsia="標楷體" w:cs="標楷體"/>
+        <w:sz w:val="24"/>
+        <w:szCs w:val="24"/>
       </w:rPr>
       <w:tblPr/>
       <w:tcPr>
@@ -2737,6 +2948,9 @@
       <w:rPr>
         <w:b/>
         <w:bCs/>
+        <w:rFonts w:ascii="標楷體" w:hAnsi="標楷體" w:eastAsia="標楷體" w:cs="標楷體"/>
+        <w:sz w:val="24"/>
+        <w:szCs w:val="24"/>
       </w:rPr>
       <w:tblPr/>
       <w:tcPr>
@@ -2752,12 +2966,18 @@
       <w:rPr>
         <w:b/>
         <w:bCs/>
+        <w:rFonts w:ascii="標楷體" w:hAnsi="標楷體" w:eastAsia="標楷體" w:cs="標楷體"/>
+        <w:sz w:val="24"/>
+        <w:szCs w:val="24"/>
       </w:rPr>
     </w:tblStylePr>
     <w:tblStylePr w:type="lastCol">
       <w:rPr>
         <w:b/>
         <w:bCs/>
+        <w:rFonts w:ascii="標楷體" w:hAnsi="標楷體" w:eastAsia="標楷體" w:cs="標楷體"/>
+        <w:sz w:val="24"/>
+        <w:szCs w:val="24"/>
       </w:rPr>
     </w:tblStylePr>
     <w:tblStylePr w:type="band1Vert">
@@ -2816,6 +3036,9 @@
         <w:b/>
         <w:bCs/>
         <w:color w:val="FFFFFF" w:themeColor="background1"/>
+        <w:rFonts w:ascii="標楷體" w:hAnsi="標楷體" w:eastAsia="標楷體" w:cs="標楷體"/>
+        <w:sz w:val="24"/>
+        <w:szCs w:val="24"/>
       </w:rPr>
       <w:tblPr/>
       <w:tcPr>
@@ -2829,6 +3052,9 @@
       <w:rPr>
         <w:b/>
         <w:bCs/>
+        <w:rFonts w:ascii="標楷體" w:hAnsi="標楷體" w:eastAsia="標楷體" w:cs="標楷體"/>
+        <w:sz w:val="24"/>
+        <w:szCs w:val="24"/>
       </w:rPr>
       <w:tblPr/>
       <w:tcPr>
@@ -2844,12 +3070,18 @@
       <w:rPr>
         <w:b/>
         <w:bCs/>
+        <w:rFonts w:ascii="標楷體" w:hAnsi="標楷體" w:eastAsia="標楷體" w:cs="標楷體"/>
+        <w:sz w:val="24"/>
+        <w:szCs w:val="24"/>
       </w:rPr>
     </w:tblStylePr>
     <w:tblStylePr w:type="lastCol">
       <w:rPr>
         <w:b/>
         <w:bCs/>
+        <w:rFonts w:ascii="標楷體" w:hAnsi="標楷體" w:eastAsia="標楷體" w:cs="標楷體"/>
+        <w:sz w:val="24"/>
+        <w:szCs w:val="24"/>
       </w:rPr>
     </w:tblStylePr>
     <w:tblStylePr w:type="band1Vert">
@@ -2908,6 +3140,9 @@
         <w:b/>
         <w:bCs/>
         <w:color w:val="FFFFFF" w:themeColor="background1"/>
+        <w:rFonts w:ascii="標楷體" w:hAnsi="標楷體" w:eastAsia="標楷體" w:cs="標楷體"/>
+        <w:sz w:val="24"/>
+        <w:szCs w:val="24"/>
       </w:rPr>
       <w:tblPr/>
       <w:tcPr>
@@ -2921,6 +3156,9 @@
       <w:rPr>
         <w:b/>
         <w:bCs/>
+        <w:rFonts w:ascii="標楷體" w:hAnsi="標楷體" w:eastAsia="標楷體" w:cs="標楷體"/>
+        <w:sz w:val="24"/>
+        <w:szCs w:val="24"/>
       </w:rPr>
       <w:tblPr/>
       <w:tcPr>
@@ -2936,12 +3174,18 @@
       <w:rPr>
         <w:b/>
         <w:bCs/>
+        <w:rFonts w:ascii="標楷體" w:hAnsi="標楷體" w:eastAsia="標楷體" w:cs="標楷體"/>
+        <w:sz w:val="24"/>
+        <w:szCs w:val="24"/>
       </w:rPr>
     </w:tblStylePr>
     <w:tblStylePr w:type="lastCol">
       <w:rPr>
         <w:b/>
         <w:bCs/>
+        <w:rFonts w:ascii="標楷體" w:hAnsi="標楷體" w:eastAsia="標楷體" w:cs="標楷體"/>
+        <w:sz w:val="24"/>
+        <w:szCs w:val="24"/>
       </w:rPr>
     </w:tblStylePr>
     <w:tblStylePr w:type="band1Vert">
@@ -3000,6 +3244,9 @@
         <w:b/>
         <w:bCs/>
         <w:color w:val="FFFFFF" w:themeColor="background1"/>
+        <w:rFonts w:ascii="標楷體" w:hAnsi="標楷體" w:eastAsia="標楷體" w:cs="標楷體"/>
+        <w:sz w:val="24"/>
+        <w:szCs w:val="24"/>
       </w:rPr>
       <w:tblPr/>
       <w:tcPr>
@@ -3013,6 +3260,9 @@
       <w:rPr>
         <w:b/>
         <w:bCs/>
+        <w:rFonts w:ascii="標楷體" w:hAnsi="標楷體" w:eastAsia="標楷體" w:cs="標楷體"/>
+        <w:sz w:val="24"/>
+        <w:szCs w:val="24"/>
       </w:rPr>
       <w:tblPr/>
       <w:tcPr>
@@ -3028,12 +3278,18 @@
       <w:rPr>
         <w:b/>
         <w:bCs/>
+        <w:rFonts w:ascii="標楷體" w:hAnsi="標楷體" w:eastAsia="標楷體" w:cs="標楷體"/>
+        <w:sz w:val="24"/>
+        <w:szCs w:val="24"/>
       </w:rPr>
     </w:tblStylePr>
     <w:tblStylePr w:type="lastCol">
       <w:rPr>
         <w:b/>
         <w:bCs/>
+        <w:rFonts w:ascii="標楷體" w:hAnsi="標楷體" w:eastAsia="標楷體" w:cs="標楷體"/>
+        <w:sz w:val="24"/>
+        <w:szCs w:val="24"/>
       </w:rPr>
     </w:tblStylePr>
     <w:tblStylePr w:type="band1Vert">
@@ -3092,6 +3348,9 @@
         <w:b/>
         <w:bCs/>
         <w:color w:val="FFFFFF" w:themeColor="background1"/>
+        <w:rFonts w:ascii="標楷體" w:hAnsi="標楷體" w:eastAsia="標楷體" w:cs="標楷體"/>
+        <w:sz w:val="24"/>
+        <w:szCs w:val="24"/>
       </w:rPr>
       <w:tblPr/>
       <w:tcPr>
@@ -3105,6 +3364,9 @@
       <w:rPr>
         <w:b/>
         <w:bCs/>
+        <w:rFonts w:ascii="標楷體" w:hAnsi="標楷體" w:eastAsia="標楷體" w:cs="標楷體"/>
+        <w:sz w:val="24"/>
+        <w:szCs w:val="24"/>
       </w:rPr>
       <w:tblPr/>
       <w:tcPr>
@@ -3120,12 +3382,18 @@
       <w:rPr>
         <w:b/>
         <w:bCs/>
+        <w:rFonts w:ascii="標楷體" w:hAnsi="標楷體" w:eastAsia="標楷體" w:cs="標楷體"/>
+        <w:sz w:val="24"/>
+        <w:szCs w:val="24"/>
       </w:rPr>
     </w:tblStylePr>
     <w:tblStylePr w:type="lastCol">
       <w:rPr>
         <w:b/>
         <w:bCs/>
+        <w:rFonts w:ascii="標楷體" w:hAnsi="標楷體" w:eastAsia="標楷體" w:cs="標楷體"/>
+        <w:sz w:val="24"/>
+        <w:szCs w:val="24"/>
       </w:rPr>
     </w:tblStylePr>
     <w:tblStylePr w:type="band1Vert">
@@ -3184,6 +3452,9 @@
         <w:b/>
         <w:bCs/>
         <w:color w:val="FFFFFF" w:themeColor="background1"/>
+        <w:rFonts w:ascii="標楷體" w:hAnsi="標楷體" w:eastAsia="標楷體" w:cs="標楷體"/>
+        <w:sz w:val="24"/>
+        <w:szCs w:val="24"/>
       </w:rPr>
       <w:tblPr/>
       <w:tcPr>
@@ -3197,6 +3468,9 @@
       <w:rPr>
         <w:b/>
         <w:bCs/>
+        <w:rFonts w:ascii="標楷體" w:hAnsi="標楷體" w:eastAsia="標楷體" w:cs="標楷體"/>
+        <w:sz w:val="24"/>
+        <w:szCs w:val="24"/>
       </w:rPr>
       <w:tblPr/>
       <w:tcPr>
@@ -3212,12 +3486,18 @@
       <w:rPr>
         <w:b/>
         <w:bCs/>
+        <w:rFonts w:ascii="標楷體" w:hAnsi="標楷體" w:eastAsia="標楷體" w:cs="標楷體"/>
+        <w:sz w:val="24"/>
+        <w:szCs w:val="24"/>
       </w:rPr>
     </w:tblStylePr>
     <w:tblStylePr w:type="lastCol">
       <w:rPr>
         <w:b/>
         <w:bCs/>
+        <w:rFonts w:ascii="標楷體" w:hAnsi="標楷體" w:eastAsia="標楷體" w:cs="標楷體"/>
+        <w:sz w:val="24"/>
+        <w:szCs w:val="24"/>
       </w:rPr>
     </w:tblStylePr>
     <w:tblStylePr w:type="band1Vert">
@@ -3276,6 +3556,9 @@
         <w:b/>
         <w:bCs/>
         <w:color w:val="FFFFFF" w:themeColor="background1"/>
+        <w:rFonts w:ascii="標楷體" w:hAnsi="標楷體" w:eastAsia="標楷體" w:cs="標楷體"/>
+        <w:sz w:val="24"/>
+        <w:szCs w:val="24"/>
       </w:rPr>
       <w:tblPr/>
       <w:tcPr>
@@ -3289,6 +3572,9 @@
       <w:rPr>
         <w:b/>
         <w:bCs/>
+        <w:rFonts w:ascii="標楷體" w:hAnsi="標楷體" w:eastAsia="標楷體" w:cs="標楷體"/>
+        <w:sz w:val="24"/>
+        <w:szCs w:val="24"/>
       </w:rPr>
       <w:tblPr/>
       <w:tcPr>
@@ -3304,12 +3590,18 @@
       <w:rPr>
         <w:b/>
         <w:bCs/>
+        <w:rFonts w:ascii="標楷體" w:hAnsi="標楷體" w:eastAsia="標楷體" w:cs="標楷體"/>
+        <w:sz w:val="24"/>
+        <w:szCs w:val="24"/>
       </w:rPr>
     </w:tblStylePr>
     <w:tblStylePr w:type="lastCol">
       <w:rPr>
         <w:b/>
         <w:bCs/>
+        <w:rFonts w:ascii="標楷體" w:hAnsi="標楷體" w:eastAsia="標楷體" w:cs="標楷體"/>
+        <w:sz w:val="24"/>
+        <w:szCs w:val="24"/>
       </w:rPr>
     </w:tblStylePr>
     <w:tblStylePr w:type="band1Vert">
@@ -3367,9 +3659,11 @@
         <w:spacing w:before="0" w:after="0" w:line="240" w:lineRule="auto"/>
       </w:pPr>
       <w:rPr>
-        <w:rFonts w:asciiTheme="majorHAnsi" w:eastAsiaTheme="majorEastAsia" w:hAnsiTheme="majorHAnsi" w:cstheme="majorBidi"/>
-        <w:b/>
-        <w:bCs/>
+        <w:rFonts w:asciiTheme="majorHAnsi" w:eastAsiaTheme="majorEastAsia" w:hAnsiTheme="majorHAnsi" w:cstheme="majorBidi" w:ascii="標楷體" w:hAnsi="標楷體" w:eastAsia="標楷體" w:cs="標楷體"/>
+        <w:b/>
+        <w:bCs/>
+        <w:sz w:val="24"/>
+        <w:szCs w:val="24"/>
       </w:rPr>
       <w:tblPr/>
       <w:tcPr>
@@ -3388,9 +3682,11 @@
         <w:spacing w:before="0" w:after="0" w:line="240" w:lineRule="auto"/>
       </w:pPr>
       <w:rPr>
-        <w:rFonts w:asciiTheme="majorHAnsi" w:eastAsiaTheme="majorEastAsia" w:hAnsiTheme="majorHAnsi" w:cstheme="majorBidi"/>
-        <w:b/>
-        <w:bCs/>
+        <w:rFonts w:asciiTheme="majorHAnsi" w:eastAsiaTheme="majorEastAsia" w:hAnsiTheme="majorHAnsi" w:cstheme="majorBidi" w:ascii="標楷體" w:hAnsi="標楷體" w:eastAsia="標楷體" w:cs="標楷體"/>
+        <w:b/>
+        <w:bCs/>
+        <w:sz w:val="24"/>
+        <w:szCs w:val="24"/>
       </w:rPr>
       <w:tblPr/>
       <w:tcPr>
@@ -3406,16 +3702,20 @@
     </w:tblStylePr>
     <w:tblStylePr w:type="firstCol">
       <w:rPr>
-        <w:rFonts w:asciiTheme="majorHAnsi" w:eastAsiaTheme="majorEastAsia" w:hAnsiTheme="majorHAnsi" w:cstheme="majorBidi"/>
-        <w:b/>
-        <w:bCs/>
+        <w:rFonts w:asciiTheme="majorHAnsi" w:eastAsiaTheme="majorEastAsia" w:hAnsiTheme="majorHAnsi" w:cstheme="majorBidi" w:ascii="標楷體" w:hAnsi="標楷體" w:eastAsia="標楷體" w:cs="標楷體"/>
+        <w:b/>
+        <w:bCs/>
+        <w:sz w:val="24"/>
+        <w:szCs w:val="24"/>
       </w:rPr>
     </w:tblStylePr>
     <w:tblStylePr w:type="lastCol">
       <w:rPr>
-        <w:rFonts w:asciiTheme="majorHAnsi" w:eastAsiaTheme="majorEastAsia" w:hAnsiTheme="majorHAnsi" w:cstheme="majorBidi"/>
-        <w:b/>
-        <w:bCs/>
+        <w:rFonts w:asciiTheme="majorHAnsi" w:eastAsiaTheme="majorEastAsia" w:hAnsiTheme="majorHAnsi" w:cstheme="majorBidi" w:ascii="標楷體" w:hAnsi="標楷體" w:eastAsia="標楷體" w:cs="標楷體"/>
+        <w:b/>
+        <w:bCs/>
+        <w:sz w:val="24"/>
+        <w:szCs w:val="24"/>
       </w:rPr>
       <w:tblPr/>
       <w:tcPr>
@@ -3497,9 +3797,11 @@
         <w:spacing w:before="0" w:after="0" w:line="240" w:lineRule="auto"/>
       </w:pPr>
       <w:rPr>
-        <w:rFonts w:asciiTheme="majorHAnsi" w:eastAsiaTheme="majorEastAsia" w:hAnsiTheme="majorHAnsi" w:cstheme="majorBidi"/>
-        <w:b/>
-        <w:bCs/>
+        <w:rFonts w:asciiTheme="majorHAnsi" w:eastAsiaTheme="majorEastAsia" w:hAnsiTheme="majorHAnsi" w:cstheme="majorBidi" w:ascii="標楷體" w:hAnsi="標楷體" w:eastAsia="標楷體" w:cs="標楷體"/>
+        <w:b/>
+        <w:bCs/>
+        <w:sz w:val="24"/>
+        <w:szCs w:val="24"/>
       </w:rPr>
       <w:tblPr/>
       <w:tcPr>
@@ -3518,9 +3820,11 @@
         <w:spacing w:before="0" w:after="0" w:line="240" w:lineRule="auto"/>
       </w:pPr>
       <w:rPr>
-        <w:rFonts w:asciiTheme="majorHAnsi" w:eastAsiaTheme="majorEastAsia" w:hAnsiTheme="majorHAnsi" w:cstheme="majorBidi"/>
-        <w:b/>
-        <w:bCs/>
+        <w:rFonts w:asciiTheme="majorHAnsi" w:eastAsiaTheme="majorEastAsia" w:hAnsiTheme="majorHAnsi" w:cstheme="majorBidi" w:ascii="標楷體" w:hAnsi="標楷體" w:eastAsia="標楷體" w:cs="標楷體"/>
+        <w:b/>
+        <w:bCs/>
+        <w:sz w:val="24"/>
+        <w:szCs w:val="24"/>
       </w:rPr>
       <w:tblPr/>
       <w:tcPr>
@@ -3536,16 +3840,20 @@
     </w:tblStylePr>
     <w:tblStylePr w:type="firstCol">
       <w:rPr>
-        <w:rFonts w:asciiTheme="majorHAnsi" w:eastAsiaTheme="majorEastAsia" w:hAnsiTheme="majorHAnsi" w:cstheme="majorBidi"/>
-        <w:b/>
-        <w:bCs/>
+        <w:rFonts w:asciiTheme="majorHAnsi" w:eastAsiaTheme="majorEastAsia" w:hAnsiTheme="majorHAnsi" w:cstheme="majorBidi" w:ascii="標楷體" w:hAnsi="標楷體" w:eastAsia="標楷體" w:cs="標楷體"/>
+        <w:b/>
+        <w:bCs/>
+        <w:sz w:val="24"/>
+        <w:szCs w:val="24"/>
       </w:rPr>
     </w:tblStylePr>
     <w:tblStylePr w:type="lastCol">
       <w:rPr>
-        <w:rFonts w:asciiTheme="majorHAnsi" w:eastAsiaTheme="majorEastAsia" w:hAnsiTheme="majorHAnsi" w:cstheme="majorBidi"/>
-        <w:b/>
-        <w:bCs/>
+        <w:rFonts w:asciiTheme="majorHAnsi" w:eastAsiaTheme="majorEastAsia" w:hAnsiTheme="majorHAnsi" w:cstheme="majorBidi" w:ascii="標楷體" w:hAnsi="標楷體" w:eastAsia="標楷體" w:cs="標楷體"/>
+        <w:b/>
+        <w:bCs/>
+        <w:sz w:val="24"/>
+        <w:szCs w:val="24"/>
       </w:rPr>
       <w:tblPr/>
       <w:tcPr>
@@ -3627,9 +3935,11 @@
         <w:spacing w:before="0" w:after="0" w:line="240" w:lineRule="auto"/>
       </w:pPr>
       <w:rPr>
-        <w:rFonts w:asciiTheme="majorHAnsi" w:eastAsiaTheme="majorEastAsia" w:hAnsiTheme="majorHAnsi" w:cstheme="majorBidi"/>
-        <w:b/>
-        <w:bCs/>
+        <w:rFonts w:asciiTheme="majorHAnsi" w:eastAsiaTheme="majorEastAsia" w:hAnsiTheme="majorHAnsi" w:cstheme="majorBidi" w:ascii="標楷體" w:hAnsi="標楷體" w:eastAsia="標楷體" w:cs="標楷體"/>
+        <w:b/>
+        <w:bCs/>
+        <w:sz w:val="24"/>
+        <w:szCs w:val="24"/>
       </w:rPr>
       <w:tblPr/>
       <w:tcPr>
@@ -3648,9 +3958,11 @@
         <w:spacing w:before="0" w:after="0" w:line="240" w:lineRule="auto"/>
       </w:pPr>
       <w:rPr>
-        <w:rFonts w:asciiTheme="majorHAnsi" w:eastAsiaTheme="majorEastAsia" w:hAnsiTheme="majorHAnsi" w:cstheme="majorBidi"/>
-        <w:b/>
-        <w:bCs/>
+        <w:rFonts w:asciiTheme="majorHAnsi" w:eastAsiaTheme="majorEastAsia" w:hAnsiTheme="majorHAnsi" w:cstheme="majorBidi" w:ascii="標楷體" w:hAnsi="標楷體" w:eastAsia="標楷體" w:cs="標楷體"/>
+        <w:b/>
+        <w:bCs/>
+        <w:sz w:val="24"/>
+        <w:szCs w:val="24"/>
       </w:rPr>
       <w:tblPr/>
       <w:tcPr>
@@ -3666,16 +3978,20 @@
     </w:tblStylePr>
     <w:tblStylePr w:type="firstCol">
       <w:rPr>
-        <w:rFonts w:asciiTheme="majorHAnsi" w:eastAsiaTheme="majorEastAsia" w:hAnsiTheme="majorHAnsi" w:cstheme="majorBidi"/>
-        <w:b/>
-        <w:bCs/>
+        <w:rFonts w:asciiTheme="majorHAnsi" w:eastAsiaTheme="majorEastAsia" w:hAnsiTheme="majorHAnsi" w:cstheme="majorBidi" w:ascii="標楷體" w:hAnsi="標楷體" w:eastAsia="標楷體" w:cs="標楷體"/>
+        <w:b/>
+        <w:bCs/>
+        <w:sz w:val="24"/>
+        <w:szCs w:val="24"/>
       </w:rPr>
     </w:tblStylePr>
     <w:tblStylePr w:type="lastCol">
       <w:rPr>
-        <w:rFonts w:asciiTheme="majorHAnsi" w:eastAsiaTheme="majorEastAsia" w:hAnsiTheme="majorHAnsi" w:cstheme="majorBidi"/>
-        <w:b/>
-        <w:bCs/>
+        <w:rFonts w:asciiTheme="majorHAnsi" w:eastAsiaTheme="majorEastAsia" w:hAnsiTheme="majorHAnsi" w:cstheme="majorBidi" w:ascii="標楷體" w:hAnsi="標楷體" w:eastAsia="標楷體" w:cs="標楷體"/>
+        <w:b/>
+        <w:bCs/>
+        <w:sz w:val="24"/>
+        <w:szCs w:val="24"/>
       </w:rPr>
       <w:tblPr/>
       <w:tcPr>
@@ -3757,9 +4073,11 @@
         <w:spacing w:before="0" w:after="0" w:line="240" w:lineRule="auto"/>
       </w:pPr>
       <w:rPr>
-        <w:rFonts w:asciiTheme="majorHAnsi" w:eastAsiaTheme="majorEastAsia" w:hAnsiTheme="majorHAnsi" w:cstheme="majorBidi"/>
-        <w:b/>
-        <w:bCs/>
+        <w:rFonts w:asciiTheme="majorHAnsi" w:eastAsiaTheme="majorEastAsia" w:hAnsiTheme="majorHAnsi" w:cstheme="majorBidi" w:ascii="標楷體" w:hAnsi="標楷體" w:eastAsia="標楷體" w:cs="標楷體"/>
+        <w:b/>
+        <w:bCs/>
+        <w:sz w:val="24"/>
+        <w:szCs w:val="24"/>
       </w:rPr>
       <w:tblPr/>
       <w:tcPr>
@@ -3778,9 +4096,11 @@
         <w:spacing w:before="0" w:after="0" w:line="240" w:lineRule="auto"/>
       </w:pPr>
       <w:rPr>
-        <w:rFonts w:asciiTheme="majorHAnsi" w:eastAsiaTheme="majorEastAsia" w:hAnsiTheme="majorHAnsi" w:cstheme="majorBidi"/>
-        <w:b/>
-        <w:bCs/>
+        <w:rFonts w:asciiTheme="majorHAnsi" w:eastAsiaTheme="majorEastAsia" w:hAnsiTheme="majorHAnsi" w:cstheme="majorBidi" w:ascii="標楷體" w:hAnsi="標楷體" w:eastAsia="標楷體" w:cs="標楷體"/>
+        <w:b/>
+        <w:bCs/>
+        <w:sz w:val="24"/>
+        <w:szCs w:val="24"/>
       </w:rPr>
       <w:tblPr/>
       <w:tcPr>
@@ -3796,16 +4116,20 @@
     </w:tblStylePr>
     <w:tblStylePr w:type="firstCol">
       <w:rPr>
-        <w:rFonts w:asciiTheme="majorHAnsi" w:eastAsiaTheme="majorEastAsia" w:hAnsiTheme="majorHAnsi" w:cstheme="majorBidi"/>
-        <w:b/>
-        <w:bCs/>
+        <w:rFonts w:asciiTheme="majorHAnsi" w:eastAsiaTheme="majorEastAsia" w:hAnsiTheme="majorHAnsi" w:cstheme="majorBidi" w:ascii="標楷體" w:hAnsi="標楷體" w:eastAsia="標楷體" w:cs="標楷體"/>
+        <w:b/>
+        <w:bCs/>
+        <w:sz w:val="24"/>
+        <w:szCs w:val="24"/>
       </w:rPr>
     </w:tblStylePr>
     <w:tblStylePr w:type="lastCol">
       <w:rPr>
-        <w:rFonts w:asciiTheme="majorHAnsi" w:eastAsiaTheme="majorEastAsia" w:hAnsiTheme="majorHAnsi" w:cstheme="majorBidi"/>
-        <w:b/>
-        <w:bCs/>
+        <w:rFonts w:asciiTheme="majorHAnsi" w:eastAsiaTheme="majorEastAsia" w:hAnsiTheme="majorHAnsi" w:cstheme="majorBidi" w:ascii="標楷體" w:hAnsi="標楷體" w:eastAsia="標楷體" w:cs="標楷體"/>
+        <w:b/>
+        <w:bCs/>
+        <w:sz w:val="24"/>
+        <w:szCs w:val="24"/>
       </w:rPr>
       <w:tblPr/>
       <w:tcPr>
@@ -3887,9 +4211,11 @@
         <w:spacing w:before="0" w:after="0" w:line="240" w:lineRule="auto"/>
       </w:pPr>
       <w:rPr>
-        <w:rFonts w:asciiTheme="majorHAnsi" w:eastAsiaTheme="majorEastAsia" w:hAnsiTheme="majorHAnsi" w:cstheme="majorBidi"/>
-        <w:b/>
-        <w:bCs/>
+        <w:rFonts w:asciiTheme="majorHAnsi" w:eastAsiaTheme="majorEastAsia" w:hAnsiTheme="majorHAnsi" w:cstheme="majorBidi" w:ascii="標楷體" w:hAnsi="標楷體" w:eastAsia="標楷體" w:cs="標楷體"/>
+        <w:b/>
+        <w:bCs/>
+        <w:sz w:val="24"/>
+        <w:szCs w:val="24"/>
       </w:rPr>
       <w:tblPr/>
       <w:tcPr>
@@ -3908,9 +4234,11 @@
         <w:spacing w:before="0" w:after="0" w:line="240" w:lineRule="auto"/>
       </w:pPr>
       <w:rPr>
-        <w:rFonts w:asciiTheme="majorHAnsi" w:eastAsiaTheme="majorEastAsia" w:hAnsiTheme="majorHAnsi" w:cstheme="majorBidi"/>
-        <w:b/>
-        <w:bCs/>
+        <w:rFonts w:asciiTheme="majorHAnsi" w:eastAsiaTheme="majorEastAsia" w:hAnsiTheme="majorHAnsi" w:cstheme="majorBidi" w:ascii="標楷體" w:hAnsi="標楷體" w:eastAsia="標楷體" w:cs="標楷體"/>
+        <w:b/>
+        <w:bCs/>
+        <w:sz w:val="24"/>
+        <w:szCs w:val="24"/>
       </w:rPr>
       <w:tblPr/>
       <w:tcPr>
@@ -3926,16 +4254,20 @@
     </w:tblStylePr>
     <w:tblStylePr w:type="firstCol">
       <w:rPr>
-        <w:rFonts w:asciiTheme="majorHAnsi" w:eastAsiaTheme="majorEastAsia" w:hAnsiTheme="majorHAnsi" w:cstheme="majorBidi"/>
-        <w:b/>
-        <w:bCs/>
+        <w:rFonts w:asciiTheme="majorHAnsi" w:eastAsiaTheme="majorEastAsia" w:hAnsiTheme="majorHAnsi" w:cstheme="majorBidi" w:ascii="標楷體" w:hAnsi="標楷體" w:eastAsia="標楷體" w:cs="標楷體"/>
+        <w:b/>
+        <w:bCs/>
+        <w:sz w:val="24"/>
+        <w:szCs w:val="24"/>
       </w:rPr>
     </w:tblStylePr>
     <w:tblStylePr w:type="lastCol">
       <w:rPr>
-        <w:rFonts w:asciiTheme="majorHAnsi" w:eastAsiaTheme="majorEastAsia" w:hAnsiTheme="majorHAnsi" w:cstheme="majorBidi"/>
-        <w:b/>
-        <w:bCs/>
+        <w:rFonts w:asciiTheme="majorHAnsi" w:eastAsiaTheme="majorEastAsia" w:hAnsiTheme="majorHAnsi" w:cstheme="majorBidi" w:ascii="標楷體" w:hAnsi="標楷體" w:eastAsia="標楷體" w:cs="標楷體"/>
+        <w:b/>
+        <w:bCs/>
+        <w:sz w:val="24"/>
+        <w:szCs w:val="24"/>
       </w:rPr>
       <w:tblPr/>
       <w:tcPr>
@@ -4017,9 +4349,11 @@
         <w:spacing w:before="0" w:after="0" w:line="240" w:lineRule="auto"/>
       </w:pPr>
       <w:rPr>
-        <w:rFonts w:asciiTheme="majorHAnsi" w:eastAsiaTheme="majorEastAsia" w:hAnsiTheme="majorHAnsi" w:cstheme="majorBidi"/>
-        <w:b/>
-        <w:bCs/>
+        <w:rFonts w:asciiTheme="majorHAnsi" w:eastAsiaTheme="majorEastAsia" w:hAnsiTheme="majorHAnsi" w:cstheme="majorBidi" w:ascii="標楷體" w:hAnsi="標楷體" w:eastAsia="標楷體" w:cs="標楷體"/>
+        <w:b/>
+        <w:bCs/>
+        <w:sz w:val="24"/>
+        <w:szCs w:val="24"/>
       </w:rPr>
       <w:tblPr/>
       <w:tcPr>
@@ -4038,9 +4372,11 @@
         <w:spacing w:before="0" w:after="0" w:line="240" w:lineRule="auto"/>
       </w:pPr>
       <w:rPr>
-        <w:rFonts w:asciiTheme="majorHAnsi" w:eastAsiaTheme="majorEastAsia" w:hAnsiTheme="majorHAnsi" w:cstheme="majorBidi"/>
-        <w:b/>
-        <w:bCs/>
+        <w:rFonts w:asciiTheme="majorHAnsi" w:eastAsiaTheme="majorEastAsia" w:hAnsiTheme="majorHAnsi" w:cstheme="majorBidi" w:ascii="標楷體" w:hAnsi="標楷體" w:eastAsia="標楷體" w:cs="標楷體"/>
+        <w:b/>
+        <w:bCs/>
+        <w:sz w:val="24"/>
+        <w:szCs w:val="24"/>
       </w:rPr>
       <w:tblPr/>
       <w:tcPr>
@@ -4056,16 +4392,20 @@
     </w:tblStylePr>
     <w:tblStylePr w:type="firstCol">
       <w:rPr>
-        <w:rFonts w:asciiTheme="majorHAnsi" w:eastAsiaTheme="majorEastAsia" w:hAnsiTheme="majorHAnsi" w:cstheme="majorBidi"/>
-        <w:b/>
-        <w:bCs/>
+        <w:rFonts w:asciiTheme="majorHAnsi" w:eastAsiaTheme="majorEastAsia" w:hAnsiTheme="majorHAnsi" w:cstheme="majorBidi" w:ascii="標楷體" w:hAnsi="標楷體" w:eastAsia="標楷體" w:cs="標楷體"/>
+        <w:b/>
+        <w:bCs/>
+        <w:sz w:val="24"/>
+        <w:szCs w:val="24"/>
       </w:rPr>
     </w:tblStylePr>
     <w:tblStylePr w:type="lastCol">
       <w:rPr>
-        <w:rFonts w:asciiTheme="majorHAnsi" w:eastAsiaTheme="majorEastAsia" w:hAnsiTheme="majorHAnsi" w:cstheme="majorBidi"/>
-        <w:b/>
-        <w:bCs/>
+        <w:rFonts w:asciiTheme="majorHAnsi" w:eastAsiaTheme="majorEastAsia" w:hAnsiTheme="majorHAnsi" w:cstheme="majorBidi" w:ascii="標楷體" w:hAnsi="標楷體" w:eastAsia="標楷體" w:cs="標楷體"/>
+        <w:b/>
+        <w:bCs/>
+        <w:sz w:val="24"/>
+        <w:szCs w:val="24"/>
       </w:rPr>
       <w:tblPr/>
       <w:tcPr>
@@ -4147,9 +4487,11 @@
         <w:spacing w:before="0" w:after="0" w:line="240" w:lineRule="auto"/>
       </w:pPr>
       <w:rPr>
-        <w:rFonts w:asciiTheme="majorHAnsi" w:eastAsiaTheme="majorEastAsia" w:hAnsiTheme="majorHAnsi" w:cstheme="majorBidi"/>
-        <w:b/>
-        <w:bCs/>
+        <w:rFonts w:asciiTheme="majorHAnsi" w:eastAsiaTheme="majorEastAsia" w:hAnsiTheme="majorHAnsi" w:cstheme="majorBidi" w:ascii="標楷體" w:hAnsi="標楷體" w:eastAsia="標楷體" w:cs="標楷體"/>
+        <w:b/>
+        <w:bCs/>
+        <w:sz w:val="24"/>
+        <w:szCs w:val="24"/>
       </w:rPr>
       <w:tblPr/>
       <w:tcPr>
@@ -4168,9 +4510,11 @@
         <w:spacing w:before="0" w:after="0" w:line="240" w:lineRule="auto"/>
       </w:pPr>
       <w:rPr>
-        <w:rFonts w:asciiTheme="majorHAnsi" w:eastAsiaTheme="majorEastAsia" w:hAnsiTheme="majorHAnsi" w:cstheme="majorBidi"/>
-        <w:b/>
-        <w:bCs/>
+        <w:rFonts w:asciiTheme="majorHAnsi" w:eastAsiaTheme="majorEastAsia" w:hAnsiTheme="majorHAnsi" w:cstheme="majorBidi" w:ascii="標楷體" w:hAnsi="標楷體" w:eastAsia="標楷體" w:cs="標楷體"/>
+        <w:b/>
+        <w:bCs/>
+        <w:sz w:val="24"/>
+        <w:szCs w:val="24"/>
       </w:rPr>
       <w:tblPr/>
       <w:tcPr>
@@ -4186,16 +4530,20 @@
     </w:tblStylePr>
     <w:tblStylePr w:type="firstCol">
       <w:rPr>
-        <w:rFonts w:asciiTheme="majorHAnsi" w:eastAsiaTheme="majorEastAsia" w:hAnsiTheme="majorHAnsi" w:cstheme="majorBidi"/>
-        <w:b/>
-        <w:bCs/>
+        <w:rFonts w:asciiTheme="majorHAnsi" w:eastAsiaTheme="majorEastAsia" w:hAnsiTheme="majorHAnsi" w:cstheme="majorBidi" w:ascii="標楷體" w:hAnsi="標楷體" w:eastAsia="標楷體" w:cs="標楷體"/>
+        <w:b/>
+        <w:bCs/>
+        <w:sz w:val="24"/>
+        <w:szCs w:val="24"/>
       </w:rPr>
     </w:tblStylePr>
     <w:tblStylePr w:type="lastCol">
       <w:rPr>
-        <w:rFonts w:asciiTheme="majorHAnsi" w:eastAsiaTheme="majorEastAsia" w:hAnsiTheme="majorHAnsi" w:cstheme="majorBidi"/>
-        <w:b/>
-        <w:bCs/>
+        <w:rFonts w:asciiTheme="majorHAnsi" w:eastAsiaTheme="majorEastAsia" w:hAnsiTheme="majorHAnsi" w:cstheme="majorBidi" w:ascii="標楷體" w:hAnsi="標楷體" w:eastAsia="標楷體" w:cs="標楷體"/>
+        <w:b/>
+        <w:bCs/>
+        <w:sz w:val="24"/>
+        <w:szCs w:val="24"/>
       </w:rPr>
       <w:tblPr/>
       <w:tcPr>
@@ -4279,6 +4627,9 @@
         <w:b/>
         <w:bCs/>
         <w:color w:val="FFFFFF" w:themeColor="background1"/>
+        <w:rFonts w:ascii="標楷體" w:hAnsi="標楷體" w:eastAsia="標楷體" w:cs="標楷體"/>
+        <w:sz w:val="24"/>
+        <w:szCs w:val="24"/>
       </w:rPr>
       <w:tblPr/>
       <w:tcPr>
@@ -4300,6 +4651,9 @@
       <w:rPr>
         <w:b/>
         <w:bCs/>
+        <w:rFonts w:ascii="標楷體" w:hAnsi="標楷體" w:eastAsia="標楷體" w:cs="標楷體"/>
+        <w:sz w:val="24"/>
+        <w:szCs w:val="24"/>
       </w:rPr>
       <w:tblPr/>
       <w:tcPr>
@@ -4317,12 +4671,18 @@
       <w:rPr>
         <w:b/>
         <w:bCs/>
+        <w:rFonts w:ascii="標楷體" w:hAnsi="標楷體" w:eastAsia="標楷體" w:cs="標楷體"/>
+        <w:sz w:val="24"/>
+        <w:szCs w:val="24"/>
       </w:rPr>
     </w:tblStylePr>
     <w:tblStylePr w:type="lastCol">
       <w:rPr>
         <w:b/>
         <w:bCs/>
+        <w:rFonts w:ascii="標楷體" w:hAnsi="標楷體" w:eastAsia="標楷體" w:cs="標楷體"/>
+        <w:sz w:val="24"/>
+        <w:szCs w:val="24"/>
       </w:rPr>
     </w:tblStylePr>
     <w:tblStylePr w:type="band1Vert">
@@ -4385,6 +4745,9 @@
         <w:b/>
         <w:bCs/>
         <w:color w:val="FFFFFF" w:themeColor="background1"/>
+        <w:rFonts w:ascii="標楷體" w:hAnsi="標楷體" w:eastAsia="標楷體" w:cs="標楷體"/>
+        <w:sz w:val="24"/>
+        <w:szCs w:val="24"/>
       </w:rPr>
       <w:tblPr/>
       <w:tcPr>
@@ -4406,6 +4769,9 @@
       <w:rPr>
         <w:b/>
         <w:bCs/>
+        <w:rFonts w:ascii="標楷體" w:hAnsi="標楷體" w:eastAsia="標楷體" w:cs="標楷體"/>
+        <w:sz w:val="24"/>
+        <w:szCs w:val="24"/>
       </w:rPr>
       <w:tblPr/>
       <w:tcPr>
@@ -4423,12 +4789,18 @@
       <w:rPr>
         <w:b/>
         <w:bCs/>
+        <w:rFonts w:ascii="標楷體" w:hAnsi="標楷體" w:eastAsia="標楷體" w:cs="標楷體"/>
+        <w:sz w:val="24"/>
+        <w:szCs w:val="24"/>
       </w:rPr>
     </w:tblStylePr>
     <w:tblStylePr w:type="lastCol">
       <w:rPr>
         <w:b/>
         <w:bCs/>
+        <w:rFonts w:ascii="標楷體" w:hAnsi="標楷體" w:eastAsia="標楷體" w:cs="標楷體"/>
+        <w:sz w:val="24"/>
+        <w:szCs w:val="24"/>
       </w:rPr>
     </w:tblStylePr>
     <w:tblStylePr w:type="band1Vert">
@@ -4491,6 +4863,9 @@
         <w:b/>
         <w:bCs/>
         <w:color w:val="FFFFFF" w:themeColor="background1"/>
+        <w:rFonts w:ascii="標楷體" w:hAnsi="標楷體" w:eastAsia="標楷體" w:cs="標楷體"/>
+        <w:sz w:val="24"/>
+        <w:szCs w:val="24"/>
       </w:rPr>
       <w:tblPr/>
       <w:tcPr>
@@ -4512,6 +4887,9 @@
       <w:rPr>
         <w:b/>
         <w:bCs/>
+        <w:rFonts w:ascii="標楷體" w:hAnsi="標楷體" w:eastAsia="標楷體" w:cs="標楷體"/>
+        <w:sz w:val="24"/>
+        <w:szCs w:val="24"/>
       </w:rPr>
       <w:tblPr/>
       <w:tcPr>
@@ -4529,12 +4907,18 @@
       <w:rPr>
         <w:b/>
         <w:bCs/>
+        <w:rFonts w:ascii="標楷體" w:hAnsi="標楷體" w:eastAsia="標楷體" w:cs="標楷體"/>
+        <w:sz w:val="24"/>
+        <w:szCs w:val="24"/>
       </w:rPr>
     </w:tblStylePr>
     <w:tblStylePr w:type="lastCol">
       <w:rPr>
         <w:b/>
         <w:bCs/>
+        <w:rFonts w:ascii="標楷體" w:hAnsi="標楷體" w:eastAsia="標楷體" w:cs="標楷體"/>
+        <w:sz w:val="24"/>
+        <w:szCs w:val="24"/>
       </w:rPr>
     </w:tblStylePr>
     <w:tblStylePr w:type="band1Vert">
@@ -4597,6 +4981,9 @@
         <w:b/>
         <w:bCs/>
         <w:color w:val="FFFFFF" w:themeColor="background1"/>
+        <w:rFonts w:ascii="標楷體" w:hAnsi="標楷體" w:eastAsia="標楷體" w:cs="標楷體"/>
+        <w:sz w:val="24"/>
+        <w:szCs w:val="24"/>
       </w:rPr>
       <w:tblPr/>
       <w:tcPr>
@@ -4618,6 +5005,9 @@
       <w:rPr>
         <w:b/>
         <w:bCs/>
+        <w:rFonts w:ascii="標楷體" w:hAnsi="標楷體" w:eastAsia="標楷體" w:cs="標楷體"/>
+        <w:sz w:val="24"/>
+        <w:szCs w:val="24"/>
       </w:rPr>
       <w:tblPr/>
       <w:tcPr>
@@ -4635,12 +5025,18 @@
       <w:rPr>
         <w:b/>
         <w:bCs/>
+        <w:rFonts w:ascii="標楷體" w:hAnsi="標楷體" w:eastAsia="標楷體" w:cs="標楷體"/>
+        <w:sz w:val="24"/>
+        <w:szCs w:val="24"/>
       </w:rPr>
     </w:tblStylePr>
     <w:tblStylePr w:type="lastCol">
       <w:rPr>
         <w:b/>
         <w:bCs/>
+        <w:rFonts w:ascii="標楷體" w:hAnsi="標楷體" w:eastAsia="標楷體" w:cs="標楷體"/>
+        <w:sz w:val="24"/>
+        <w:szCs w:val="24"/>
       </w:rPr>
     </w:tblStylePr>
     <w:tblStylePr w:type="band1Vert">
@@ -4703,6 +5099,9 @@
         <w:b/>
         <w:bCs/>
         <w:color w:val="FFFFFF" w:themeColor="background1"/>
+        <w:rFonts w:ascii="標楷體" w:hAnsi="標楷體" w:eastAsia="標楷體" w:cs="標楷體"/>
+        <w:sz w:val="24"/>
+        <w:szCs w:val="24"/>
       </w:rPr>
       <w:tblPr/>
       <w:tcPr>
@@ -4724,6 +5123,9 @@
       <w:rPr>
         <w:b/>
         <w:bCs/>
+        <w:rFonts w:ascii="標楷體" w:hAnsi="標楷體" w:eastAsia="標楷體" w:cs="標楷體"/>
+        <w:sz w:val="24"/>
+        <w:szCs w:val="24"/>
       </w:rPr>
       <w:tblPr/>
       <w:tcPr>
@@ -4741,12 +5143,18 @@
       <w:rPr>
         <w:b/>
         <w:bCs/>
+        <w:rFonts w:ascii="標楷體" w:hAnsi="標楷體" w:eastAsia="標楷體" w:cs="標楷體"/>
+        <w:sz w:val="24"/>
+        <w:szCs w:val="24"/>
       </w:rPr>
     </w:tblStylePr>
     <w:tblStylePr w:type="lastCol">
       <w:rPr>
         <w:b/>
         <w:bCs/>
+        <w:rFonts w:ascii="標楷體" w:hAnsi="標楷體" w:eastAsia="標楷體" w:cs="標楷體"/>
+        <w:sz w:val="24"/>
+        <w:szCs w:val="24"/>
       </w:rPr>
     </w:tblStylePr>
     <w:tblStylePr w:type="band1Vert">
@@ -4809,6 +5217,9 @@
         <w:b/>
         <w:bCs/>
         <w:color w:val="FFFFFF" w:themeColor="background1"/>
+        <w:rFonts w:ascii="標楷體" w:hAnsi="標楷體" w:eastAsia="標楷體" w:cs="標楷體"/>
+        <w:sz w:val="24"/>
+        <w:szCs w:val="24"/>
       </w:rPr>
       <w:tblPr/>
       <w:tcPr>
@@ -4830,6 +5241,9 @@
       <w:rPr>
         <w:b/>
         <w:bCs/>
+        <w:rFonts w:ascii="標楷體" w:hAnsi="標楷體" w:eastAsia="標楷體" w:cs="標楷體"/>
+        <w:sz w:val="24"/>
+        <w:szCs w:val="24"/>
       </w:rPr>
       <w:tblPr/>
       <w:tcPr>
@@ -4847,12 +5261,18 @@
       <w:rPr>
         <w:b/>
         <w:bCs/>
+        <w:rFonts w:ascii="標楷體" w:hAnsi="標楷體" w:eastAsia="標楷體" w:cs="標楷體"/>
+        <w:sz w:val="24"/>
+        <w:szCs w:val="24"/>
       </w:rPr>
     </w:tblStylePr>
     <w:tblStylePr w:type="lastCol">
       <w:rPr>
         <w:b/>
         <w:bCs/>
+        <w:rFonts w:ascii="標楷體" w:hAnsi="標楷體" w:eastAsia="標楷體" w:cs="標楷體"/>
+        <w:sz w:val="24"/>
+        <w:szCs w:val="24"/>
       </w:rPr>
     </w:tblStylePr>
     <w:tblStylePr w:type="band1Vert">
@@ -4915,6 +5335,9 @@
         <w:b/>
         <w:bCs/>
         <w:color w:val="FFFFFF" w:themeColor="background1"/>
+        <w:rFonts w:ascii="標楷體" w:hAnsi="標楷體" w:eastAsia="標楷體" w:cs="標楷體"/>
+        <w:sz w:val="24"/>
+        <w:szCs w:val="24"/>
       </w:rPr>
       <w:tblPr/>
       <w:tcPr>
@@ -4936,6 +5359,9 @@
       <w:rPr>
         <w:b/>
         <w:bCs/>
+        <w:rFonts w:ascii="標楷體" w:hAnsi="標楷體" w:eastAsia="標楷體" w:cs="標楷體"/>
+        <w:sz w:val="24"/>
+        <w:szCs w:val="24"/>
       </w:rPr>
       <w:tblPr/>
       <w:tcPr>
@@ -4953,12 +5379,18 @@
       <w:rPr>
         <w:b/>
         <w:bCs/>
+        <w:rFonts w:ascii="標楷體" w:hAnsi="標楷體" w:eastAsia="標楷體" w:cs="標楷體"/>
+        <w:sz w:val="24"/>
+        <w:szCs w:val="24"/>
       </w:rPr>
     </w:tblStylePr>
     <w:tblStylePr w:type="lastCol">
       <w:rPr>
         <w:b/>
         <w:bCs/>
+        <w:rFonts w:ascii="標楷體" w:hAnsi="標楷體" w:eastAsia="標楷體" w:cs="標楷體"/>
+        <w:sz w:val="24"/>
+        <w:szCs w:val="24"/>
       </w:rPr>
     </w:tblStylePr>
     <w:tblStylePr w:type="band1Vert">
@@ -5018,6 +5450,9 @@
         <w:b/>
         <w:bCs/>
         <w:color w:val="FFFFFF" w:themeColor="background1"/>
+        <w:rFonts w:ascii="標楷體" w:hAnsi="標楷體" w:eastAsia="標楷體" w:cs="標楷體"/>
+        <w:sz w:val="24"/>
+        <w:szCs w:val="24"/>
       </w:rPr>
       <w:tblPr/>
       <w:tcPr>
@@ -5038,6 +5473,9 @@
       </w:pPr>
       <w:rPr>
         <w:color w:val="auto"/>
+        <w:rFonts w:ascii="標楷體" w:hAnsi="標楷體" w:eastAsia="標楷體" w:cs="標楷體"/>
+        <w:sz w:val="24"/>
+        <w:szCs w:val="24"/>
       </w:rPr>
       <w:tblPr/>
       <w:tcPr>
@@ -5057,6 +5495,9 @@
         <w:b/>
         <w:bCs/>
         <w:color w:val="FFFFFF" w:themeColor="background1"/>
+        <w:rFonts w:ascii="標楷體" w:hAnsi="標楷體" w:eastAsia="標楷體" w:cs="標楷體"/>
+        <w:sz w:val="24"/>
+        <w:szCs w:val="24"/>
       </w:rPr>
       <w:tblPr/>
       <w:tcPr>
@@ -5076,6 +5517,9 @@
         <w:b/>
         <w:bCs/>
         <w:color w:val="FFFFFF" w:themeColor="background1"/>
+        <w:rFonts w:ascii="標楷體" w:hAnsi="標楷體" w:eastAsia="標楷體" w:cs="標楷體"/>
+        <w:sz w:val="24"/>
+        <w:szCs w:val="24"/>
       </w:rPr>
       <w:tblPr/>
       <w:tcPr>
@@ -5122,6 +5566,9 @@
     <w:tblStylePr w:type="nwCell">
       <w:rPr>
         <w:color w:val="FFFFFF" w:themeColor="background1"/>
+        <w:rFonts w:ascii="標楷體" w:hAnsi="標楷體" w:eastAsia="標楷體" w:cs="標楷體"/>
+        <w:sz w:val="24"/>
+        <w:szCs w:val="24"/>
       </w:rPr>
       <w:tblPr/>
       <w:tcPr>
@@ -5167,6 +5614,9 @@
         <w:b/>
         <w:bCs/>
         <w:color w:val="FFFFFF" w:themeColor="background1"/>
+        <w:rFonts w:ascii="標楷體" w:hAnsi="標楷體" w:eastAsia="標楷體" w:cs="標楷體"/>
+        <w:sz w:val="24"/>
+        <w:szCs w:val="24"/>
       </w:rPr>
       <w:tblPr/>
       <w:tcPr>
@@ -5187,6 +5637,9 @@
       </w:pPr>
       <w:rPr>
         <w:color w:val="auto"/>
+        <w:rFonts w:ascii="標楷體" w:hAnsi="標楷體" w:eastAsia="標楷體" w:cs="標楷體"/>
+        <w:sz w:val="24"/>
+        <w:szCs w:val="24"/>
       </w:rPr>
       <w:tblPr/>
       <w:tcPr>
@@ -5206,6 +5659,9 @@
         <w:b/>
         <w:bCs/>
         <w:color w:val="FFFFFF" w:themeColor="background1"/>
+        <w:rFonts w:ascii="標楷體" w:hAnsi="標楷體" w:eastAsia="標楷體" w:cs="標楷體"/>
+        <w:sz w:val="24"/>
+        <w:szCs w:val="24"/>
       </w:rPr>
       <w:tblPr/>
       <w:tcPr>
@@ -5225,6 +5681,9 @@
         <w:b/>
         <w:bCs/>
         <w:color w:val="FFFFFF" w:themeColor="background1"/>
+        <w:rFonts w:ascii="標楷體" w:hAnsi="標楷體" w:eastAsia="標楷體" w:cs="標楷體"/>
+        <w:sz w:val="24"/>
+        <w:szCs w:val="24"/>
       </w:rPr>
       <w:tblPr/>
       <w:tcPr>
@@ -5271,6 +5730,9 @@
     <w:tblStylePr w:type="nwCell">
       <w:rPr>
         <w:color w:val="FFFFFF" w:themeColor="background1"/>
+        <w:rFonts w:ascii="標楷體" w:hAnsi="標楷體" w:eastAsia="標楷體" w:cs="標楷體"/>
+        <w:sz w:val="24"/>
+        <w:szCs w:val="24"/>
       </w:rPr>
       <w:tblPr/>
       <w:tcPr>
@@ -5316,6 +5778,9 @@
         <w:b/>
         <w:bCs/>
         <w:color w:val="FFFFFF" w:themeColor="background1"/>
+        <w:rFonts w:ascii="標楷體" w:hAnsi="標楷體" w:eastAsia="標楷體" w:cs="標楷體"/>
+        <w:sz w:val="24"/>
+        <w:szCs w:val="24"/>
       </w:rPr>
       <w:tblPr/>
       <w:tcPr>
@@ -5336,6 +5801,9 @@
       </w:pPr>
       <w:rPr>
         <w:color w:val="auto"/>
+        <w:rFonts w:ascii="標楷體" w:hAnsi="標楷體" w:eastAsia="標楷體" w:cs="標楷體"/>
+        <w:sz w:val="24"/>
+        <w:szCs w:val="24"/>
       </w:rPr>
       <w:tblPr/>
       <w:tcPr>
@@ -5355,6 +5823,9 @@
         <w:b/>
         <w:bCs/>
         <w:color w:val="FFFFFF" w:themeColor="background1"/>
+        <w:rFonts w:ascii="標楷體" w:hAnsi="標楷體" w:eastAsia="標楷體" w:cs="標楷體"/>
+        <w:sz w:val="24"/>
+        <w:szCs w:val="24"/>
       </w:rPr>
       <w:tblPr/>
       <w:tcPr>
@@ -5374,6 +5845,9 @@
         <w:b/>
         <w:bCs/>
         <w:color w:val="FFFFFF" w:themeColor="background1"/>
+        <w:rFonts w:ascii="標楷體" w:hAnsi="標楷體" w:eastAsia="標楷體" w:cs="標楷體"/>
+        <w:sz w:val="24"/>
+        <w:szCs w:val="24"/>
       </w:rPr>
       <w:tblPr/>
       <w:tcPr>
@@ -5420,6 +5894,9 @@
     <w:tblStylePr w:type="nwCell">
       <w:rPr>
         <w:color w:val="FFFFFF" w:themeColor="background1"/>
+        <w:rFonts w:ascii="標楷體" w:hAnsi="標楷體" w:eastAsia="標楷體" w:cs="標楷體"/>
+        <w:sz w:val="24"/>
+        <w:szCs w:val="24"/>
       </w:rPr>
       <w:tblPr/>
       <w:tcPr>
@@ -5465,6 +5942,9 @@
         <w:b/>
         <w:bCs/>
         <w:color w:val="FFFFFF" w:themeColor="background1"/>
+        <w:rFonts w:ascii="標楷體" w:hAnsi="標楷體" w:eastAsia="標楷體" w:cs="標楷體"/>
+        <w:sz w:val="24"/>
+        <w:szCs w:val="24"/>
       </w:rPr>
       <w:tblPr/>
       <w:tcPr>
@@ -5485,6 +5965,9 @@
       </w:pPr>
       <w:rPr>
         <w:color w:val="auto"/>
+        <w:rFonts w:ascii="標楷體" w:hAnsi="標楷體" w:eastAsia="標楷體" w:cs="標楷體"/>
+        <w:sz w:val="24"/>
+        <w:szCs w:val="24"/>
       </w:rPr>
       <w:tblPr/>
       <w:tcPr>
@@ -5504,6 +5987,9 @@
         <w:b/>
         <w:bCs/>
         <w:color w:val="FFFFFF" w:themeColor="background1"/>
+        <w:rFonts w:ascii="標楷體" w:hAnsi="標楷體" w:eastAsia="標楷體" w:cs="標楷體"/>
+        <w:sz w:val="24"/>
+        <w:szCs w:val="24"/>
       </w:rPr>
       <w:tblPr/>
       <w:tcPr>
@@ -5523,6 +6009,9 @@
         <w:b/>
         <w:bCs/>
         <w:color w:val="FFFFFF" w:themeColor="background1"/>
+        <w:rFonts w:ascii="標楷體" w:hAnsi="標楷體" w:eastAsia="標楷體" w:cs="標楷體"/>
+        <w:sz w:val="24"/>
+        <w:szCs w:val="24"/>
       </w:rPr>
       <w:tblPr/>
       <w:tcPr>
@@ -5569,6 +6058,9 @@
     <w:tblStylePr w:type="nwCell">
       <w:rPr>
         <w:color w:val="FFFFFF" w:themeColor="background1"/>
+        <w:rFonts w:ascii="標楷體" w:hAnsi="標楷體" w:eastAsia="標楷體" w:cs="標楷體"/>
+        <w:sz w:val="24"/>
+        <w:szCs w:val="24"/>
       </w:rPr>
       <w:tblPr/>
       <w:tcPr>
@@ -5614,6 +6106,9 @@
         <w:b/>
         <w:bCs/>
         <w:color w:val="FFFFFF" w:themeColor="background1"/>
+        <w:rFonts w:ascii="標楷體" w:hAnsi="標楷體" w:eastAsia="標楷體" w:cs="標楷體"/>
+        <w:sz w:val="24"/>
+        <w:szCs w:val="24"/>
       </w:rPr>
       <w:tblPr/>
       <w:tcPr>
@@ -5634,6 +6129,9 @@
       </w:pPr>
       <w:rPr>
         <w:color w:val="auto"/>
+        <w:rFonts w:ascii="標楷體" w:hAnsi="標楷體" w:eastAsia="標楷體" w:cs="標楷體"/>
+        <w:sz w:val="24"/>
+        <w:szCs w:val="24"/>
       </w:rPr>
       <w:tblPr/>
       <w:tcPr>
@@ -5653,6 +6151,9 @@
         <w:b/>
         <w:bCs/>
         <w:color w:val="FFFFFF" w:themeColor="background1"/>
+        <w:rFonts w:ascii="標楷體" w:hAnsi="標楷體" w:eastAsia="標楷體" w:cs="標楷體"/>
+        <w:sz w:val="24"/>
+        <w:szCs w:val="24"/>
       </w:rPr>
       <w:tblPr/>
       <w:tcPr>
@@ -5672,6 +6173,9 @@
         <w:b/>
         <w:bCs/>
         <w:color w:val="FFFFFF" w:themeColor="background1"/>
+        <w:rFonts w:ascii="標楷體" w:hAnsi="標楷體" w:eastAsia="標楷體" w:cs="標楷體"/>
+        <w:sz w:val="24"/>
+        <w:szCs w:val="24"/>
       </w:rPr>
       <w:tblPr/>
       <w:tcPr>
@@ -5718,6 +6222,9 @@
     <w:tblStylePr w:type="nwCell">
       <w:rPr>
         <w:color w:val="FFFFFF" w:themeColor="background1"/>
+        <w:rFonts w:ascii="標楷體" w:hAnsi="標楷體" w:eastAsia="標楷體" w:cs="標楷體"/>
+        <w:sz w:val="24"/>
+        <w:szCs w:val="24"/>
       </w:rPr>
       <w:tblPr/>
       <w:tcPr>
@@ -5763,6 +6270,9 @@
         <w:b/>
         <w:bCs/>
         <w:color w:val="FFFFFF" w:themeColor="background1"/>
+        <w:rFonts w:ascii="標楷體" w:hAnsi="標楷體" w:eastAsia="標楷體" w:cs="標楷體"/>
+        <w:sz w:val="24"/>
+        <w:szCs w:val="24"/>
       </w:rPr>
       <w:tblPr/>
       <w:tcPr>
@@ -5783,6 +6293,9 @@
       </w:pPr>
       <w:rPr>
         <w:color w:val="auto"/>
+        <w:rFonts w:ascii="標楷體" w:hAnsi="標楷體" w:eastAsia="標楷體" w:cs="標楷體"/>
+        <w:sz w:val="24"/>
+        <w:szCs w:val="24"/>
       </w:rPr>
       <w:tblPr/>
       <w:tcPr>
@@ -5802,6 +6315,9 @@
         <w:b/>
         <w:bCs/>
         <w:color w:val="FFFFFF" w:themeColor="background1"/>
+        <w:rFonts w:ascii="標楷體" w:hAnsi="標楷體" w:eastAsia="標楷體" w:cs="標楷體"/>
+        <w:sz w:val="24"/>
+        <w:szCs w:val="24"/>
       </w:rPr>
       <w:tblPr/>
       <w:tcPr>
@@ -5821,6 +6337,9 @@
         <w:b/>
         <w:bCs/>
         <w:color w:val="FFFFFF" w:themeColor="background1"/>
+        <w:rFonts w:ascii="標楷體" w:hAnsi="標楷體" w:eastAsia="標楷體" w:cs="標楷體"/>
+        <w:sz w:val="24"/>
+        <w:szCs w:val="24"/>
       </w:rPr>
       <w:tblPr/>
       <w:tcPr>
@@ -5867,6 +6386,9 @@
     <w:tblStylePr w:type="nwCell">
       <w:rPr>
         <w:color w:val="FFFFFF" w:themeColor="background1"/>
+        <w:rFonts w:ascii="標楷體" w:hAnsi="標楷體" w:eastAsia="標楷體" w:cs="標楷體"/>
+        <w:sz w:val="24"/>
+        <w:szCs w:val="24"/>
       </w:rPr>
       <w:tblPr/>
       <w:tcPr>
@@ -5912,6 +6434,9 @@
         <w:b/>
         <w:bCs/>
         <w:color w:val="FFFFFF" w:themeColor="background1"/>
+        <w:rFonts w:ascii="標楷體" w:hAnsi="標楷體" w:eastAsia="標楷體" w:cs="標楷體"/>
+        <w:sz w:val="24"/>
+        <w:szCs w:val="24"/>
       </w:rPr>
       <w:tblPr/>
       <w:tcPr>
@@ -5932,6 +6457,9 @@
       </w:pPr>
       <w:rPr>
         <w:color w:val="auto"/>
+        <w:rFonts w:ascii="標楷體" w:hAnsi="標楷體" w:eastAsia="標楷體" w:cs="標楷體"/>
+        <w:sz w:val="24"/>
+        <w:szCs w:val="24"/>
       </w:rPr>
       <w:tblPr/>
       <w:tcPr>
@@ -5951,6 +6479,9 @@
         <w:b/>
         <w:bCs/>
         <w:color w:val="FFFFFF" w:themeColor="background1"/>
+        <w:rFonts w:ascii="標楷體" w:hAnsi="標楷體" w:eastAsia="標楷體" w:cs="標楷體"/>
+        <w:sz w:val="24"/>
+        <w:szCs w:val="24"/>
       </w:rPr>
       <w:tblPr/>
       <w:tcPr>
@@ -5970,6 +6501,9 @@
         <w:b/>
         <w:bCs/>
         <w:color w:val="FFFFFF" w:themeColor="background1"/>
+        <w:rFonts w:ascii="標楷體" w:hAnsi="標楷體" w:eastAsia="標楷體" w:cs="標楷體"/>
+        <w:sz w:val="24"/>
+        <w:szCs w:val="24"/>
       </w:rPr>
       <w:tblPr/>
       <w:tcPr>
@@ -6016,6 +6550,9 @@
     <w:tblStylePr w:type="nwCell">
       <w:rPr>
         <w:color w:val="FFFFFF" w:themeColor="background1"/>
+        <w:rFonts w:ascii="標楷體" w:hAnsi="標楷體" w:eastAsia="標楷體" w:cs="標楷體"/>
+        <w:sz w:val="24"/>
+        <w:szCs w:val="24"/>
       </w:rPr>
       <w:tblPr/>
       <w:tcPr>
@@ -6040,6 +6577,9 @@
     </w:pPr>
     <w:rPr>
       <w:color w:val="000000" w:themeColor="text1"/>
+      <w:rFonts w:ascii="標楷體" w:hAnsi="標楷體" w:eastAsia="標楷體" w:cs="標楷體"/>
+      <w:sz w:val="24"/>
+      <w:szCs w:val="24"/>
     </w:rPr>
     <w:tblPr>
       <w:tblStyleRowBandSize w:val="1"/>
@@ -6058,7 +6598,9 @@
     </w:tblPr>
     <w:tblStylePr w:type="firstRow">
       <w:rPr>
-        <w:rFonts w:asciiTheme="majorHAnsi" w:eastAsiaTheme="majorEastAsia" w:hAnsiTheme="majorHAnsi" w:cstheme="majorBidi"/>
+        <w:rFonts w:asciiTheme="majorHAnsi" w:eastAsiaTheme="majorEastAsia" w:hAnsiTheme="majorHAnsi" w:cstheme="majorBidi" w:ascii="標楷體" w:hAnsi="標楷體" w:eastAsia="標楷體" w:cs="標楷體"/>
+        <w:sz w:val="24"/>
+        <w:szCs w:val="24"/>
       </w:rPr>
       <w:tblPr/>
       <w:tcPr>
@@ -6073,6 +6615,9 @@
         <w:b/>
         <w:bCs/>
         <w:color w:val="1F497D" w:themeColor="text2"/>
+        <w:rFonts w:ascii="標楷體" w:hAnsi="標楷體" w:eastAsia="標楷體" w:cs="標楷體"/>
+        <w:sz w:val="24"/>
+        <w:szCs w:val="24"/>
       </w:rPr>
       <w:tblPr/>
       <w:tcPr>
@@ -6086,12 +6631,18 @@
       <w:rPr>
         <w:b/>
         <w:bCs/>
+        <w:rFonts w:ascii="標楷體" w:hAnsi="標楷體" w:eastAsia="標楷體" w:cs="標楷體"/>
+        <w:sz w:val="24"/>
+        <w:szCs w:val="24"/>
       </w:rPr>
     </w:tblStylePr>
     <w:tblStylePr w:type="lastCol">
       <w:rPr>
         <w:b/>
         <w:bCs/>
+        <w:rFonts w:ascii="標楷體" w:hAnsi="標楷體" w:eastAsia="標楷體" w:cs="標楷體"/>
+        <w:sz w:val="24"/>
+        <w:szCs w:val="24"/>
       </w:rPr>
       <w:tblPr/>
       <w:tcPr>
@@ -6124,6 +6675,9 @@
     </w:pPr>
     <w:rPr>
       <w:color w:val="000000" w:themeColor="text1"/>
+      <w:rFonts w:ascii="標楷體" w:hAnsi="標楷體" w:eastAsia="標楷體" w:cs="標楷體"/>
+      <w:sz w:val="24"/>
+      <w:szCs w:val="24"/>
     </w:rPr>
     <w:tblPr>
       <w:tblStyleRowBandSize w:val="1"/>
@@ -6142,7 +6696,9 @@
     </w:tblPr>
     <w:tblStylePr w:type="firstRow">
       <w:rPr>
-        <w:rFonts w:asciiTheme="majorHAnsi" w:eastAsiaTheme="majorEastAsia" w:hAnsiTheme="majorHAnsi" w:cstheme="majorBidi"/>
+        <w:rFonts w:asciiTheme="majorHAnsi" w:eastAsiaTheme="majorEastAsia" w:hAnsiTheme="majorHAnsi" w:cstheme="majorBidi" w:ascii="標楷體" w:hAnsi="標楷體" w:eastAsia="標楷體" w:cs="標楷體"/>
+        <w:sz w:val="24"/>
+        <w:szCs w:val="24"/>
       </w:rPr>
       <w:tblPr/>
       <w:tcPr>
@@ -6157,6 +6713,9 @@
         <w:b/>
         <w:bCs/>
         <w:color w:val="1F497D" w:themeColor="text2"/>
+        <w:rFonts w:ascii="標楷體" w:hAnsi="標楷體" w:eastAsia="標楷體" w:cs="標楷體"/>
+        <w:sz w:val="24"/>
+        <w:szCs w:val="24"/>
       </w:rPr>
       <w:tblPr/>
       <w:tcPr>
@@ -6170,12 +6729,18 @@
       <w:rPr>
         <w:b/>
         <w:bCs/>
+        <w:rFonts w:ascii="標楷體" w:hAnsi="標楷體" w:eastAsia="標楷體" w:cs="標楷體"/>
+        <w:sz w:val="24"/>
+        <w:szCs w:val="24"/>
       </w:rPr>
     </w:tblStylePr>
     <w:tblStylePr w:type="lastCol">
       <w:rPr>
         <w:b/>
         <w:bCs/>
+        <w:rFonts w:ascii="標楷體" w:hAnsi="標楷體" w:eastAsia="標楷體" w:cs="標楷體"/>
+        <w:sz w:val="24"/>
+        <w:szCs w:val="24"/>
       </w:rPr>
       <w:tblPr/>
       <w:tcPr>
@@ -6208,6 +6773,9 @@
     </w:pPr>
     <w:rPr>
       <w:color w:val="000000" w:themeColor="text1"/>
+      <w:rFonts w:ascii="標楷體" w:hAnsi="標楷體" w:eastAsia="標楷體" w:cs="標楷體"/>
+      <w:sz w:val="24"/>
+      <w:szCs w:val="24"/>
     </w:rPr>
     <w:tblPr>
       <w:tblStyleRowBandSize w:val="1"/>
@@ -6226,7 +6794,9 @@
     </w:tblPr>
     <w:tblStylePr w:type="firstRow">
       <w:rPr>
-        <w:rFonts w:asciiTheme="majorHAnsi" w:eastAsiaTheme="majorEastAsia" w:hAnsiTheme="majorHAnsi" w:cstheme="majorBidi"/>
+        <w:rFonts w:asciiTheme="majorHAnsi" w:eastAsiaTheme="majorEastAsia" w:hAnsiTheme="majorHAnsi" w:cstheme="majorBidi" w:ascii="標楷體" w:hAnsi="標楷體" w:eastAsia="標楷體" w:cs="標楷體"/>
+        <w:sz w:val="24"/>
+        <w:szCs w:val="24"/>
       </w:rPr>
       <w:tblPr/>
       <w:tcPr>
@@ -6241,6 +6811,9 @@
         <w:b/>
         <w:bCs/>
         <w:color w:val="1F497D" w:themeColor="text2"/>
+        <w:rFonts w:ascii="標楷體" w:hAnsi="標楷體" w:eastAsia="標楷體" w:cs="標楷體"/>
+        <w:sz w:val="24"/>
+        <w:szCs w:val="24"/>
       </w:rPr>
       <w:tblPr/>
       <w:tcPr>
@@ -6254,12 +6827,18 @@
       <w:rPr>
         <w:b/>
         <w:bCs/>
+        <w:rFonts w:ascii="標楷體" w:hAnsi="標楷體" w:eastAsia="標楷體" w:cs="標楷體"/>
+        <w:sz w:val="24"/>
+        <w:szCs w:val="24"/>
       </w:rPr>
     </w:tblStylePr>
     <w:tblStylePr w:type="lastCol">
       <w:rPr>
         <w:b/>
         <w:bCs/>
+        <w:rFonts w:ascii="標楷體" w:hAnsi="標楷體" w:eastAsia="標楷體" w:cs="標楷體"/>
+        <w:sz w:val="24"/>
+        <w:szCs w:val="24"/>
       </w:rPr>
       <w:tblPr/>
       <w:tcPr>
@@ -6292,6 +6871,9 @@
     </w:pPr>
     <w:rPr>
       <w:color w:val="000000" w:themeColor="text1"/>
+      <w:rFonts w:ascii="標楷體" w:hAnsi="標楷體" w:eastAsia="標楷體" w:cs="標楷體"/>
+      <w:sz w:val="24"/>
+      <w:szCs w:val="24"/>
     </w:rPr>
     <w:tblPr>
       <w:tblStyleRowBandSize w:val="1"/>
@@ -6310,7 +6892,9 @@
     </w:tblPr>
     <w:tblStylePr w:type="firstRow">
       <w:rPr>
-        <w:rFonts w:asciiTheme="majorHAnsi" w:eastAsiaTheme="majorEastAsia" w:hAnsiTheme="majorHAnsi" w:cstheme="majorBidi"/>
+        <w:rFonts w:asciiTheme="majorHAnsi" w:eastAsiaTheme="majorEastAsia" w:hAnsiTheme="majorHAnsi" w:cstheme="majorBidi" w:ascii="標楷體" w:hAnsi="標楷體" w:eastAsia="標楷體" w:cs="標楷體"/>
+        <w:sz w:val="24"/>
+        <w:szCs w:val="24"/>
       </w:rPr>
       <w:tblPr/>
       <w:tcPr>
@@ -6325,6 +6909,9 @@
         <w:b/>
         <w:bCs/>
         <w:color w:val="1F497D" w:themeColor="text2"/>
+        <w:rFonts w:ascii="標楷體" w:hAnsi="標楷體" w:eastAsia="標楷體" w:cs="標楷體"/>
+        <w:sz w:val="24"/>
+        <w:szCs w:val="24"/>
       </w:rPr>
       <w:tblPr/>
       <w:tcPr>
@@ -6338,12 +6925,18 @@
       <w:rPr>
         <w:b/>
         <w:bCs/>
+        <w:rFonts w:ascii="標楷體" w:hAnsi="標楷體" w:eastAsia="標楷體" w:cs="標楷體"/>
+        <w:sz w:val="24"/>
+        <w:szCs w:val="24"/>
       </w:rPr>
     </w:tblStylePr>
     <w:tblStylePr w:type="lastCol">
       <w:rPr>
         <w:b/>
         <w:bCs/>
+        <w:rFonts w:ascii="標楷體" w:hAnsi="標楷體" w:eastAsia="標楷體" w:cs="標楷體"/>
+        <w:sz w:val="24"/>
+        <w:szCs w:val="24"/>
       </w:rPr>
       <w:tblPr/>
       <w:tcPr>
@@ -6376,6 +6969,9 @@
     </w:pPr>
     <w:rPr>
       <w:color w:val="000000" w:themeColor="text1"/>
+      <w:rFonts w:ascii="標楷體" w:hAnsi="標楷體" w:eastAsia="標楷體" w:cs="標楷體"/>
+      <w:sz w:val="24"/>
+      <w:szCs w:val="24"/>
     </w:rPr>
     <w:tblPr>
       <w:tblStyleRowBandSize w:val="1"/>
@@ -6394,7 +6990,9 @@
     </w:tblPr>
     <w:tblStylePr w:type="firstRow">
       <w:rPr>
-        <w:rFonts w:asciiTheme="majorHAnsi" w:eastAsiaTheme="majorEastAsia" w:hAnsiTheme="majorHAnsi" w:cstheme="majorBidi"/>
+        <w:rFonts w:asciiTheme="majorHAnsi" w:eastAsiaTheme="majorEastAsia" w:hAnsiTheme="majorHAnsi" w:cstheme="majorBidi" w:ascii="標楷體" w:hAnsi="標楷體" w:eastAsia="標楷體" w:cs="標楷體"/>
+        <w:sz w:val="24"/>
+        <w:szCs w:val="24"/>
       </w:rPr>
       <w:tblPr/>
       <w:tcPr>
@@ -6409,6 +7007,9 @@
         <w:b/>
         <w:bCs/>
         <w:color w:val="1F497D" w:themeColor="text2"/>
+        <w:rFonts w:ascii="標楷體" w:hAnsi="標楷體" w:eastAsia="標楷體" w:cs="標楷體"/>
+        <w:sz w:val="24"/>
+        <w:szCs w:val="24"/>
       </w:rPr>
       <w:tblPr/>
       <w:tcPr>
@@ -6422,12 +7023,18 @@
       <w:rPr>
         <w:b/>
         <w:bCs/>
+        <w:rFonts w:ascii="標楷體" w:hAnsi="標楷體" w:eastAsia="標楷體" w:cs="標楷體"/>
+        <w:sz w:val="24"/>
+        <w:szCs w:val="24"/>
       </w:rPr>
     </w:tblStylePr>
     <w:tblStylePr w:type="lastCol">
       <w:rPr>
         <w:b/>
         <w:bCs/>
+        <w:rFonts w:ascii="標楷體" w:hAnsi="標楷體" w:eastAsia="標楷體" w:cs="標楷體"/>
+        <w:sz w:val="24"/>
+        <w:szCs w:val="24"/>
       </w:rPr>
       <w:tblPr/>
       <w:tcPr>
@@ -6460,6 +7067,9 @@
     </w:pPr>
     <w:rPr>
       <w:color w:val="000000" w:themeColor="text1"/>
+      <w:rFonts w:ascii="標楷體" w:hAnsi="標楷體" w:eastAsia="標楷體" w:cs="標楷體"/>
+      <w:sz w:val="24"/>
+      <w:szCs w:val="24"/>
     </w:rPr>
     <w:tblPr>
       <w:tblStyleRowBandSize w:val="1"/>
@@ -6478,7 +7088,9 @@
     </w:tblPr>
     <w:tblStylePr w:type="firstRow">
       <w:rPr>
-        <w:rFonts w:asciiTheme="majorHAnsi" w:eastAsiaTheme="majorEastAsia" w:hAnsiTheme="majorHAnsi" w:cstheme="majorBidi"/>
+        <w:rFonts w:asciiTheme="majorHAnsi" w:eastAsiaTheme="majorEastAsia" w:hAnsiTheme="majorHAnsi" w:cstheme="majorBidi" w:ascii="標楷體" w:hAnsi="標楷體" w:eastAsia="標楷體" w:cs="標楷體"/>
+        <w:sz w:val="24"/>
+        <w:szCs w:val="24"/>
       </w:rPr>
       <w:tblPr/>
       <w:tcPr>
@@ -6493,6 +7105,9 @@
         <w:b/>
         <w:bCs/>
         <w:color w:val="1F497D" w:themeColor="text2"/>
+        <w:rFonts w:ascii="標楷體" w:hAnsi="標楷體" w:eastAsia="標楷體" w:cs="標楷體"/>
+        <w:sz w:val="24"/>
+        <w:szCs w:val="24"/>
       </w:rPr>
       <w:tblPr/>
       <w:tcPr>
@@ -6506,12 +7121,18 @@
       <w:rPr>
         <w:b/>
         <w:bCs/>
+        <w:rFonts w:ascii="標楷體" w:hAnsi="標楷體" w:eastAsia="標楷體" w:cs="標楷體"/>
+        <w:sz w:val="24"/>
+        <w:szCs w:val="24"/>
       </w:rPr>
     </w:tblStylePr>
     <w:tblStylePr w:type="lastCol">
       <w:rPr>
         <w:b/>
         <w:bCs/>
+        <w:rFonts w:ascii="標楷體" w:hAnsi="標楷體" w:eastAsia="標楷體" w:cs="標楷體"/>
+        <w:sz w:val="24"/>
+        <w:szCs w:val="24"/>
       </w:rPr>
       <w:tblPr/>
       <w:tcPr>
@@ -6544,6 +7165,9 @@
     </w:pPr>
     <w:rPr>
       <w:color w:val="000000" w:themeColor="text1"/>
+      <w:rFonts w:ascii="標楷體" w:hAnsi="標楷體" w:eastAsia="標楷體" w:cs="標楷體"/>
+      <w:sz w:val="24"/>
+      <w:szCs w:val="24"/>
     </w:rPr>
     <w:tblPr>
       <w:tblStyleRowBandSize w:val="1"/>
@@ -6562,7 +7186,9 @@
     </w:tblPr>
     <w:tblStylePr w:type="firstRow">
       <w:rPr>
-        <w:rFonts w:asciiTheme="majorHAnsi" w:eastAsiaTheme="majorEastAsia" w:hAnsiTheme="majorHAnsi" w:cstheme="majorBidi"/>
+        <w:rFonts w:asciiTheme="majorHAnsi" w:eastAsiaTheme="majorEastAsia" w:hAnsiTheme="majorHAnsi" w:cstheme="majorBidi" w:ascii="標楷體" w:hAnsi="標楷體" w:eastAsia="標楷體" w:cs="標楷體"/>
+        <w:sz w:val="24"/>
+        <w:szCs w:val="24"/>
       </w:rPr>
       <w:tblPr/>
       <w:tcPr>
@@ -6577,6 +7203,9 @@
         <w:b/>
         <w:bCs/>
         <w:color w:val="1F497D" w:themeColor="text2"/>
+        <w:rFonts w:ascii="標楷體" w:hAnsi="標楷體" w:eastAsia="標楷體" w:cs="標楷體"/>
+        <w:sz w:val="24"/>
+        <w:szCs w:val="24"/>
       </w:rPr>
       <w:tblPr/>
       <w:tcPr>
@@ -6590,12 +7219,18 @@
       <w:rPr>
         <w:b/>
         <w:bCs/>
+        <w:rFonts w:ascii="標楷體" w:hAnsi="標楷體" w:eastAsia="標楷體" w:cs="標楷體"/>
+        <w:sz w:val="24"/>
+        <w:szCs w:val="24"/>
       </w:rPr>
     </w:tblStylePr>
     <w:tblStylePr w:type="lastCol">
       <w:rPr>
         <w:b/>
         <w:bCs/>
+        <w:rFonts w:ascii="標楷體" w:hAnsi="標楷體" w:eastAsia="標楷體" w:cs="標楷體"/>
+        <w:sz w:val="24"/>
+        <w:szCs w:val="24"/>
       </w:rPr>
       <w:tblPr/>
       <w:tcPr>
@@ -6627,8 +7262,10 @@
       <w:spacing w:after="0" w:line="240" w:lineRule="auto"/>
     </w:pPr>
     <w:rPr>
-      <w:rFonts w:asciiTheme="majorHAnsi" w:eastAsiaTheme="majorEastAsia" w:hAnsiTheme="majorHAnsi" w:cstheme="majorBidi"/>
+      <w:rFonts w:asciiTheme="majorHAnsi" w:eastAsiaTheme="majorEastAsia" w:hAnsiTheme="majorHAnsi" w:cstheme="majorBidi" w:ascii="標楷體" w:hAnsi="標楷體" w:eastAsia="標楷體" w:cs="標楷體"/>
       <w:color w:val="000000" w:themeColor="text1"/>
+      <w:sz w:val="24"/>
+      <w:szCs w:val="24"/>
     </w:rPr>
     <w:tblPr>
       <w:tblStyleRowBandSize w:val="1"/>
@@ -6651,6 +7288,7 @@
       <w:rPr>
         <w:sz w:val="24"/>
         <w:szCs w:val="24"/>
+        <w:rFonts w:ascii="標楷體" w:hAnsi="標楷體" w:eastAsia="標楷體" w:cs="標楷體"/>
       </w:rPr>
       <w:tblPr/>
       <w:tcPr>
@@ -6755,8 +7393,10 @@
       <w:spacing w:after="0" w:line="240" w:lineRule="auto"/>
     </w:pPr>
     <w:rPr>
-      <w:rFonts w:asciiTheme="majorHAnsi" w:eastAsiaTheme="majorEastAsia" w:hAnsiTheme="majorHAnsi" w:cstheme="majorBidi"/>
+      <w:rFonts w:asciiTheme="majorHAnsi" w:eastAsiaTheme="majorEastAsia" w:hAnsiTheme="majorHAnsi" w:cstheme="majorBidi" w:ascii="標楷體" w:hAnsi="標楷體" w:eastAsia="標楷體" w:cs="標楷體"/>
       <w:color w:val="000000" w:themeColor="text1"/>
+      <w:sz w:val="24"/>
+      <w:szCs w:val="24"/>
     </w:rPr>
     <w:tblPr>
       <w:tblStyleRowBandSize w:val="1"/>
@@ -6779,6 +7419,7 @@
       <w:rPr>
         <w:sz w:val="24"/>
         <w:szCs w:val="24"/>
+        <w:rFonts w:ascii="標楷體" w:hAnsi="標楷體" w:eastAsia="標楷體" w:cs="標楷體"/>
       </w:rPr>
       <w:tblPr/>
       <w:tcPr>
@@ -6883,8 +7524,10 @@
       <w:spacing w:after="0" w:line="240" w:lineRule="auto"/>
     </w:pPr>
     <w:rPr>
-      <w:rFonts w:asciiTheme="majorHAnsi" w:eastAsiaTheme="majorEastAsia" w:hAnsiTheme="majorHAnsi" w:cstheme="majorBidi"/>
+      <w:rFonts w:asciiTheme="majorHAnsi" w:eastAsiaTheme="majorEastAsia" w:hAnsiTheme="majorHAnsi" w:cstheme="majorBidi" w:ascii="標楷體" w:hAnsi="標楷體" w:eastAsia="標楷體" w:cs="標楷體"/>
       <w:color w:val="000000" w:themeColor="text1"/>
+      <w:sz w:val="24"/>
+      <w:szCs w:val="24"/>
     </w:rPr>
     <w:tblPr>
       <w:tblStyleRowBandSize w:val="1"/>
@@ -6907,6 +7550,7 @@
       <w:rPr>
         <w:sz w:val="24"/>
         <w:szCs w:val="24"/>
+        <w:rFonts w:ascii="標楷體" w:hAnsi="標楷體" w:eastAsia="標楷體" w:cs="標楷體"/>
       </w:rPr>
       <w:tblPr/>
       <w:tcPr>
@@ -7011,8 +7655,10 @@
       <w:spacing w:after="0" w:line="240" w:lineRule="auto"/>
     </w:pPr>
     <w:rPr>
-      <w:rFonts w:asciiTheme="majorHAnsi" w:eastAsiaTheme="majorEastAsia" w:hAnsiTheme="majorHAnsi" w:cstheme="majorBidi"/>
+      <w:rFonts w:asciiTheme="majorHAnsi" w:eastAsiaTheme="majorEastAsia" w:hAnsiTheme="majorHAnsi" w:cstheme="majorBidi" w:ascii="標楷體" w:hAnsi="標楷體" w:eastAsia="標楷體" w:cs="標楷體"/>
       <w:color w:val="000000" w:themeColor="text1"/>
+      <w:sz w:val="24"/>
+      <w:szCs w:val="24"/>
     </w:rPr>
     <w:tblPr>
       <w:tblStyleRowBandSize w:val="1"/>
@@ -7035,6 +7681,7 @@
       <w:rPr>
         <w:sz w:val="24"/>
         <w:szCs w:val="24"/>
+        <w:rFonts w:ascii="標楷體" w:hAnsi="標楷體" w:eastAsia="標楷體" w:cs="標楷體"/>
       </w:rPr>
       <w:tblPr/>
       <w:tcPr>
@@ -7139,8 +7786,10 @@
       <w:spacing w:after="0" w:line="240" w:lineRule="auto"/>
     </w:pPr>
     <w:rPr>
-      <w:rFonts w:asciiTheme="majorHAnsi" w:eastAsiaTheme="majorEastAsia" w:hAnsiTheme="majorHAnsi" w:cstheme="majorBidi"/>
+      <w:rFonts w:asciiTheme="majorHAnsi" w:eastAsiaTheme="majorEastAsia" w:hAnsiTheme="majorHAnsi" w:cstheme="majorBidi" w:ascii="標楷體" w:hAnsi="標楷體" w:eastAsia="標楷體" w:cs="標楷體"/>
       <w:color w:val="000000" w:themeColor="text1"/>
+      <w:sz w:val="24"/>
+      <w:szCs w:val="24"/>
     </w:rPr>
     <w:tblPr>
       <w:tblStyleRowBandSize w:val="1"/>
@@ -7163,6 +7812,7 @@
       <w:rPr>
         <w:sz w:val="24"/>
         <w:szCs w:val="24"/>
+        <w:rFonts w:ascii="標楷體" w:hAnsi="標楷體" w:eastAsia="標楷體" w:cs="標楷體"/>
       </w:rPr>
       <w:tblPr/>
       <w:tcPr>
@@ -7267,8 +7917,10 @@
       <w:spacing w:after="0" w:line="240" w:lineRule="auto"/>
     </w:pPr>
     <w:rPr>
-      <w:rFonts w:asciiTheme="majorHAnsi" w:eastAsiaTheme="majorEastAsia" w:hAnsiTheme="majorHAnsi" w:cstheme="majorBidi"/>
+      <w:rFonts w:asciiTheme="majorHAnsi" w:eastAsiaTheme="majorEastAsia" w:hAnsiTheme="majorHAnsi" w:cstheme="majorBidi" w:ascii="標楷體" w:hAnsi="標楷體" w:eastAsia="標楷體" w:cs="標楷體"/>
       <w:color w:val="000000" w:themeColor="text1"/>
+      <w:sz w:val="24"/>
+      <w:szCs w:val="24"/>
     </w:rPr>
     <w:tblPr>
       <w:tblStyleRowBandSize w:val="1"/>
@@ -7291,6 +7943,7 @@
       <w:rPr>
         <w:sz w:val="24"/>
         <w:szCs w:val="24"/>
+        <w:rFonts w:ascii="標楷體" w:hAnsi="標楷體" w:eastAsia="標楷體" w:cs="標楷體"/>
       </w:rPr>
       <w:tblPr/>
       <w:tcPr>
@@ -7395,8 +8048,10 @@
       <w:spacing w:after="0" w:line="240" w:lineRule="auto"/>
     </w:pPr>
     <w:rPr>
-      <w:rFonts w:asciiTheme="majorHAnsi" w:eastAsiaTheme="majorEastAsia" w:hAnsiTheme="majorHAnsi" w:cstheme="majorBidi"/>
+      <w:rFonts w:asciiTheme="majorHAnsi" w:eastAsiaTheme="majorEastAsia" w:hAnsiTheme="majorHAnsi" w:cstheme="majorBidi" w:ascii="標楷體" w:hAnsi="標楷體" w:eastAsia="標楷體" w:cs="標楷體"/>
       <w:color w:val="000000" w:themeColor="text1"/>
+      <w:sz w:val="24"/>
+      <w:szCs w:val="24"/>
     </w:rPr>
     <w:tblPr>
       <w:tblStyleRowBandSize w:val="1"/>
@@ -7419,6 +8074,7 @@
       <w:rPr>
         <w:sz w:val="24"/>
         <w:szCs w:val="24"/>
+        <w:rFonts w:ascii="標楷體" w:hAnsi="標楷體" w:eastAsia="標楷體" w:cs="標楷體"/>
       </w:rPr>
       <w:tblPr/>
       <w:tcPr>
@@ -7548,12 +8204,18 @@
       <w:rPr>
         <w:b/>
         <w:bCs/>
+        <w:rFonts w:ascii="標楷體" w:hAnsi="標楷體" w:eastAsia="標楷體" w:cs="標楷體"/>
+        <w:sz w:val="24"/>
+        <w:szCs w:val="24"/>
       </w:rPr>
     </w:tblStylePr>
     <w:tblStylePr w:type="lastRow">
       <w:rPr>
         <w:b/>
         <w:bCs/>
+        <w:rFonts w:ascii="標楷體" w:hAnsi="標楷體" w:eastAsia="標楷體" w:cs="標楷體"/>
+        <w:sz w:val="24"/>
+        <w:szCs w:val="24"/>
       </w:rPr>
       <w:tblPr/>
       <w:tcPr>
@@ -7566,12 +8228,18 @@
       <w:rPr>
         <w:b/>
         <w:bCs/>
+        <w:rFonts w:ascii="標楷體" w:hAnsi="標楷體" w:eastAsia="標楷體" w:cs="標楷體"/>
+        <w:sz w:val="24"/>
+        <w:szCs w:val="24"/>
       </w:rPr>
     </w:tblStylePr>
     <w:tblStylePr w:type="lastCol">
       <w:rPr>
         <w:b/>
         <w:bCs/>
+        <w:rFonts w:ascii="標楷體" w:hAnsi="標楷體" w:eastAsia="標楷體" w:cs="標楷體"/>
+        <w:sz w:val="24"/>
+        <w:szCs w:val="24"/>
       </w:rPr>
     </w:tblStylePr>
     <w:tblStylePr w:type="band1Vert">
@@ -7621,12 +8289,18 @@
       <w:rPr>
         <w:b/>
         <w:bCs/>
+        <w:rFonts w:ascii="標楷體" w:hAnsi="標楷體" w:eastAsia="標楷體" w:cs="標楷體"/>
+        <w:sz w:val="24"/>
+        <w:szCs w:val="24"/>
       </w:rPr>
     </w:tblStylePr>
     <w:tblStylePr w:type="lastRow">
       <w:rPr>
         <w:b/>
         <w:bCs/>
+        <w:rFonts w:ascii="標楷體" w:hAnsi="標楷體" w:eastAsia="標楷體" w:cs="標楷體"/>
+        <w:sz w:val="24"/>
+        <w:szCs w:val="24"/>
       </w:rPr>
       <w:tblPr/>
       <w:tcPr>
@@ -7639,12 +8313,18 @@
       <w:rPr>
         <w:b/>
         <w:bCs/>
+        <w:rFonts w:ascii="標楷體" w:hAnsi="標楷體" w:eastAsia="標楷體" w:cs="標楷體"/>
+        <w:sz w:val="24"/>
+        <w:szCs w:val="24"/>
       </w:rPr>
     </w:tblStylePr>
     <w:tblStylePr w:type="lastCol">
       <w:rPr>
         <w:b/>
         <w:bCs/>
+        <w:rFonts w:ascii="標楷體" w:hAnsi="標楷體" w:eastAsia="標楷體" w:cs="標楷體"/>
+        <w:sz w:val="24"/>
+        <w:szCs w:val="24"/>
       </w:rPr>
     </w:tblStylePr>
     <w:tblStylePr w:type="band1Vert">
@@ -7694,12 +8374,18 @@
       <w:rPr>
         <w:b/>
         <w:bCs/>
+        <w:rFonts w:ascii="標楷體" w:hAnsi="標楷體" w:eastAsia="標楷體" w:cs="標楷體"/>
+        <w:sz w:val="24"/>
+        <w:szCs w:val="24"/>
       </w:rPr>
     </w:tblStylePr>
     <w:tblStylePr w:type="lastRow">
       <w:rPr>
         <w:b/>
         <w:bCs/>
+        <w:rFonts w:ascii="標楷體" w:hAnsi="標楷體" w:eastAsia="標楷體" w:cs="標楷體"/>
+        <w:sz w:val="24"/>
+        <w:szCs w:val="24"/>
       </w:rPr>
       <w:tblPr/>
       <w:tcPr>
@@ -7712,12 +8398,18 @@
       <w:rPr>
         <w:b/>
         <w:bCs/>
+        <w:rFonts w:ascii="標楷體" w:hAnsi="標楷體" w:eastAsia="標楷體" w:cs="標楷體"/>
+        <w:sz w:val="24"/>
+        <w:szCs w:val="24"/>
       </w:rPr>
     </w:tblStylePr>
     <w:tblStylePr w:type="lastCol">
       <w:rPr>
         <w:b/>
         <w:bCs/>
+        <w:rFonts w:ascii="標楷體" w:hAnsi="標楷體" w:eastAsia="標楷體" w:cs="標楷體"/>
+        <w:sz w:val="24"/>
+        <w:szCs w:val="24"/>
       </w:rPr>
     </w:tblStylePr>
     <w:tblStylePr w:type="band1Vert">
@@ -7767,12 +8459,18 @@
       <w:rPr>
         <w:b/>
         <w:bCs/>
+        <w:rFonts w:ascii="標楷體" w:hAnsi="標楷體" w:eastAsia="標楷體" w:cs="標楷體"/>
+        <w:sz w:val="24"/>
+        <w:szCs w:val="24"/>
       </w:rPr>
     </w:tblStylePr>
     <w:tblStylePr w:type="lastRow">
       <w:rPr>
         <w:b/>
         <w:bCs/>
+        <w:rFonts w:ascii="標楷體" w:hAnsi="標楷體" w:eastAsia="標楷體" w:cs="標楷體"/>
+        <w:sz w:val="24"/>
+        <w:szCs w:val="24"/>
       </w:rPr>
       <w:tblPr/>
       <w:tcPr>
@@ -7785,12 +8483,18 @@
       <w:rPr>
         <w:b/>
         <w:bCs/>
+        <w:rFonts w:ascii="標楷體" w:hAnsi="標楷體" w:eastAsia="標楷體" w:cs="標楷體"/>
+        <w:sz w:val="24"/>
+        <w:szCs w:val="24"/>
       </w:rPr>
     </w:tblStylePr>
     <w:tblStylePr w:type="lastCol">
       <w:rPr>
         <w:b/>
         <w:bCs/>
+        <w:rFonts w:ascii="標楷體" w:hAnsi="標楷體" w:eastAsia="標楷體" w:cs="標楷體"/>
+        <w:sz w:val="24"/>
+        <w:szCs w:val="24"/>
       </w:rPr>
     </w:tblStylePr>
     <w:tblStylePr w:type="band1Vert">
@@ -7840,12 +8544,18 @@
       <w:rPr>
         <w:b/>
         <w:bCs/>
+        <w:rFonts w:ascii="標楷體" w:hAnsi="標楷體" w:eastAsia="標楷體" w:cs="標楷體"/>
+        <w:sz w:val="24"/>
+        <w:szCs w:val="24"/>
       </w:rPr>
     </w:tblStylePr>
     <w:tblStylePr w:type="lastRow">
       <w:rPr>
         <w:b/>
         <w:bCs/>
+        <w:rFonts w:ascii="標楷體" w:hAnsi="標楷體" w:eastAsia="標楷體" w:cs="標楷體"/>
+        <w:sz w:val="24"/>
+        <w:szCs w:val="24"/>
       </w:rPr>
       <w:tblPr/>
       <w:tcPr>
@@ -7858,12 +8568,18 @@
       <w:rPr>
         <w:b/>
         <w:bCs/>
+        <w:rFonts w:ascii="標楷體" w:hAnsi="標楷體" w:eastAsia="標楷體" w:cs="標楷體"/>
+        <w:sz w:val="24"/>
+        <w:szCs w:val="24"/>
       </w:rPr>
     </w:tblStylePr>
     <w:tblStylePr w:type="lastCol">
       <w:rPr>
         <w:b/>
         <w:bCs/>
+        <w:rFonts w:ascii="標楷體" w:hAnsi="標楷體" w:eastAsia="標楷體" w:cs="標楷體"/>
+        <w:sz w:val="24"/>
+        <w:szCs w:val="24"/>
       </w:rPr>
     </w:tblStylePr>
     <w:tblStylePr w:type="band1Vert">
@@ -7913,12 +8629,18 @@
       <w:rPr>
         <w:b/>
         <w:bCs/>
+        <w:rFonts w:ascii="標楷體" w:hAnsi="標楷體" w:eastAsia="標楷體" w:cs="標楷體"/>
+        <w:sz w:val="24"/>
+        <w:szCs w:val="24"/>
       </w:rPr>
     </w:tblStylePr>
     <w:tblStylePr w:type="lastRow">
       <w:rPr>
         <w:b/>
         <w:bCs/>
+        <w:rFonts w:ascii="標楷體" w:hAnsi="標楷體" w:eastAsia="標楷體" w:cs="標楷體"/>
+        <w:sz w:val="24"/>
+        <w:szCs w:val="24"/>
       </w:rPr>
       <w:tblPr/>
       <w:tcPr>
@@ -7931,12 +8653,18 @@
       <w:rPr>
         <w:b/>
         <w:bCs/>
+        <w:rFonts w:ascii="標楷體" w:hAnsi="標楷體" w:eastAsia="標楷體" w:cs="標楷體"/>
+        <w:sz w:val="24"/>
+        <w:szCs w:val="24"/>
       </w:rPr>
     </w:tblStylePr>
     <w:tblStylePr w:type="lastCol">
       <w:rPr>
         <w:b/>
         <w:bCs/>
+        <w:rFonts w:ascii="標楷體" w:hAnsi="標楷體" w:eastAsia="標楷體" w:cs="標楷體"/>
+        <w:sz w:val="24"/>
+        <w:szCs w:val="24"/>
       </w:rPr>
     </w:tblStylePr>
     <w:tblStylePr w:type="band1Vert">
@@ -7986,12 +8714,18 @@
       <w:rPr>
         <w:b/>
         <w:bCs/>
+        <w:rFonts w:ascii="標楷體" w:hAnsi="標楷體" w:eastAsia="標楷體" w:cs="標楷體"/>
+        <w:sz w:val="24"/>
+        <w:szCs w:val="24"/>
       </w:rPr>
     </w:tblStylePr>
     <w:tblStylePr w:type="lastRow">
       <w:rPr>
         <w:b/>
         <w:bCs/>
+        <w:rFonts w:ascii="標楷體" w:hAnsi="標楷體" w:eastAsia="標楷體" w:cs="標楷體"/>
+        <w:sz w:val="24"/>
+        <w:szCs w:val="24"/>
       </w:rPr>
       <w:tblPr/>
       <w:tcPr>
@@ -8004,12 +8738,18 @@
       <w:rPr>
         <w:b/>
         <w:bCs/>
+        <w:rFonts w:ascii="標楷體" w:hAnsi="標楷體" w:eastAsia="標楷體" w:cs="標楷體"/>
+        <w:sz w:val="24"/>
+        <w:szCs w:val="24"/>
       </w:rPr>
     </w:tblStylePr>
     <w:tblStylePr w:type="lastCol">
       <w:rPr>
         <w:b/>
         <w:bCs/>
+        <w:rFonts w:ascii="標楷體" w:hAnsi="標楷體" w:eastAsia="標楷體" w:cs="標楷體"/>
+        <w:sz w:val="24"/>
+        <w:szCs w:val="24"/>
       </w:rPr>
     </w:tblStylePr>
     <w:tblStylePr w:type="band1Vert">
@@ -8034,8 +8774,10 @@
       <w:spacing w:after="0" w:line="240" w:lineRule="auto"/>
     </w:pPr>
     <w:rPr>
-      <w:rFonts w:asciiTheme="majorHAnsi" w:eastAsiaTheme="majorEastAsia" w:hAnsiTheme="majorHAnsi" w:cstheme="majorBidi"/>
+      <w:rFonts w:asciiTheme="majorHAnsi" w:eastAsiaTheme="majorEastAsia" w:hAnsiTheme="majorHAnsi" w:cstheme="majorBidi" w:ascii="標楷體" w:hAnsi="標楷體" w:eastAsia="標楷體" w:cs="標楷體"/>
       <w:color w:val="000000" w:themeColor="text1"/>
+      <w:sz w:val="24"/>
+      <w:szCs w:val="24"/>
     </w:rPr>
     <w:tblPr>
       <w:tblStyleRowBandSize w:val="1"/>
@@ -8064,6 +8806,9 @@
         <w:b/>
         <w:bCs/>
         <w:color w:val="000000" w:themeColor="text1"/>
+        <w:rFonts w:ascii="標楷體" w:hAnsi="標楷體" w:eastAsia="標楷體" w:cs="標楷體"/>
+        <w:sz w:val="24"/>
+        <w:szCs w:val="24"/>
       </w:rPr>
       <w:tblPr/>
       <w:tcPr>
@@ -8075,6 +8820,9 @@
         <w:b/>
         <w:bCs/>
         <w:color w:val="000000" w:themeColor="text1"/>
+        <w:rFonts w:ascii="標楷體" w:hAnsi="標楷體" w:eastAsia="標楷體" w:cs="標楷體"/>
+        <w:sz w:val="24"/>
+        <w:szCs w:val="24"/>
       </w:rPr>
       <w:tblPr/>
       <w:tcPr>
@@ -8094,6 +8842,9 @@
         <w:b/>
         <w:bCs/>
         <w:color w:val="000000" w:themeColor="text1"/>
+        <w:rFonts w:ascii="標楷體" w:hAnsi="標楷體" w:eastAsia="標楷體" w:cs="標楷體"/>
+        <w:sz w:val="24"/>
+        <w:szCs w:val="24"/>
       </w:rPr>
       <w:tblPr/>
       <w:tcPr>
@@ -8113,6 +8864,9 @@
         <w:b w:val="0"/>
         <w:bCs w:val="0"/>
         <w:color w:val="000000" w:themeColor="text1"/>
+        <w:rFonts w:ascii="標楷體" w:hAnsi="標楷體" w:eastAsia="標楷體" w:cs="標楷體"/>
+        <w:sz w:val="24"/>
+        <w:szCs w:val="24"/>
       </w:rPr>
       <w:tblPr/>
       <w:tcPr>
@@ -8159,8 +8913,10 @@
       <w:spacing w:after="0" w:line="240" w:lineRule="auto"/>
     </w:pPr>
     <w:rPr>
-      <w:rFonts w:asciiTheme="majorHAnsi" w:eastAsiaTheme="majorEastAsia" w:hAnsiTheme="majorHAnsi" w:cstheme="majorBidi"/>
+      <w:rFonts w:asciiTheme="majorHAnsi" w:eastAsiaTheme="majorEastAsia" w:hAnsiTheme="majorHAnsi" w:cstheme="majorBidi" w:ascii="標楷體" w:hAnsi="標楷體" w:eastAsia="標楷體" w:cs="標楷體"/>
       <w:color w:val="000000" w:themeColor="text1"/>
+      <w:sz w:val="24"/>
+      <w:szCs w:val="24"/>
     </w:rPr>
     <w:tblPr>
       <w:tblStyleRowBandSize w:val="1"/>
@@ -8189,6 +8945,9 @@
         <w:b/>
         <w:bCs/>
         <w:color w:val="000000" w:themeColor="text1"/>
+        <w:rFonts w:ascii="標楷體" w:hAnsi="標楷體" w:eastAsia="標楷體" w:cs="標楷體"/>
+        <w:sz w:val="24"/>
+        <w:szCs w:val="24"/>
       </w:rPr>
       <w:tblPr/>
       <w:tcPr>
@@ -8200,6 +8959,9 @@
         <w:b/>
         <w:bCs/>
         <w:color w:val="000000" w:themeColor="text1"/>
+        <w:rFonts w:ascii="標楷體" w:hAnsi="標楷體" w:eastAsia="標楷體" w:cs="標楷體"/>
+        <w:sz w:val="24"/>
+        <w:szCs w:val="24"/>
       </w:rPr>
       <w:tblPr/>
       <w:tcPr>
@@ -8219,6 +8981,9 @@
         <w:b/>
         <w:bCs/>
         <w:color w:val="000000" w:themeColor="text1"/>
+        <w:rFonts w:ascii="標楷體" w:hAnsi="標楷體" w:eastAsia="標楷體" w:cs="標楷體"/>
+        <w:sz w:val="24"/>
+        <w:szCs w:val="24"/>
       </w:rPr>
       <w:tblPr/>
       <w:tcPr>
@@ -8238,6 +9003,9 @@
         <w:b w:val="0"/>
         <w:bCs w:val="0"/>
         <w:color w:val="000000" w:themeColor="text1"/>
+        <w:rFonts w:ascii="標楷體" w:hAnsi="標楷體" w:eastAsia="標楷體" w:cs="標楷體"/>
+        <w:sz w:val="24"/>
+        <w:szCs w:val="24"/>
       </w:rPr>
       <w:tblPr/>
       <w:tcPr>
@@ -8284,8 +9052,10 @@
       <w:spacing w:after="0" w:line="240" w:lineRule="auto"/>
     </w:pPr>
     <w:rPr>
-      <w:rFonts w:asciiTheme="majorHAnsi" w:eastAsiaTheme="majorEastAsia" w:hAnsiTheme="majorHAnsi" w:cstheme="majorBidi"/>
+      <w:rFonts w:asciiTheme="majorHAnsi" w:eastAsiaTheme="majorEastAsia" w:hAnsiTheme="majorHAnsi" w:cstheme="majorBidi" w:ascii="標楷體" w:hAnsi="標楷體" w:eastAsia="標楷體" w:cs="標楷體"/>
       <w:color w:val="000000" w:themeColor="text1"/>
+      <w:sz w:val="24"/>
+      <w:szCs w:val="24"/>
     </w:rPr>
     <w:tblPr>
       <w:tblStyleRowBandSize w:val="1"/>
@@ -8314,6 +9084,9 @@
         <w:b/>
         <w:bCs/>
         <w:color w:val="000000" w:themeColor="text1"/>
+        <w:rFonts w:ascii="標楷體" w:hAnsi="標楷體" w:eastAsia="標楷體" w:cs="標楷體"/>
+        <w:sz w:val="24"/>
+        <w:szCs w:val="24"/>
       </w:rPr>
       <w:tblPr/>
       <w:tcPr>
@@ -8325,6 +9098,9 @@
         <w:b/>
         <w:bCs/>
         <w:color w:val="000000" w:themeColor="text1"/>
+        <w:rFonts w:ascii="標楷體" w:hAnsi="標楷體" w:eastAsia="標楷體" w:cs="標楷體"/>
+        <w:sz w:val="24"/>
+        <w:szCs w:val="24"/>
       </w:rPr>
       <w:tblPr/>
       <w:tcPr>
@@ -8344,6 +9120,9 @@
         <w:b/>
         <w:bCs/>
         <w:color w:val="000000" w:themeColor="text1"/>
+        <w:rFonts w:ascii="標楷體" w:hAnsi="標楷體" w:eastAsia="標楷體" w:cs="標楷體"/>
+        <w:sz w:val="24"/>
+        <w:szCs w:val="24"/>
       </w:rPr>
       <w:tblPr/>
       <w:tcPr>
@@ -8363,6 +9142,9 @@
         <w:b w:val="0"/>
         <w:bCs w:val="0"/>
         <w:color w:val="000000" w:themeColor="text1"/>
+        <w:rFonts w:ascii="標楷體" w:hAnsi="標楷體" w:eastAsia="標楷體" w:cs="標楷體"/>
+        <w:sz w:val="24"/>
+        <w:szCs w:val="24"/>
       </w:rPr>
       <w:tblPr/>
       <w:tcPr>
@@ -8409,8 +9191,10 @@
       <w:spacing w:after="0" w:line="240" w:lineRule="auto"/>
     </w:pPr>
     <w:rPr>
-      <w:rFonts w:asciiTheme="majorHAnsi" w:eastAsiaTheme="majorEastAsia" w:hAnsiTheme="majorHAnsi" w:cstheme="majorBidi"/>
+      <w:rFonts w:asciiTheme="majorHAnsi" w:eastAsiaTheme="majorEastAsia" w:hAnsiTheme="majorHAnsi" w:cstheme="majorBidi" w:ascii="標楷體" w:hAnsi="標楷體" w:eastAsia="標楷體" w:cs="標楷體"/>
       <w:color w:val="000000" w:themeColor="text1"/>
+      <w:sz w:val="24"/>
+      <w:szCs w:val="24"/>
     </w:rPr>
     <w:tblPr>
       <w:tblStyleRowBandSize w:val="1"/>
@@ -8439,6 +9223,9 @@
         <w:b/>
         <w:bCs/>
         <w:color w:val="000000" w:themeColor="text1"/>
+        <w:rFonts w:ascii="標楷體" w:hAnsi="標楷體" w:eastAsia="標楷體" w:cs="標楷體"/>
+        <w:sz w:val="24"/>
+        <w:szCs w:val="24"/>
       </w:rPr>
       <w:tblPr/>
       <w:tcPr>
@@ -8450,6 +9237,9 @@
         <w:b/>
         <w:bCs/>
         <w:color w:val="000000" w:themeColor="text1"/>
+        <w:rFonts w:ascii="標楷體" w:hAnsi="標楷體" w:eastAsia="標楷體" w:cs="標楷體"/>
+        <w:sz w:val="24"/>
+        <w:szCs w:val="24"/>
       </w:rPr>
       <w:tblPr/>
       <w:tcPr>
@@ -8469,6 +9259,9 @@
         <w:b/>
         <w:bCs/>
         <w:color w:val="000000" w:themeColor="text1"/>
+        <w:rFonts w:ascii="標楷體" w:hAnsi="標楷體" w:eastAsia="標楷體" w:cs="標楷體"/>
+        <w:sz w:val="24"/>
+        <w:szCs w:val="24"/>
       </w:rPr>
       <w:tblPr/>
       <w:tcPr>
@@ -8488,6 +9281,9 @@
         <w:b w:val="0"/>
         <w:bCs w:val="0"/>
         <w:color w:val="000000" w:themeColor="text1"/>
+        <w:rFonts w:ascii="標楷體" w:hAnsi="標楷體" w:eastAsia="標楷體" w:cs="標楷體"/>
+        <w:sz w:val="24"/>
+        <w:szCs w:val="24"/>
       </w:rPr>
       <w:tblPr/>
       <w:tcPr>
@@ -8534,8 +9330,10 @@
       <w:spacing w:after="0" w:line="240" w:lineRule="auto"/>
     </w:pPr>
     <w:rPr>
-      <w:rFonts w:asciiTheme="majorHAnsi" w:eastAsiaTheme="majorEastAsia" w:hAnsiTheme="majorHAnsi" w:cstheme="majorBidi"/>
+      <w:rFonts w:asciiTheme="majorHAnsi" w:eastAsiaTheme="majorEastAsia" w:hAnsiTheme="majorHAnsi" w:cstheme="majorBidi" w:ascii="標楷體" w:hAnsi="標楷體" w:eastAsia="標楷體" w:cs="標楷體"/>
       <w:color w:val="000000" w:themeColor="text1"/>
+      <w:sz w:val="24"/>
+      <w:szCs w:val="24"/>
     </w:rPr>
     <w:tblPr>
       <w:tblStyleRowBandSize w:val="1"/>
@@ -8564,6 +9362,9 @@
         <w:b/>
         <w:bCs/>
         <w:color w:val="000000" w:themeColor="text1"/>
+        <w:rFonts w:ascii="標楷體" w:hAnsi="標楷體" w:eastAsia="標楷體" w:cs="標楷體"/>
+        <w:sz w:val="24"/>
+        <w:szCs w:val="24"/>
       </w:rPr>
       <w:tblPr/>
       <w:tcPr>
@@ -8575,6 +9376,9 @@
         <w:b/>
         <w:bCs/>
         <w:color w:val="000000" w:themeColor="text1"/>
+        <w:rFonts w:ascii="標楷體" w:hAnsi="標楷體" w:eastAsia="標楷體" w:cs="標楷體"/>
+        <w:sz w:val="24"/>
+        <w:szCs w:val="24"/>
       </w:rPr>
       <w:tblPr/>
       <w:tcPr>
@@ -8594,6 +9398,9 @@
         <w:b/>
         <w:bCs/>
         <w:color w:val="000000" w:themeColor="text1"/>
+        <w:rFonts w:ascii="標楷體" w:hAnsi="標楷體" w:eastAsia="標楷體" w:cs="標楷體"/>
+        <w:sz w:val="24"/>
+        <w:szCs w:val="24"/>
       </w:rPr>
       <w:tblPr/>
       <w:tcPr>
@@ -8613,6 +9420,9 @@
         <w:b w:val="0"/>
         <w:bCs w:val="0"/>
         <w:color w:val="000000" w:themeColor="text1"/>
+        <w:rFonts w:ascii="標楷體" w:hAnsi="標楷體" w:eastAsia="標楷體" w:cs="標楷體"/>
+        <w:sz w:val="24"/>
+        <w:szCs w:val="24"/>
       </w:rPr>
       <w:tblPr/>
       <w:tcPr>
@@ -8659,8 +9469,10 @@
       <w:spacing w:after="0" w:line="240" w:lineRule="auto"/>
     </w:pPr>
     <w:rPr>
-      <w:rFonts w:asciiTheme="majorHAnsi" w:eastAsiaTheme="majorEastAsia" w:hAnsiTheme="majorHAnsi" w:cstheme="majorBidi"/>
+      <w:rFonts w:asciiTheme="majorHAnsi" w:eastAsiaTheme="majorEastAsia" w:hAnsiTheme="majorHAnsi" w:cstheme="majorBidi" w:ascii="標楷體" w:hAnsi="標楷體" w:eastAsia="標楷體" w:cs="標楷體"/>
       <w:color w:val="000000" w:themeColor="text1"/>
+      <w:sz w:val="24"/>
+      <w:szCs w:val="24"/>
     </w:rPr>
     <w:tblPr>
       <w:tblStyleRowBandSize w:val="1"/>
@@ -8689,6 +9501,9 @@
         <w:b/>
         <w:bCs/>
         <w:color w:val="000000" w:themeColor="text1"/>
+        <w:rFonts w:ascii="標楷體" w:hAnsi="標楷體" w:eastAsia="標楷體" w:cs="標楷體"/>
+        <w:sz w:val="24"/>
+        <w:szCs w:val="24"/>
       </w:rPr>
       <w:tblPr/>
       <w:tcPr>
@@ -8700,6 +9515,9 @@
         <w:b/>
         <w:bCs/>
         <w:color w:val="000000" w:themeColor="text1"/>
+        <w:rFonts w:ascii="標楷體" w:hAnsi="標楷體" w:eastAsia="標楷體" w:cs="標楷體"/>
+        <w:sz w:val="24"/>
+        <w:szCs w:val="24"/>
       </w:rPr>
       <w:tblPr/>
       <w:tcPr>
@@ -8719,6 +9537,9 @@
         <w:b/>
         <w:bCs/>
         <w:color w:val="000000" w:themeColor="text1"/>
+        <w:rFonts w:ascii="標楷體" w:hAnsi="標楷體" w:eastAsia="標楷體" w:cs="標楷體"/>
+        <w:sz w:val="24"/>
+        <w:szCs w:val="24"/>
       </w:rPr>
       <w:tblPr/>
       <w:tcPr>
@@ -8738,6 +9559,9 @@
         <w:b w:val="0"/>
         <w:bCs w:val="0"/>
         <w:color w:val="000000" w:themeColor="text1"/>
+        <w:rFonts w:ascii="標楷體" w:hAnsi="標楷體" w:eastAsia="標楷體" w:cs="標楷體"/>
+        <w:sz w:val="24"/>
+        <w:szCs w:val="24"/>
       </w:rPr>
       <w:tblPr/>
       <w:tcPr>
@@ -8784,8 +9608,10 @@
       <w:spacing w:after="0" w:line="240" w:lineRule="auto"/>
     </w:pPr>
     <w:rPr>
-      <w:rFonts w:asciiTheme="majorHAnsi" w:eastAsiaTheme="majorEastAsia" w:hAnsiTheme="majorHAnsi" w:cstheme="majorBidi"/>
+      <w:rFonts w:asciiTheme="majorHAnsi" w:eastAsiaTheme="majorEastAsia" w:hAnsiTheme="majorHAnsi" w:cstheme="majorBidi" w:ascii="標楷體" w:hAnsi="標楷體" w:eastAsia="標楷體" w:cs="標楷體"/>
       <w:color w:val="000000" w:themeColor="text1"/>
+      <w:sz w:val="24"/>
+      <w:szCs w:val="24"/>
     </w:rPr>
     <w:tblPr>
       <w:tblStyleRowBandSize w:val="1"/>
@@ -8814,6 +9640,9 @@
         <w:b/>
         <w:bCs/>
         <w:color w:val="000000" w:themeColor="text1"/>
+        <w:rFonts w:ascii="標楷體" w:hAnsi="標楷體" w:eastAsia="標楷體" w:cs="標楷體"/>
+        <w:sz w:val="24"/>
+        <w:szCs w:val="24"/>
       </w:rPr>
       <w:tblPr/>
       <w:tcPr>
@@ -8825,6 +9654,9 @@
         <w:b/>
         <w:bCs/>
         <w:color w:val="000000" w:themeColor="text1"/>
+        <w:rFonts w:ascii="標楷體" w:hAnsi="標楷體" w:eastAsia="標楷體" w:cs="標楷體"/>
+        <w:sz w:val="24"/>
+        <w:szCs w:val="24"/>
       </w:rPr>
       <w:tblPr/>
       <w:tcPr>
@@ -8844,6 +9676,9 @@
         <w:b/>
         <w:bCs/>
         <w:color w:val="000000" w:themeColor="text1"/>
+        <w:rFonts w:ascii="標楷體" w:hAnsi="標楷體" w:eastAsia="標楷體" w:cs="標楷體"/>
+        <w:sz w:val="24"/>
+        <w:szCs w:val="24"/>
       </w:rPr>
       <w:tblPr/>
       <w:tcPr>
@@ -8863,6 +9698,9 @@
         <w:b w:val="0"/>
         <w:bCs w:val="0"/>
         <w:color w:val="000000" w:themeColor="text1"/>
+        <w:rFonts w:ascii="標楷體" w:hAnsi="標楷體" w:eastAsia="標楷體" w:cs="標楷體"/>
+        <w:sz w:val="24"/>
+        <w:szCs w:val="24"/>
       </w:rPr>
       <w:tblPr/>
       <w:tcPr>
@@ -8937,6 +9775,9 @@
         <w:i w:val="0"/>
         <w:iCs w:val="0"/>
         <w:color w:val="FFFFFF" w:themeColor="background1"/>
+        <w:rFonts w:ascii="標楷體" w:hAnsi="標楷體" w:eastAsia="標楷體" w:cs="標楷體"/>
+        <w:sz w:val="24"/>
+        <w:szCs w:val="24"/>
       </w:rPr>
       <w:tblPr/>
       <w:tcPr>
@@ -8958,6 +9799,9 @@
         <w:i w:val="0"/>
         <w:iCs w:val="0"/>
         <w:color w:val="FFFFFF" w:themeColor="background1"/>
+        <w:rFonts w:ascii="標楷體" w:hAnsi="標楷體" w:eastAsia="標楷體" w:cs="標楷體"/>
+        <w:sz w:val="24"/>
+        <w:szCs w:val="24"/>
       </w:rPr>
       <w:tblPr/>
       <w:tcPr>
@@ -8979,6 +9823,9 @@
         <w:i w:val="0"/>
         <w:iCs w:val="0"/>
         <w:color w:val="FFFFFF" w:themeColor="background1"/>
+        <w:rFonts w:ascii="標楷體" w:hAnsi="標楷體" w:eastAsia="標楷體" w:cs="標楷體"/>
+        <w:sz w:val="24"/>
+        <w:szCs w:val="24"/>
       </w:rPr>
       <w:tblPr/>
       <w:tcPr>
@@ -8998,6 +9845,9 @@
         <w:i w:val="0"/>
         <w:iCs w:val="0"/>
         <w:color w:val="FFFFFF" w:themeColor="background1"/>
+        <w:rFonts w:ascii="標楷體" w:hAnsi="標楷體" w:eastAsia="標楷體" w:cs="標楷體"/>
+        <w:sz w:val="24"/>
+        <w:szCs w:val="24"/>
       </w:rPr>
       <w:tblPr/>
       <w:tcPr>
@@ -9078,6 +9928,9 @@
         <w:i w:val="0"/>
         <w:iCs w:val="0"/>
         <w:color w:val="FFFFFF" w:themeColor="background1"/>
+        <w:rFonts w:ascii="標楷體" w:hAnsi="標楷體" w:eastAsia="標楷體" w:cs="標楷體"/>
+        <w:sz w:val="24"/>
+        <w:szCs w:val="24"/>
       </w:rPr>
       <w:tblPr/>
       <w:tcPr>
@@ -9099,6 +9952,9 @@
         <w:i w:val="0"/>
         <w:iCs w:val="0"/>
         <w:color w:val="FFFFFF" w:themeColor="background1"/>
+        <w:rFonts w:ascii="標楷體" w:hAnsi="標楷體" w:eastAsia="標楷體" w:cs="標楷體"/>
+        <w:sz w:val="24"/>
+        <w:szCs w:val="24"/>
       </w:rPr>
       <w:tblPr/>
       <w:tcPr>
@@ -9120,6 +9976,9 @@
         <w:i w:val="0"/>
         <w:iCs w:val="0"/>
         <w:color w:val="FFFFFF" w:themeColor="background1"/>
+        <w:rFonts w:ascii="標楷體" w:hAnsi="標楷體" w:eastAsia="標楷體" w:cs="標楷體"/>
+        <w:sz w:val="24"/>
+        <w:szCs w:val="24"/>
       </w:rPr>
       <w:tblPr/>
       <w:tcPr>
@@ -9139,6 +9998,9 @@
         <w:i w:val="0"/>
         <w:iCs w:val="0"/>
         <w:color w:val="FFFFFF" w:themeColor="background1"/>
+        <w:rFonts w:ascii="標楷體" w:hAnsi="標楷體" w:eastAsia="標楷體" w:cs="標楷體"/>
+        <w:sz w:val="24"/>
+        <w:szCs w:val="24"/>
       </w:rPr>
       <w:tblPr/>
       <w:tcPr>
@@ -9219,6 +10081,9 @@
         <w:i w:val="0"/>
         <w:iCs w:val="0"/>
         <w:color w:val="FFFFFF" w:themeColor="background1"/>
+        <w:rFonts w:ascii="標楷體" w:hAnsi="標楷體" w:eastAsia="標楷體" w:cs="標楷體"/>
+        <w:sz w:val="24"/>
+        <w:szCs w:val="24"/>
       </w:rPr>
       <w:tblPr/>
       <w:tcPr>
@@ -9240,6 +10105,9 @@
         <w:i w:val="0"/>
         <w:iCs w:val="0"/>
         <w:color w:val="FFFFFF" w:themeColor="background1"/>
+        <w:rFonts w:ascii="標楷體" w:hAnsi="標楷體" w:eastAsia="標楷體" w:cs="標楷體"/>
+        <w:sz w:val="24"/>
+        <w:szCs w:val="24"/>
       </w:rPr>
       <w:tblPr/>
       <w:tcPr>
@@ -9261,6 +10129,9 @@
         <w:i w:val="0"/>
         <w:iCs w:val="0"/>
         <w:color w:val="FFFFFF" w:themeColor="background1"/>
+        <w:rFonts w:ascii="標楷體" w:hAnsi="標楷體" w:eastAsia="標楷體" w:cs="標楷體"/>
+        <w:sz w:val="24"/>
+        <w:szCs w:val="24"/>
       </w:rPr>
       <w:tblPr/>
       <w:tcPr>
@@ -9280,6 +10151,9 @@
         <w:i w:val="0"/>
         <w:iCs w:val="0"/>
         <w:color w:val="FFFFFF" w:themeColor="background1"/>
+        <w:rFonts w:ascii="標楷體" w:hAnsi="標楷體" w:eastAsia="標楷體" w:cs="標楷體"/>
+        <w:sz w:val="24"/>
+        <w:szCs w:val="24"/>
       </w:rPr>
       <w:tblPr/>
       <w:tcPr>
@@ -9360,6 +10234,9 @@
         <w:i w:val="0"/>
         <w:iCs w:val="0"/>
         <w:color w:val="FFFFFF" w:themeColor="background1"/>
+        <w:rFonts w:ascii="標楷體" w:hAnsi="標楷體" w:eastAsia="標楷體" w:cs="標楷體"/>
+        <w:sz w:val="24"/>
+        <w:szCs w:val="24"/>
       </w:rPr>
       <w:tblPr/>
       <w:tcPr>
@@ -9381,6 +10258,9 @@
         <w:i w:val="0"/>
         <w:iCs w:val="0"/>
         <w:color w:val="FFFFFF" w:themeColor="background1"/>
+        <w:rFonts w:ascii="標楷體" w:hAnsi="標楷體" w:eastAsia="標楷體" w:cs="標楷體"/>
+        <w:sz w:val="24"/>
+        <w:szCs w:val="24"/>
       </w:rPr>
       <w:tblPr/>
       <w:tcPr>
@@ -9402,6 +10282,9 @@
         <w:i w:val="0"/>
         <w:iCs w:val="0"/>
         <w:color w:val="FFFFFF" w:themeColor="background1"/>
+        <w:rFonts w:ascii="標楷體" w:hAnsi="標楷體" w:eastAsia="標楷體" w:cs="標楷體"/>
+        <w:sz w:val="24"/>
+        <w:szCs w:val="24"/>
       </w:rPr>
       <w:tblPr/>
       <w:tcPr>
@@ -9421,6 +10304,9 @@
         <w:i w:val="0"/>
         <w:iCs w:val="0"/>
         <w:color w:val="FFFFFF" w:themeColor="background1"/>
+        <w:rFonts w:ascii="標楷體" w:hAnsi="標楷體" w:eastAsia="標楷體" w:cs="標楷體"/>
+        <w:sz w:val="24"/>
+        <w:szCs w:val="24"/>
       </w:rPr>
       <w:tblPr/>
       <w:tcPr>
@@ -9501,6 +10387,9 @@
         <w:i w:val="0"/>
         <w:iCs w:val="0"/>
         <w:color w:val="FFFFFF" w:themeColor="background1"/>
+        <w:rFonts w:ascii="標楷體" w:hAnsi="標楷體" w:eastAsia="標楷體" w:cs="標楷體"/>
+        <w:sz w:val="24"/>
+        <w:szCs w:val="24"/>
       </w:rPr>
       <w:tblPr/>
       <w:tcPr>
@@ -9522,6 +10411,9 @@
         <w:i w:val="0"/>
         <w:iCs w:val="0"/>
         <w:color w:val="FFFFFF" w:themeColor="background1"/>
+        <w:rFonts w:ascii="標楷體" w:hAnsi="標楷體" w:eastAsia="標楷體" w:cs="標楷體"/>
+        <w:sz w:val="24"/>
+        <w:szCs w:val="24"/>
       </w:rPr>
       <w:tblPr/>
       <w:tcPr>
@@ -9543,6 +10435,9 @@
         <w:i w:val="0"/>
         <w:iCs w:val="0"/>
         <w:color w:val="FFFFFF" w:themeColor="background1"/>
+        <w:rFonts w:ascii="標楷體" w:hAnsi="標楷體" w:eastAsia="標楷體" w:cs="標楷體"/>
+        <w:sz w:val="24"/>
+        <w:szCs w:val="24"/>
       </w:rPr>
       <w:tblPr/>
       <w:tcPr>
@@ -9562,6 +10457,9 @@
         <w:i w:val="0"/>
         <w:iCs w:val="0"/>
         <w:color w:val="FFFFFF" w:themeColor="background1"/>
+        <w:rFonts w:ascii="標楷體" w:hAnsi="標楷體" w:eastAsia="標楷體" w:cs="標楷體"/>
+        <w:sz w:val="24"/>
+        <w:szCs w:val="24"/>
       </w:rPr>
       <w:tblPr/>
       <w:tcPr>
@@ -9642,6 +10540,9 @@
         <w:i w:val="0"/>
         <w:iCs w:val="0"/>
         <w:color w:val="FFFFFF" w:themeColor="background1"/>
+        <w:rFonts w:ascii="標楷體" w:hAnsi="標楷體" w:eastAsia="標楷體" w:cs="標楷體"/>
+        <w:sz w:val="24"/>
+        <w:szCs w:val="24"/>
       </w:rPr>
       <w:tblPr/>
       <w:tcPr>
@@ -9663,6 +10564,9 @@
         <w:i w:val="0"/>
         <w:iCs w:val="0"/>
         <w:color w:val="FFFFFF" w:themeColor="background1"/>
+        <w:rFonts w:ascii="標楷體" w:hAnsi="標楷體" w:eastAsia="標楷體" w:cs="標楷體"/>
+        <w:sz w:val="24"/>
+        <w:szCs w:val="24"/>
       </w:rPr>
       <w:tblPr/>
       <w:tcPr>
@@ -9684,6 +10588,9 @@
         <w:i w:val="0"/>
         <w:iCs w:val="0"/>
         <w:color w:val="FFFFFF" w:themeColor="background1"/>
+        <w:rFonts w:ascii="標楷體" w:hAnsi="標楷體" w:eastAsia="標楷體" w:cs="標楷體"/>
+        <w:sz w:val="24"/>
+        <w:szCs w:val="24"/>
       </w:rPr>
       <w:tblPr/>
       <w:tcPr>
@@ -9703,6 +10610,9 @@
         <w:i w:val="0"/>
         <w:iCs w:val="0"/>
         <w:color w:val="FFFFFF" w:themeColor="background1"/>
+        <w:rFonts w:ascii="標楷體" w:hAnsi="標楷體" w:eastAsia="標楷體" w:cs="標楷體"/>
+        <w:sz w:val="24"/>
+        <w:szCs w:val="24"/>
       </w:rPr>
       <w:tblPr/>
       <w:tcPr>
@@ -9783,6 +10693,9 @@
         <w:i w:val="0"/>
         <w:iCs w:val="0"/>
         <w:color w:val="FFFFFF" w:themeColor="background1"/>
+        <w:rFonts w:ascii="標楷體" w:hAnsi="標楷體" w:eastAsia="標楷體" w:cs="標楷體"/>
+        <w:sz w:val="24"/>
+        <w:szCs w:val="24"/>
       </w:rPr>
       <w:tblPr/>
       <w:tcPr>
@@ -9804,6 +10717,9 @@
         <w:i w:val="0"/>
         <w:iCs w:val="0"/>
         <w:color w:val="FFFFFF" w:themeColor="background1"/>
+        <w:rFonts w:ascii="標楷體" w:hAnsi="標楷體" w:eastAsia="標楷體" w:cs="標楷體"/>
+        <w:sz w:val="24"/>
+        <w:szCs w:val="24"/>
       </w:rPr>
       <w:tblPr/>
       <w:tcPr>
@@ -9825,6 +10741,9 @@
         <w:i w:val="0"/>
         <w:iCs w:val="0"/>
         <w:color w:val="FFFFFF" w:themeColor="background1"/>
+        <w:rFonts w:ascii="標楷體" w:hAnsi="標楷體" w:eastAsia="標楷體" w:cs="標楷體"/>
+        <w:sz w:val="24"/>
+        <w:szCs w:val="24"/>
       </w:rPr>
       <w:tblPr/>
       <w:tcPr>
@@ -9844,6 +10763,9 @@
         <w:i w:val="0"/>
         <w:iCs w:val="0"/>
         <w:color w:val="FFFFFF" w:themeColor="background1"/>
+        <w:rFonts w:ascii="標楷體" w:hAnsi="標楷體" w:eastAsia="標楷體" w:cs="標楷體"/>
+        <w:sz w:val="24"/>
+        <w:szCs w:val="24"/>
       </w:rPr>
       <w:tblPr/>
       <w:tcPr>
@@ -9897,6 +10819,9 @@
     </w:pPr>
     <w:rPr>
       <w:color w:val="FFFFFF" w:themeColor="background1"/>
+      <w:rFonts w:ascii="標楷體" w:hAnsi="標楷體" w:eastAsia="標楷體" w:cs="標楷體"/>
+      <w:sz w:val="24"/>
+      <w:szCs w:val="24"/>
     </w:rPr>
     <w:tblPr>
       <w:tblStyleRowBandSize w:val="1"/>
@@ -9916,6 +10841,9 @@
       <w:rPr>
         <w:b/>
         <w:bCs/>
+        <w:rFonts w:ascii="標楷體" w:hAnsi="標楷體" w:eastAsia="標楷體" w:cs="標楷體"/>
+        <w:sz w:val="24"/>
+        <w:szCs w:val="24"/>
       </w:rPr>
       <w:tblPr/>
       <w:tcPr>
@@ -10011,6 +10939,9 @@
     </w:pPr>
     <w:rPr>
       <w:color w:val="FFFFFF" w:themeColor="background1"/>
+      <w:rFonts w:ascii="標楷體" w:hAnsi="標楷體" w:eastAsia="標楷體" w:cs="標楷體"/>
+      <w:sz w:val="24"/>
+      <w:szCs w:val="24"/>
     </w:rPr>
     <w:tblPr>
       <w:tblStyleRowBandSize w:val="1"/>
@@ -10030,6 +10961,9 @@
       <w:rPr>
         <w:b/>
         <w:bCs/>
+        <w:rFonts w:ascii="標楷體" w:hAnsi="標楷體" w:eastAsia="標楷體" w:cs="標楷體"/>
+        <w:sz w:val="24"/>
+        <w:szCs w:val="24"/>
       </w:rPr>
       <w:tblPr/>
       <w:tcPr>
@@ -10125,6 +11059,9 @@
     </w:pPr>
     <w:rPr>
       <w:color w:val="FFFFFF" w:themeColor="background1"/>
+      <w:rFonts w:ascii="標楷體" w:hAnsi="標楷體" w:eastAsia="標楷體" w:cs="標楷體"/>
+      <w:sz w:val="24"/>
+      <w:szCs w:val="24"/>
     </w:rPr>
     <w:tblPr>
       <w:tblStyleRowBandSize w:val="1"/>
@@ -10144,6 +11081,9 @@
       <w:rPr>
         <w:b/>
         <w:bCs/>
+        <w:rFonts w:ascii="標楷體" w:hAnsi="標楷體" w:eastAsia="標楷體" w:cs="標楷體"/>
+        <w:sz w:val="24"/>
+        <w:szCs w:val="24"/>
       </w:rPr>
       <w:tblPr/>
       <w:tcPr>
@@ -10239,6 +11179,9 @@
     </w:pPr>
     <w:rPr>
       <w:color w:val="FFFFFF" w:themeColor="background1"/>
+      <w:rFonts w:ascii="標楷體" w:hAnsi="標楷體" w:eastAsia="標楷體" w:cs="標楷體"/>
+      <w:sz w:val="24"/>
+      <w:szCs w:val="24"/>
     </w:rPr>
     <w:tblPr>
       <w:tblStyleRowBandSize w:val="1"/>
@@ -10258,6 +11201,9 @@
       <w:rPr>
         <w:b/>
         <w:bCs/>
+        <w:rFonts w:ascii="標楷體" w:hAnsi="標楷體" w:eastAsia="標楷體" w:cs="標楷體"/>
+        <w:sz w:val="24"/>
+        <w:szCs w:val="24"/>
       </w:rPr>
       <w:tblPr/>
       <w:tcPr>
@@ -10353,6 +11299,9 @@
     </w:pPr>
     <w:rPr>
       <w:color w:val="FFFFFF" w:themeColor="background1"/>
+      <w:rFonts w:ascii="標楷體" w:hAnsi="標楷體" w:eastAsia="標楷體" w:cs="標楷體"/>
+      <w:sz w:val="24"/>
+      <w:szCs w:val="24"/>
     </w:rPr>
     <w:tblPr>
       <w:tblStyleRowBandSize w:val="1"/>
@@ -10372,6 +11321,9 @@
       <w:rPr>
         <w:b/>
         <w:bCs/>
+        <w:rFonts w:ascii="標楷體" w:hAnsi="標楷體" w:eastAsia="標楷體" w:cs="標楷體"/>
+        <w:sz w:val="24"/>
+        <w:szCs w:val="24"/>
       </w:rPr>
       <w:tblPr/>
       <w:tcPr>
@@ -10467,6 +11419,9 @@
     </w:pPr>
     <w:rPr>
       <w:color w:val="FFFFFF" w:themeColor="background1"/>
+      <w:rFonts w:ascii="標楷體" w:hAnsi="標楷體" w:eastAsia="標楷體" w:cs="標楷體"/>
+      <w:sz w:val="24"/>
+      <w:szCs w:val="24"/>
     </w:rPr>
     <w:tblPr>
       <w:tblStyleRowBandSize w:val="1"/>
@@ -10486,6 +11441,9 @@
       <w:rPr>
         <w:b/>
         <w:bCs/>
+        <w:rFonts w:ascii="標楷體" w:hAnsi="標楷體" w:eastAsia="標楷體" w:cs="標楷體"/>
+        <w:sz w:val="24"/>
+        <w:szCs w:val="24"/>
       </w:rPr>
       <w:tblPr/>
       <w:tcPr>
@@ -10581,6 +11539,9 @@
     </w:pPr>
     <w:rPr>
       <w:color w:val="FFFFFF" w:themeColor="background1"/>
+      <w:rFonts w:ascii="標楷體" w:hAnsi="標楷體" w:eastAsia="標楷體" w:cs="標楷體"/>
+      <w:sz w:val="24"/>
+      <w:szCs w:val="24"/>
     </w:rPr>
     <w:tblPr>
       <w:tblStyleRowBandSize w:val="1"/>
@@ -10600,6 +11561,9 @@
       <w:rPr>
         <w:b/>
         <w:bCs/>
+        <w:rFonts w:ascii="標楷體" w:hAnsi="標楷體" w:eastAsia="標楷體" w:cs="標楷體"/>
+        <w:sz w:val="24"/>
+        <w:szCs w:val="24"/>
       </w:rPr>
       <w:tblPr/>
       <w:tcPr>
@@ -10695,6 +11659,9 @@
     </w:pPr>
     <w:rPr>
       <w:color w:val="000000" w:themeColor="text1"/>
+      <w:rFonts w:ascii="標楷體" w:hAnsi="標楷體" w:eastAsia="標楷體" w:cs="標楷體"/>
+      <w:sz w:val="24"/>
+      <w:szCs w:val="24"/>
     </w:rPr>
     <w:tblPr>
       <w:tblStyleRowBandSize w:val="1"/>
@@ -10722,6 +11689,9 @@
       <w:rPr>
         <w:b/>
         <w:bCs/>
+        <w:rFonts w:ascii="標楷體" w:hAnsi="標楷體" w:eastAsia="標楷體" w:cs="標楷體"/>
+        <w:sz w:val="24"/>
+        <w:szCs w:val="24"/>
       </w:rPr>
       <w:tblPr/>
       <w:tcPr>
@@ -10741,6 +11711,9 @@
         <w:b/>
         <w:bCs/>
         <w:color w:val="FFFFFF" w:themeColor="background1"/>
+        <w:rFonts w:ascii="標楷體" w:hAnsi="標楷體" w:eastAsia="標楷體" w:cs="標楷體"/>
+        <w:sz w:val="24"/>
+        <w:szCs w:val="24"/>
       </w:rPr>
       <w:tblPr/>
       <w:tcPr>
@@ -10753,6 +11726,9 @@
     <w:tblStylePr w:type="firstCol">
       <w:rPr>
         <w:color w:val="FFFFFF" w:themeColor="background1"/>
+        <w:rFonts w:ascii="標楷體" w:hAnsi="標楷體" w:eastAsia="標楷體" w:cs="標楷體"/>
+        <w:sz w:val="24"/>
+        <w:szCs w:val="24"/>
       </w:rPr>
       <w:tblPr/>
       <w:tcPr>
@@ -10770,6 +11746,9 @@
     <w:tblStylePr w:type="lastCol">
       <w:rPr>
         <w:color w:val="FFFFFF" w:themeColor="background1"/>
+        <w:rFonts w:ascii="標楷體" w:hAnsi="標楷體" w:eastAsia="標楷體" w:cs="標楷體"/>
+        <w:sz w:val="24"/>
+        <w:szCs w:val="24"/>
       </w:rPr>
       <w:tblPr/>
       <w:tcPr>
@@ -10799,11 +11778,17 @@
     <w:tblStylePr w:type="neCell">
       <w:rPr>
         <w:color w:val="000000" w:themeColor="text1"/>
+        <w:rFonts w:ascii="標楷體" w:hAnsi="標楷體" w:eastAsia="標楷體" w:cs="標楷體"/>
+        <w:sz w:val="24"/>
+        <w:szCs w:val="24"/>
       </w:rPr>
     </w:tblStylePr>
     <w:tblStylePr w:type="nwCell">
       <w:rPr>
         <w:color w:val="000000" w:themeColor="text1"/>
+        <w:rFonts w:ascii="標楷體" w:hAnsi="標楷體" w:eastAsia="標楷體" w:cs="標楷體"/>
+        <w:sz w:val="24"/>
+        <w:szCs w:val="24"/>
       </w:rPr>
     </w:tblStylePr>
   </w:style>
@@ -10817,6 +11802,9 @@
     </w:pPr>
     <w:rPr>
       <w:color w:val="000000" w:themeColor="text1"/>
+      <w:rFonts w:ascii="標楷體" w:hAnsi="標楷體" w:eastAsia="標楷體" w:cs="標楷體"/>
+      <w:sz w:val="24"/>
+      <w:szCs w:val="24"/>
     </w:rPr>
     <w:tblPr>
       <w:tblStyleRowBandSize w:val="1"/>
@@ -10844,6 +11832,9 @@
       <w:rPr>
         <w:b/>
         <w:bCs/>
+        <w:rFonts w:ascii="標楷體" w:hAnsi="標楷體" w:eastAsia="標楷體" w:cs="標楷體"/>
+        <w:sz w:val="24"/>
+        <w:szCs w:val="24"/>
       </w:rPr>
       <w:tblPr/>
       <w:tcPr>
@@ -10863,6 +11854,9 @@
         <w:b/>
         <w:bCs/>
         <w:color w:val="FFFFFF" w:themeColor="background1"/>
+        <w:rFonts w:ascii="標楷體" w:hAnsi="標楷體" w:eastAsia="標楷體" w:cs="標楷體"/>
+        <w:sz w:val="24"/>
+        <w:szCs w:val="24"/>
       </w:rPr>
       <w:tblPr/>
       <w:tcPr>
@@ -10875,6 +11869,9 @@
     <w:tblStylePr w:type="firstCol">
       <w:rPr>
         <w:color w:val="FFFFFF" w:themeColor="background1"/>
+        <w:rFonts w:ascii="標楷體" w:hAnsi="標楷體" w:eastAsia="標楷體" w:cs="標楷體"/>
+        <w:sz w:val="24"/>
+        <w:szCs w:val="24"/>
       </w:rPr>
       <w:tblPr/>
       <w:tcPr>
@@ -10892,6 +11889,9 @@
     <w:tblStylePr w:type="lastCol">
       <w:rPr>
         <w:color w:val="FFFFFF" w:themeColor="background1"/>
+        <w:rFonts w:ascii="標楷體" w:hAnsi="標楷體" w:eastAsia="標楷體" w:cs="標楷體"/>
+        <w:sz w:val="24"/>
+        <w:szCs w:val="24"/>
       </w:rPr>
       <w:tblPr/>
       <w:tcPr>
@@ -10921,11 +11921,17 @@
     <w:tblStylePr w:type="neCell">
       <w:rPr>
         <w:color w:val="000000" w:themeColor="text1"/>
+        <w:rFonts w:ascii="標楷體" w:hAnsi="標楷體" w:eastAsia="標楷體" w:cs="標楷體"/>
+        <w:sz w:val="24"/>
+        <w:szCs w:val="24"/>
       </w:rPr>
     </w:tblStylePr>
     <w:tblStylePr w:type="nwCell">
       <w:rPr>
         <w:color w:val="000000" w:themeColor="text1"/>
+        <w:rFonts w:ascii="標楷體" w:hAnsi="標楷體" w:eastAsia="標楷體" w:cs="標楷體"/>
+        <w:sz w:val="24"/>
+        <w:szCs w:val="24"/>
       </w:rPr>
     </w:tblStylePr>
   </w:style>
@@ -10939,6 +11945,9 @@
     </w:pPr>
     <w:rPr>
       <w:color w:val="000000" w:themeColor="text1"/>
+      <w:rFonts w:ascii="標楷體" w:hAnsi="標楷體" w:eastAsia="標楷體" w:cs="標楷體"/>
+      <w:sz w:val="24"/>
+      <w:szCs w:val="24"/>
     </w:rPr>
     <w:tblPr>
       <w:tblStyleRowBandSize w:val="1"/>
@@ -10966,6 +11975,9 @@
       <w:rPr>
         <w:b/>
         <w:bCs/>
+        <w:rFonts w:ascii="標楷體" w:hAnsi="標楷體" w:eastAsia="標楷體" w:cs="標楷體"/>
+        <w:sz w:val="24"/>
+        <w:szCs w:val="24"/>
       </w:rPr>
       <w:tblPr/>
       <w:tcPr>
@@ -10985,6 +11997,9 @@
         <w:b/>
         <w:bCs/>
         <w:color w:val="FFFFFF" w:themeColor="background1"/>
+        <w:rFonts w:ascii="標楷體" w:hAnsi="標楷體" w:eastAsia="標楷體" w:cs="標楷體"/>
+        <w:sz w:val="24"/>
+        <w:szCs w:val="24"/>
       </w:rPr>
       <w:tblPr/>
       <w:tcPr>
@@ -10997,6 +12012,9 @@
     <w:tblStylePr w:type="firstCol">
       <w:rPr>
         <w:color w:val="FFFFFF" w:themeColor="background1"/>
+        <w:rFonts w:ascii="標楷體" w:hAnsi="標楷體" w:eastAsia="標楷體" w:cs="標楷體"/>
+        <w:sz w:val="24"/>
+        <w:szCs w:val="24"/>
       </w:rPr>
       <w:tblPr/>
       <w:tcPr>
@@ -11014,6 +12032,9 @@
     <w:tblStylePr w:type="lastCol">
       <w:rPr>
         <w:color w:val="FFFFFF" w:themeColor="background1"/>
+        <w:rFonts w:ascii="標楷體" w:hAnsi="標楷體" w:eastAsia="標楷體" w:cs="標楷體"/>
+        <w:sz w:val="24"/>
+        <w:szCs w:val="24"/>
       </w:rPr>
       <w:tblPr/>
       <w:tcPr>
@@ -11043,11 +12064,17 @@
     <w:tblStylePr w:type="neCell">
       <w:rPr>
         <w:color w:val="000000" w:themeColor="text1"/>
+        <w:rFonts w:ascii="標楷體" w:hAnsi="標楷體" w:eastAsia="標楷體" w:cs="標楷體"/>
+        <w:sz w:val="24"/>
+        <w:szCs w:val="24"/>
       </w:rPr>
     </w:tblStylePr>
     <w:tblStylePr w:type="nwCell">
       <w:rPr>
         <w:color w:val="000000" w:themeColor="text1"/>
+        <w:rFonts w:ascii="標楷體" w:hAnsi="標楷體" w:eastAsia="標楷體" w:cs="標楷體"/>
+        <w:sz w:val="24"/>
+        <w:szCs w:val="24"/>
       </w:rPr>
     </w:tblStylePr>
   </w:style>
@@ -11061,6 +12088,9 @@
     </w:pPr>
     <w:rPr>
       <w:color w:val="000000" w:themeColor="text1"/>
+      <w:rFonts w:ascii="標楷體" w:hAnsi="標楷體" w:eastAsia="標楷體" w:cs="標楷體"/>
+      <w:sz w:val="24"/>
+      <w:szCs w:val="24"/>
     </w:rPr>
     <w:tblPr>
       <w:tblStyleRowBandSize w:val="1"/>
@@ -11088,6 +12118,9 @@
       <w:rPr>
         <w:b/>
         <w:bCs/>
+        <w:rFonts w:ascii="標楷體" w:hAnsi="標楷體" w:eastAsia="標楷體" w:cs="標楷體"/>
+        <w:sz w:val="24"/>
+        <w:szCs w:val="24"/>
       </w:rPr>
       <w:tblPr/>
       <w:tcPr>
@@ -11107,6 +12140,9 @@
         <w:b/>
         <w:bCs/>
         <w:color w:val="FFFFFF" w:themeColor="background1"/>
+        <w:rFonts w:ascii="標楷體" w:hAnsi="標楷體" w:eastAsia="標楷體" w:cs="標楷體"/>
+        <w:sz w:val="24"/>
+        <w:szCs w:val="24"/>
       </w:rPr>
       <w:tblPr/>
       <w:tcPr>
@@ -11119,6 +12155,9 @@
     <w:tblStylePr w:type="firstCol">
       <w:rPr>
         <w:color w:val="FFFFFF" w:themeColor="background1"/>
+        <w:rFonts w:ascii="標楷體" w:hAnsi="標楷體" w:eastAsia="標楷體" w:cs="標楷體"/>
+        <w:sz w:val="24"/>
+        <w:szCs w:val="24"/>
       </w:rPr>
       <w:tblPr/>
       <w:tcPr>
@@ -11136,6 +12175,9 @@
     <w:tblStylePr w:type="lastCol">
       <w:rPr>
         <w:color w:val="FFFFFF" w:themeColor="background1"/>
+        <w:rFonts w:ascii="標楷體" w:hAnsi="標楷體" w:eastAsia="標楷體" w:cs="標楷體"/>
+        <w:sz w:val="24"/>
+        <w:szCs w:val="24"/>
       </w:rPr>
       <w:tblPr/>
       <w:tcPr>
@@ -11173,6 +12215,9 @@
     </w:pPr>
     <w:rPr>
       <w:color w:val="000000" w:themeColor="text1"/>
+      <w:rFonts w:ascii="標楷體" w:hAnsi="標楷體" w:eastAsia="標楷體" w:cs="標楷體"/>
+      <w:sz w:val="24"/>
+      <w:szCs w:val="24"/>
     </w:rPr>
     <w:tblPr>
       <w:tblStyleRowBandSize w:val="1"/>
@@ -11200,6 +12245,9 @@
       <w:rPr>
         <w:b/>
         <w:bCs/>
+        <w:rFonts w:ascii="標楷體" w:hAnsi="標楷體" w:eastAsia="標楷體" w:cs="標楷體"/>
+        <w:sz w:val="24"/>
+        <w:szCs w:val="24"/>
       </w:rPr>
       <w:tblPr/>
       <w:tcPr>
@@ -11219,6 +12267,9 @@
         <w:b/>
         <w:bCs/>
         <w:color w:val="FFFFFF" w:themeColor="background1"/>
+        <w:rFonts w:ascii="標楷體" w:hAnsi="標楷體" w:eastAsia="標楷體" w:cs="標楷體"/>
+        <w:sz w:val="24"/>
+        <w:szCs w:val="24"/>
       </w:rPr>
       <w:tblPr/>
       <w:tcPr>
@@ -11231,6 +12282,9 @@
     <w:tblStylePr w:type="firstCol">
       <w:rPr>
         <w:color w:val="FFFFFF" w:themeColor="background1"/>
+        <w:rFonts w:ascii="標楷體" w:hAnsi="標楷體" w:eastAsia="標楷體" w:cs="標楷體"/>
+        <w:sz w:val="24"/>
+        <w:szCs w:val="24"/>
       </w:rPr>
       <w:tblPr/>
       <w:tcPr>
@@ -11248,6 +12302,9 @@
     <w:tblStylePr w:type="lastCol">
       <w:rPr>
         <w:color w:val="FFFFFF" w:themeColor="background1"/>
+        <w:rFonts w:ascii="標楷體" w:hAnsi="標楷體" w:eastAsia="標楷體" w:cs="標楷體"/>
+        <w:sz w:val="24"/>
+        <w:szCs w:val="24"/>
       </w:rPr>
       <w:tblPr/>
       <w:tcPr>
@@ -11277,11 +12334,17 @@
     <w:tblStylePr w:type="neCell">
       <w:rPr>
         <w:color w:val="000000" w:themeColor="text1"/>
+        <w:rFonts w:ascii="標楷體" w:hAnsi="標楷體" w:eastAsia="標楷體" w:cs="標楷體"/>
+        <w:sz w:val="24"/>
+        <w:szCs w:val="24"/>
       </w:rPr>
     </w:tblStylePr>
     <w:tblStylePr w:type="nwCell">
       <w:rPr>
         <w:color w:val="000000" w:themeColor="text1"/>
+        <w:rFonts w:ascii="標楷體" w:hAnsi="標楷體" w:eastAsia="標楷體" w:cs="標楷體"/>
+        <w:sz w:val="24"/>
+        <w:szCs w:val="24"/>
       </w:rPr>
     </w:tblStylePr>
   </w:style>
@@ -11295,6 +12358,9 @@
     </w:pPr>
     <w:rPr>
       <w:color w:val="000000" w:themeColor="text1"/>
+      <w:rFonts w:ascii="標楷體" w:hAnsi="標楷體" w:eastAsia="標楷體" w:cs="標楷體"/>
+      <w:sz w:val="24"/>
+      <w:szCs w:val="24"/>
     </w:rPr>
     <w:tblPr>
       <w:tblStyleRowBandSize w:val="1"/>
@@ -11322,6 +12388,9 @@
       <w:rPr>
         <w:b/>
         <w:bCs/>
+        <w:rFonts w:ascii="標楷體" w:hAnsi="標楷體" w:eastAsia="標楷體" w:cs="標楷體"/>
+        <w:sz w:val="24"/>
+        <w:szCs w:val="24"/>
       </w:rPr>
       <w:tblPr/>
       <w:tcPr>
@@ -11341,6 +12410,9 @@
         <w:b/>
         <w:bCs/>
         <w:color w:val="FFFFFF" w:themeColor="background1"/>
+        <w:rFonts w:ascii="標楷體" w:hAnsi="標楷體" w:eastAsia="標楷體" w:cs="標楷體"/>
+        <w:sz w:val="24"/>
+        <w:szCs w:val="24"/>
       </w:rPr>
       <w:tblPr/>
       <w:tcPr>
@@ -11353,6 +12425,9 @@
     <w:tblStylePr w:type="firstCol">
       <w:rPr>
         <w:color w:val="FFFFFF" w:themeColor="background1"/>
+        <w:rFonts w:ascii="標楷體" w:hAnsi="標楷體" w:eastAsia="標楷體" w:cs="標楷體"/>
+        <w:sz w:val="24"/>
+        <w:szCs w:val="24"/>
       </w:rPr>
       <w:tblPr/>
       <w:tcPr>
@@ -11370,6 +12445,9 @@
     <w:tblStylePr w:type="lastCol">
       <w:rPr>
         <w:color w:val="FFFFFF" w:themeColor="background1"/>
+        <w:rFonts w:ascii="標楷體" w:hAnsi="標楷體" w:eastAsia="標楷體" w:cs="標楷體"/>
+        <w:sz w:val="24"/>
+        <w:szCs w:val="24"/>
       </w:rPr>
       <w:tblPr/>
       <w:tcPr>
@@ -11399,11 +12477,17 @@
     <w:tblStylePr w:type="neCell">
       <w:rPr>
         <w:color w:val="000000" w:themeColor="text1"/>
+        <w:rFonts w:ascii="標楷體" w:hAnsi="標楷體" w:eastAsia="標楷體" w:cs="標楷體"/>
+        <w:sz w:val="24"/>
+        <w:szCs w:val="24"/>
       </w:rPr>
     </w:tblStylePr>
     <w:tblStylePr w:type="nwCell">
       <w:rPr>
         <w:color w:val="000000" w:themeColor="text1"/>
+        <w:rFonts w:ascii="標楷體" w:hAnsi="標楷體" w:eastAsia="標楷體" w:cs="標楷體"/>
+        <w:sz w:val="24"/>
+        <w:szCs w:val="24"/>
       </w:rPr>
     </w:tblStylePr>
   </w:style>
@@ -11417,6 +12501,9 @@
     </w:pPr>
     <w:rPr>
       <w:color w:val="000000" w:themeColor="text1"/>
+      <w:rFonts w:ascii="標楷體" w:hAnsi="標楷體" w:eastAsia="標楷體" w:cs="標楷體"/>
+      <w:sz w:val="24"/>
+      <w:szCs w:val="24"/>
     </w:rPr>
     <w:tblPr>
       <w:tblStyleRowBandSize w:val="1"/>
@@ -11444,6 +12531,9 @@
       <w:rPr>
         <w:b/>
         <w:bCs/>
+        <w:rFonts w:ascii="標楷體" w:hAnsi="標楷體" w:eastAsia="標楷體" w:cs="標楷體"/>
+        <w:sz w:val="24"/>
+        <w:szCs w:val="24"/>
       </w:rPr>
       <w:tblPr/>
       <w:tcPr>
@@ -11463,6 +12553,9 @@
         <w:b/>
         <w:bCs/>
         <w:color w:val="FFFFFF" w:themeColor="background1"/>
+        <w:rFonts w:ascii="標楷體" w:hAnsi="標楷體" w:eastAsia="標楷體" w:cs="標楷體"/>
+        <w:sz w:val="24"/>
+        <w:szCs w:val="24"/>
       </w:rPr>
       <w:tblPr/>
       <w:tcPr>
@@ -11475,6 +12568,9 @@
     <w:tblStylePr w:type="firstCol">
       <w:rPr>
         <w:color w:val="FFFFFF" w:themeColor="background1"/>
+        <w:rFonts w:ascii="標楷體" w:hAnsi="標楷體" w:eastAsia="標楷體" w:cs="標楷體"/>
+        <w:sz w:val="24"/>
+        <w:szCs w:val="24"/>
       </w:rPr>
       <w:tblPr/>
       <w:tcPr>
@@ -11492,6 +12588,9 @@
     <w:tblStylePr w:type="lastCol">
       <w:rPr>
         <w:color w:val="FFFFFF" w:themeColor="background1"/>
+        <w:rFonts w:ascii="標楷體" w:hAnsi="標楷體" w:eastAsia="標楷體" w:cs="標楷體"/>
+        <w:sz w:val="24"/>
+        <w:szCs w:val="24"/>
       </w:rPr>
       <w:tblPr/>
       <w:tcPr>
@@ -11521,11 +12620,17 @@
     <w:tblStylePr w:type="neCell">
       <w:rPr>
         <w:color w:val="000000" w:themeColor="text1"/>
+        <w:rFonts w:ascii="標楷體" w:hAnsi="標楷體" w:eastAsia="標楷體" w:cs="標楷體"/>
+        <w:sz w:val="24"/>
+        <w:szCs w:val="24"/>
       </w:rPr>
     </w:tblStylePr>
     <w:tblStylePr w:type="nwCell">
       <w:rPr>
         <w:color w:val="000000" w:themeColor="text1"/>
+        <w:rFonts w:ascii="標楷體" w:hAnsi="標楷體" w:eastAsia="標楷體" w:cs="標楷體"/>
+        <w:sz w:val="24"/>
+        <w:szCs w:val="24"/>
       </w:rPr>
     </w:tblStylePr>
   </w:style>
@@ -11539,6 +12644,9 @@
     </w:pPr>
     <w:rPr>
       <w:color w:val="000000" w:themeColor="text1"/>
+      <w:rFonts w:ascii="標楷體" w:hAnsi="標楷體" w:eastAsia="標楷體" w:cs="標楷體"/>
+      <w:sz w:val="24"/>
+      <w:szCs w:val="24"/>
     </w:rPr>
     <w:tblPr>
       <w:tblStyleRowBandSize w:val="1"/>
@@ -11559,6 +12667,9 @@
         <w:b/>
         <w:bCs/>
         <w:color w:val="FFFFFF" w:themeColor="background1"/>
+        <w:rFonts w:ascii="標楷體" w:hAnsi="標楷體" w:eastAsia="標楷體" w:cs="標楷體"/>
+        <w:sz w:val="24"/>
+        <w:szCs w:val="24"/>
       </w:rPr>
       <w:tblPr/>
       <w:tcPr>
@@ -11573,6 +12684,9 @@
         <w:b/>
         <w:bCs/>
         <w:color w:val="9E3A38" w:themeColor="accent2" w:themeShade="CC"/>
+        <w:rFonts w:ascii="標楷體" w:hAnsi="標楷體" w:eastAsia="標楷體" w:cs="標楷體"/>
+        <w:sz w:val="24"/>
+        <w:szCs w:val="24"/>
       </w:rPr>
       <w:tblPr/>
       <w:tcPr>
@@ -11586,12 +12700,18 @@
       <w:rPr>
         <w:b/>
         <w:bCs/>
+        <w:rFonts w:ascii="標楷體" w:hAnsi="標楷體" w:eastAsia="標楷體" w:cs="標楷體"/>
+        <w:sz w:val="24"/>
+        <w:szCs w:val="24"/>
       </w:rPr>
     </w:tblStylePr>
     <w:tblStylePr w:type="lastCol">
       <w:rPr>
         <w:b/>
         <w:bCs/>
+        <w:rFonts w:ascii="標楷體" w:hAnsi="標楷體" w:eastAsia="標楷體" w:cs="標楷體"/>
+        <w:sz w:val="24"/>
+        <w:szCs w:val="24"/>
       </w:rPr>
     </w:tblStylePr>
     <w:tblStylePr w:type="band1Vert">
@@ -11625,6 +12745,9 @@
     </w:pPr>
     <w:rPr>
       <w:color w:val="000000" w:themeColor="text1"/>
+      <w:rFonts w:ascii="標楷體" w:hAnsi="標楷體" w:eastAsia="標楷體" w:cs="標楷體"/>
+      <w:sz w:val="24"/>
+      <w:szCs w:val="24"/>
     </w:rPr>
     <w:tblPr>
       <w:tblStyleRowBandSize w:val="1"/>
@@ -11645,6 +12768,9 @@
         <w:b/>
         <w:bCs/>
         <w:color w:val="FFFFFF" w:themeColor="background1"/>
+        <w:rFonts w:ascii="標楷體" w:hAnsi="標楷體" w:eastAsia="標楷體" w:cs="標楷體"/>
+        <w:sz w:val="24"/>
+        <w:szCs w:val="24"/>
       </w:rPr>
       <w:tblPr/>
       <w:tcPr>
@@ -11659,6 +12785,9 @@
         <w:b/>
         <w:bCs/>
         <w:color w:val="9E3A38" w:themeColor="accent2" w:themeShade="CC"/>
+        <w:rFonts w:ascii="標楷體" w:hAnsi="標楷體" w:eastAsia="標楷體" w:cs="標楷體"/>
+        <w:sz w:val="24"/>
+        <w:szCs w:val="24"/>
       </w:rPr>
       <w:tblPr/>
       <w:tcPr>
@@ -11672,12 +12801,18 @@
       <w:rPr>
         <w:b/>
         <w:bCs/>
+        <w:rFonts w:ascii="標楷體" w:hAnsi="標楷體" w:eastAsia="標楷體" w:cs="標楷體"/>
+        <w:sz w:val="24"/>
+        <w:szCs w:val="24"/>
       </w:rPr>
     </w:tblStylePr>
     <w:tblStylePr w:type="lastCol">
       <w:rPr>
         <w:b/>
         <w:bCs/>
+        <w:rFonts w:ascii="標楷體" w:hAnsi="標楷體" w:eastAsia="標楷體" w:cs="標楷體"/>
+        <w:sz w:val="24"/>
+        <w:szCs w:val="24"/>
       </w:rPr>
     </w:tblStylePr>
     <w:tblStylePr w:type="band1Vert">
@@ -11711,6 +12846,9 @@
     </w:pPr>
     <w:rPr>
       <w:color w:val="000000" w:themeColor="text1"/>
+      <w:rFonts w:ascii="標楷體" w:hAnsi="標楷體" w:eastAsia="標楷體" w:cs="標楷體"/>
+      <w:sz w:val="24"/>
+      <w:szCs w:val="24"/>
     </w:rPr>
     <w:tblPr>
       <w:tblStyleRowBandSize w:val="1"/>
@@ -11731,6 +12869,9 @@
         <w:b/>
         <w:bCs/>
         <w:color w:val="FFFFFF" w:themeColor="background1"/>
+        <w:rFonts w:ascii="標楷體" w:hAnsi="標楷體" w:eastAsia="標楷體" w:cs="標楷體"/>
+        <w:sz w:val="24"/>
+        <w:szCs w:val="24"/>
       </w:rPr>
       <w:tblPr/>
       <w:tcPr>
@@ -11745,6 +12886,9 @@
         <w:b/>
         <w:bCs/>
         <w:color w:val="9E3A38" w:themeColor="accent2" w:themeShade="CC"/>
+        <w:rFonts w:ascii="標楷體" w:hAnsi="標楷體" w:eastAsia="標楷體" w:cs="標楷體"/>
+        <w:sz w:val="24"/>
+        <w:szCs w:val="24"/>
       </w:rPr>
       <w:tblPr/>
       <w:tcPr>
@@ -11758,12 +12902,18 @@
       <w:rPr>
         <w:b/>
         <w:bCs/>
+        <w:rFonts w:ascii="標楷體" w:hAnsi="標楷體" w:eastAsia="標楷體" w:cs="標楷體"/>
+        <w:sz w:val="24"/>
+        <w:szCs w:val="24"/>
       </w:rPr>
     </w:tblStylePr>
     <w:tblStylePr w:type="lastCol">
       <w:rPr>
         <w:b/>
         <w:bCs/>
+        <w:rFonts w:ascii="標楷體" w:hAnsi="標楷體" w:eastAsia="標楷體" w:cs="標楷體"/>
+        <w:sz w:val="24"/>
+        <w:szCs w:val="24"/>
       </w:rPr>
     </w:tblStylePr>
     <w:tblStylePr w:type="band1Vert">
@@ -11797,6 +12947,9 @@
     </w:pPr>
     <w:rPr>
       <w:color w:val="000000" w:themeColor="text1"/>
+      <w:rFonts w:ascii="標楷體" w:hAnsi="標楷體" w:eastAsia="標楷體" w:cs="標楷體"/>
+      <w:sz w:val="24"/>
+      <w:szCs w:val="24"/>
     </w:rPr>
     <w:tblPr>
       <w:tblStyleRowBandSize w:val="1"/>
@@ -11817,6 +12970,9 @@
         <w:b/>
         <w:bCs/>
         <w:color w:val="FFFFFF" w:themeColor="background1"/>
+        <w:rFonts w:ascii="標楷體" w:hAnsi="標楷體" w:eastAsia="標楷體" w:cs="標楷體"/>
+        <w:sz w:val="24"/>
+        <w:szCs w:val="24"/>
       </w:rPr>
       <w:tblPr/>
       <w:tcPr>
@@ -11831,6 +12987,9 @@
         <w:b/>
         <w:bCs/>
         <w:color w:val="664E82" w:themeColor="accent4" w:themeShade="CC"/>
+        <w:rFonts w:ascii="標楷體" w:hAnsi="標楷體" w:eastAsia="標楷體" w:cs="標楷體"/>
+        <w:sz w:val="24"/>
+        <w:szCs w:val="24"/>
       </w:rPr>
       <w:tblPr/>
       <w:tcPr>
@@ -11844,12 +13003,18 @@
       <w:rPr>
         <w:b/>
         <w:bCs/>
+        <w:rFonts w:ascii="標楷體" w:hAnsi="標楷體" w:eastAsia="標楷體" w:cs="標楷體"/>
+        <w:sz w:val="24"/>
+        <w:szCs w:val="24"/>
       </w:rPr>
     </w:tblStylePr>
     <w:tblStylePr w:type="lastCol">
       <w:rPr>
         <w:b/>
         <w:bCs/>
+        <w:rFonts w:ascii="標楷體" w:hAnsi="標楷體" w:eastAsia="標楷體" w:cs="標楷體"/>
+        <w:sz w:val="24"/>
+        <w:szCs w:val="24"/>
       </w:rPr>
     </w:tblStylePr>
     <w:tblStylePr w:type="band1Vert">
@@ -11883,6 +13048,9 @@
     </w:pPr>
     <w:rPr>
       <w:color w:val="000000" w:themeColor="text1"/>
+      <w:rFonts w:ascii="標楷體" w:hAnsi="標楷體" w:eastAsia="標楷體" w:cs="標楷體"/>
+      <w:sz w:val="24"/>
+      <w:szCs w:val="24"/>
     </w:rPr>
     <w:tblPr>
       <w:tblStyleRowBandSize w:val="1"/>
@@ -11903,6 +13071,9 @@
         <w:b/>
         <w:bCs/>
         <w:color w:val="FFFFFF" w:themeColor="background1"/>
+        <w:rFonts w:ascii="標楷體" w:hAnsi="標楷體" w:eastAsia="標楷體" w:cs="標楷體"/>
+        <w:sz w:val="24"/>
+        <w:szCs w:val="24"/>
       </w:rPr>
       <w:tblPr/>
       <w:tcPr>
@@ -11917,6 +13088,9 @@
         <w:b/>
         <w:bCs/>
         <w:color w:val="7E9C40" w:themeColor="accent3" w:themeShade="CC"/>
+        <w:rFonts w:ascii="標楷體" w:hAnsi="標楷體" w:eastAsia="標楷體" w:cs="標楷體"/>
+        <w:sz w:val="24"/>
+        <w:szCs w:val="24"/>
       </w:rPr>
       <w:tblPr/>
       <w:tcPr>
@@ -11930,12 +13104,18 @@
       <w:rPr>
         <w:b/>
         <w:bCs/>
+        <w:rFonts w:ascii="標楷體" w:hAnsi="標楷體" w:eastAsia="標楷體" w:cs="標楷體"/>
+        <w:sz w:val="24"/>
+        <w:szCs w:val="24"/>
       </w:rPr>
     </w:tblStylePr>
     <w:tblStylePr w:type="lastCol">
       <w:rPr>
         <w:b/>
         <w:bCs/>
+        <w:rFonts w:ascii="標楷體" w:hAnsi="標楷體" w:eastAsia="標楷體" w:cs="標楷體"/>
+        <w:sz w:val="24"/>
+        <w:szCs w:val="24"/>
       </w:rPr>
     </w:tblStylePr>
     <w:tblStylePr w:type="band1Vert">
@@ -11969,6 +13149,9 @@
     </w:pPr>
     <w:rPr>
       <w:color w:val="000000" w:themeColor="text1"/>
+      <w:rFonts w:ascii="標楷體" w:hAnsi="標楷體" w:eastAsia="標楷體" w:cs="標楷體"/>
+      <w:sz w:val="24"/>
+      <w:szCs w:val="24"/>
     </w:rPr>
     <w:tblPr>
       <w:tblStyleRowBandSize w:val="1"/>
@@ -11989,6 +13172,9 @@
         <w:b/>
         <w:bCs/>
         <w:color w:val="FFFFFF" w:themeColor="background1"/>
+        <w:rFonts w:ascii="標楷體" w:hAnsi="標楷體" w:eastAsia="標楷體" w:cs="標楷體"/>
+        <w:sz w:val="24"/>
+        <w:szCs w:val="24"/>
       </w:rPr>
       <w:tblPr/>
       <w:tcPr>
@@ -12003,6 +13189,9 @@
         <w:b/>
         <w:bCs/>
         <w:color w:val="F2730A" w:themeColor="accent6" w:themeShade="CC"/>
+        <w:rFonts w:ascii="標楷體" w:hAnsi="標楷體" w:eastAsia="標楷體" w:cs="標楷體"/>
+        <w:sz w:val="24"/>
+        <w:szCs w:val="24"/>
       </w:rPr>
       <w:tblPr/>
       <w:tcPr>
@@ -12016,12 +13205,18 @@
       <w:rPr>
         <w:b/>
         <w:bCs/>
+        <w:rFonts w:ascii="標楷體" w:hAnsi="標楷體" w:eastAsia="標楷體" w:cs="標楷體"/>
+        <w:sz w:val="24"/>
+        <w:szCs w:val="24"/>
       </w:rPr>
     </w:tblStylePr>
     <w:tblStylePr w:type="lastCol">
       <w:rPr>
         <w:b/>
         <w:bCs/>
+        <w:rFonts w:ascii="標楷體" w:hAnsi="標楷體" w:eastAsia="標楷體" w:cs="標楷體"/>
+        <w:sz w:val="24"/>
+        <w:szCs w:val="24"/>
       </w:rPr>
     </w:tblStylePr>
     <w:tblStylePr w:type="band1Vert">
@@ -12055,6 +13250,9 @@
     </w:pPr>
     <w:rPr>
       <w:color w:val="000000" w:themeColor="text1"/>
+      <w:rFonts w:ascii="標楷體" w:hAnsi="標楷體" w:eastAsia="標楷體" w:cs="標楷體"/>
+      <w:sz w:val="24"/>
+      <w:szCs w:val="24"/>
     </w:rPr>
     <w:tblPr>
       <w:tblStyleRowBandSize w:val="1"/>
@@ -12075,6 +13273,9 @@
         <w:b/>
         <w:bCs/>
         <w:color w:val="FFFFFF" w:themeColor="background1"/>
+        <w:rFonts w:ascii="標楷體" w:hAnsi="標楷體" w:eastAsia="標楷體" w:cs="標楷體"/>
+        <w:sz w:val="24"/>
+        <w:szCs w:val="24"/>
       </w:rPr>
       <w:tblPr/>
       <w:tcPr>
@@ -12089,6 +13290,9 @@
         <w:b/>
         <w:bCs/>
         <w:color w:val="348DA5" w:themeColor="accent5" w:themeShade="CC"/>
+        <w:rFonts w:ascii="標楷體" w:hAnsi="標楷體" w:eastAsia="標楷體" w:cs="標楷體"/>
+        <w:sz w:val="24"/>
+        <w:szCs w:val="24"/>
       </w:rPr>
       <w:tblPr/>
       <w:tcPr>
@@ -12102,12 +13306,18 @@
       <w:rPr>
         <w:b/>
         <w:bCs/>
+        <w:rFonts w:ascii="標楷體" w:hAnsi="標楷體" w:eastAsia="標楷體" w:cs="標楷體"/>
+        <w:sz w:val="24"/>
+        <w:szCs w:val="24"/>
       </w:rPr>
     </w:tblStylePr>
     <w:tblStylePr w:type="lastCol">
       <w:rPr>
         <w:b/>
         <w:bCs/>
+        <w:rFonts w:ascii="標楷體" w:hAnsi="標楷體" w:eastAsia="標楷體" w:cs="標楷體"/>
+        <w:sz w:val="24"/>
+        <w:szCs w:val="24"/>
       </w:rPr>
     </w:tblStylePr>
     <w:tblStylePr w:type="band1Vert">
@@ -12141,6 +13351,9 @@
     </w:pPr>
     <w:rPr>
       <w:color w:val="000000" w:themeColor="text1"/>
+      <w:rFonts w:ascii="標楷體" w:hAnsi="標楷體" w:eastAsia="標楷體" w:cs="標楷體"/>
+      <w:sz w:val="24"/>
+      <w:szCs w:val="24"/>
     </w:rPr>
     <w:tblPr>
       <w:tblStyleRowBandSize w:val="1"/>
@@ -12163,6 +13376,9 @@
       <w:rPr>
         <w:b/>
         <w:bCs/>
+        <w:rFonts w:ascii="標楷體" w:hAnsi="標楷體" w:eastAsia="標楷體" w:cs="標楷體"/>
+        <w:sz w:val="24"/>
+        <w:szCs w:val="24"/>
       </w:rPr>
       <w:tblPr/>
       <w:tcPr>
@@ -12174,6 +13390,9 @@
         <w:b/>
         <w:bCs/>
         <w:color w:val="000000" w:themeColor="text1"/>
+        <w:rFonts w:ascii="標楷體" w:hAnsi="標楷體" w:eastAsia="標楷體" w:cs="標楷體"/>
+        <w:sz w:val="24"/>
+        <w:szCs w:val="24"/>
       </w:rPr>
       <w:tblPr/>
       <w:tcPr>
@@ -12183,6 +13402,9 @@
     <w:tblStylePr w:type="firstCol">
       <w:rPr>
         <w:color w:val="FFFFFF" w:themeColor="background1"/>
+        <w:rFonts w:ascii="標楷體" w:hAnsi="標楷體" w:eastAsia="標楷體" w:cs="標楷體"/>
+        <w:sz w:val="24"/>
+        <w:szCs w:val="24"/>
       </w:rPr>
       <w:tblPr/>
       <w:tcPr>
@@ -12192,6 +13414,9 @@
     <w:tblStylePr w:type="lastCol">
       <w:rPr>
         <w:color w:val="FFFFFF" w:themeColor="background1"/>
+        <w:rFonts w:ascii="標楷體" w:hAnsi="標楷體" w:eastAsia="標楷體" w:cs="標楷體"/>
+        <w:sz w:val="24"/>
+        <w:szCs w:val="24"/>
       </w:rPr>
       <w:tblPr/>
       <w:tcPr>
@@ -12221,6 +13446,9 @@
     </w:pPr>
     <w:rPr>
       <w:color w:val="000000" w:themeColor="text1"/>
+      <w:rFonts w:ascii="標楷體" w:hAnsi="標楷體" w:eastAsia="標楷體" w:cs="標楷體"/>
+      <w:sz w:val="24"/>
+      <w:szCs w:val="24"/>
     </w:rPr>
     <w:tblPr>
       <w:tblStyleRowBandSize w:val="1"/>
@@ -12243,6 +13471,9 @@
       <w:rPr>
         <w:b/>
         <w:bCs/>
+        <w:rFonts w:ascii="標楷體" w:hAnsi="標楷體" w:eastAsia="標楷體" w:cs="標楷體"/>
+        <w:sz w:val="24"/>
+        <w:szCs w:val="24"/>
       </w:rPr>
       <w:tblPr/>
       <w:tcPr>
@@ -12254,6 +13485,9 @@
         <w:b/>
         <w:bCs/>
         <w:color w:val="000000" w:themeColor="text1"/>
+        <w:rFonts w:ascii="標楷體" w:hAnsi="標楷體" w:eastAsia="標楷體" w:cs="標楷體"/>
+        <w:sz w:val="24"/>
+        <w:szCs w:val="24"/>
       </w:rPr>
       <w:tblPr/>
       <w:tcPr>
@@ -12263,6 +13497,9 @@
     <w:tblStylePr w:type="firstCol">
       <w:rPr>
         <w:color w:val="FFFFFF" w:themeColor="background1"/>
+        <w:rFonts w:ascii="標楷體" w:hAnsi="標楷體" w:eastAsia="標楷體" w:cs="標楷體"/>
+        <w:sz w:val="24"/>
+        <w:szCs w:val="24"/>
       </w:rPr>
       <w:tblPr/>
       <w:tcPr>
@@ -12272,6 +13509,9 @@
     <w:tblStylePr w:type="lastCol">
       <w:rPr>
         <w:color w:val="FFFFFF" w:themeColor="background1"/>
+        <w:rFonts w:ascii="標楷體" w:hAnsi="標楷體" w:eastAsia="標楷體" w:cs="標楷體"/>
+        <w:sz w:val="24"/>
+        <w:szCs w:val="24"/>
       </w:rPr>
       <w:tblPr/>
       <w:tcPr>
@@ -12301,6 +13541,9 @@
     </w:pPr>
     <w:rPr>
       <w:color w:val="000000" w:themeColor="text1"/>
+      <w:rFonts w:ascii="標楷體" w:hAnsi="標楷體" w:eastAsia="標楷體" w:cs="標楷體"/>
+      <w:sz w:val="24"/>
+      <w:szCs w:val="24"/>
     </w:rPr>
     <w:tblPr>
       <w:tblStyleRowBandSize w:val="1"/>
@@ -12323,6 +13566,9 @@
       <w:rPr>
         <w:b/>
         <w:bCs/>
+        <w:rFonts w:ascii="標楷體" w:hAnsi="標楷體" w:eastAsia="標楷體" w:cs="標楷體"/>
+        <w:sz w:val="24"/>
+        <w:szCs w:val="24"/>
       </w:rPr>
       <w:tblPr/>
       <w:tcPr>
@@ -12334,6 +13580,9 @@
         <w:b/>
         <w:bCs/>
         <w:color w:val="000000" w:themeColor="text1"/>
+        <w:rFonts w:ascii="標楷體" w:hAnsi="標楷體" w:eastAsia="標楷體" w:cs="標楷體"/>
+        <w:sz w:val="24"/>
+        <w:szCs w:val="24"/>
       </w:rPr>
       <w:tblPr/>
       <w:tcPr>
@@ -12343,6 +13592,9 @@
     <w:tblStylePr w:type="firstCol">
       <w:rPr>
         <w:color w:val="FFFFFF" w:themeColor="background1"/>
+        <w:rFonts w:ascii="標楷體" w:hAnsi="標楷體" w:eastAsia="標楷體" w:cs="標楷體"/>
+        <w:sz w:val="24"/>
+        <w:szCs w:val="24"/>
       </w:rPr>
       <w:tblPr/>
       <w:tcPr>
@@ -12352,6 +13604,9 @@
     <w:tblStylePr w:type="lastCol">
       <w:rPr>
         <w:color w:val="FFFFFF" w:themeColor="background1"/>
+        <w:rFonts w:ascii="標楷體" w:hAnsi="標楷體" w:eastAsia="標楷體" w:cs="標楷體"/>
+        <w:sz w:val="24"/>
+        <w:szCs w:val="24"/>
       </w:rPr>
       <w:tblPr/>
       <w:tcPr>
@@ -12381,6 +13636,9 @@
     </w:pPr>
     <w:rPr>
       <w:color w:val="000000" w:themeColor="text1"/>
+      <w:rFonts w:ascii="標楷體" w:hAnsi="標楷體" w:eastAsia="標楷體" w:cs="標楷體"/>
+      <w:sz w:val="24"/>
+      <w:szCs w:val="24"/>
     </w:rPr>
     <w:tblPr>
       <w:tblStyleRowBandSize w:val="1"/>
@@ -12403,6 +13661,9 @@
       <w:rPr>
         <w:b/>
         <w:bCs/>
+        <w:rFonts w:ascii="標楷體" w:hAnsi="標楷體" w:eastAsia="標楷體" w:cs="標楷體"/>
+        <w:sz w:val="24"/>
+        <w:szCs w:val="24"/>
       </w:rPr>
       <w:tblPr/>
       <w:tcPr>
@@ -12414,6 +13675,9 @@
         <w:b/>
         <w:bCs/>
         <w:color w:val="000000" w:themeColor="text1"/>
+        <w:rFonts w:ascii="標楷體" w:hAnsi="標楷體" w:eastAsia="標楷體" w:cs="標楷體"/>
+        <w:sz w:val="24"/>
+        <w:szCs w:val="24"/>
       </w:rPr>
       <w:tblPr/>
       <w:tcPr>
@@ -12423,6 +13687,9 @@
     <w:tblStylePr w:type="firstCol">
       <w:rPr>
         <w:color w:val="FFFFFF" w:themeColor="background1"/>
+        <w:rFonts w:ascii="標楷體" w:hAnsi="標楷體" w:eastAsia="標楷體" w:cs="標楷體"/>
+        <w:sz w:val="24"/>
+        <w:szCs w:val="24"/>
       </w:rPr>
       <w:tblPr/>
       <w:tcPr>
@@ -12432,6 +13699,9 @@
     <w:tblStylePr w:type="lastCol">
       <w:rPr>
         <w:color w:val="FFFFFF" w:themeColor="background1"/>
+        <w:rFonts w:ascii="標楷體" w:hAnsi="標楷體" w:eastAsia="標楷體" w:cs="標楷體"/>
+        <w:sz w:val="24"/>
+        <w:szCs w:val="24"/>
       </w:rPr>
       <w:tblPr/>
       <w:tcPr>
@@ -12461,6 +13731,9 @@
     </w:pPr>
     <w:rPr>
       <w:color w:val="000000" w:themeColor="text1"/>
+      <w:rFonts w:ascii="標楷體" w:hAnsi="標楷體" w:eastAsia="標楷體" w:cs="標楷體"/>
+      <w:sz w:val="24"/>
+      <w:szCs w:val="24"/>
     </w:rPr>
     <w:tblPr>
       <w:tblStyleRowBandSize w:val="1"/>
@@ -12483,6 +13756,9 @@
       <w:rPr>
         <w:b/>
         <w:bCs/>
+        <w:rFonts w:ascii="標楷體" w:hAnsi="標楷體" w:eastAsia="標楷體" w:cs="標楷體"/>
+        <w:sz w:val="24"/>
+        <w:szCs w:val="24"/>
       </w:rPr>
       <w:tblPr/>
       <w:tcPr>
@@ -12494,6 +13770,9 @@
         <w:b/>
         <w:bCs/>
         <w:color w:val="000000" w:themeColor="text1"/>
+        <w:rFonts w:ascii="標楷體" w:hAnsi="標楷體" w:eastAsia="標楷體" w:cs="標楷體"/>
+        <w:sz w:val="24"/>
+        <w:szCs w:val="24"/>
       </w:rPr>
       <w:tblPr/>
       <w:tcPr>
@@ -12503,6 +13782,9 @@
     <w:tblStylePr w:type="firstCol">
       <w:rPr>
         <w:color w:val="FFFFFF" w:themeColor="background1"/>
+        <w:rFonts w:ascii="標楷體" w:hAnsi="標楷體" w:eastAsia="標楷體" w:cs="標楷體"/>
+        <w:sz w:val="24"/>
+        <w:szCs w:val="24"/>
       </w:rPr>
       <w:tblPr/>
       <w:tcPr>
@@ -12512,6 +13794,9 @@
     <w:tblStylePr w:type="lastCol">
       <w:rPr>
         <w:color w:val="FFFFFF" w:themeColor="background1"/>
+        <w:rFonts w:ascii="標楷體" w:hAnsi="標楷體" w:eastAsia="標楷體" w:cs="標楷體"/>
+        <w:sz w:val="24"/>
+        <w:szCs w:val="24"/>
       </w:rPr>
       <w:tblPr/>
       <w:tcPr>
@@ -12541,6 +13826,9 @@
     </w:pPr>
     <w:rPr>
       <w:color w:val="000000" w:themeColor="text1"/>
+      <w:rFonts w:ascii="標楷體" w:hAnsi="標楷體" w:eastAsia="標楷體" w:cs="標楷體"/>
+      <w:sz w:val="24"/>
+      <w:szCs w:val="24"/>
     </w:rPr>
     <w:tblPr>
       <w:tblStyleRowBandSize w:val="1"/>
@@ -12563,6 +13851,9 @@
       <w:rPr>
         <w:b/>
         <w:bCs/>
+        <w:rFonts w:ascii="標楷體" w:hAnsi="標楷體" w:eastAsia="標楷體" w:cs="標楷體"/>
+        <w:sz w:val="24"/>
+        <w:szCs w:val="24"/>
       </w:rPr>
       <w:tblPr/>
       <w:tcPr>
@@ -12574,6 +13865,9 @@
         <w:b/>
         <w:bCs/>
         <w:color w:val="000000" w:themeColor="text1"/>
+        <w:rFonts w:ascii="標楷體" w:hAnsi="標楷體" w:eastAsia="標楷體" w:cs="標楷體"/>
+        <w:sz w:val="24"/>
+        <w:szCs w:val="24"/>
       </w:rPr>
       <w:tblPr/>
       <w:tcPr>
@@ -12583,6 +13877,9 @@
     <w:tblStylePr w:type="firstCol">
       <w:rPr>
         <w:color w:val="FFFFFF" w:themeColor="background1"/>
+        <w:rFonts w:ascii="標楷體" w:hAnsi="標楷體" w:eastAsia="標楷體" w:cs="標楷體"/>
+        <w:sz w:val="24"/>
+        <w:szCs w:val="24"/>
       </w:rPr>
       <w:tblPr/>
       <w:tcPr>
@@ -12592,6 +13889,9 @@
     <w:tblStylePr w:type="lastCol">
       <w:rPr>
         <w:color w:val="FFFFFF" w:themeColor="background1"/>
+        <w:rFonts w:ascii="標楷體" w:hAnsi="標楷體" w:eastAsia="標楷體" w:cs="標楷體"/>
+        <w:sz w:val="24"/>
+        <w:szCs w:val="24"/>
       </w:rPr>
       <w:tblPr/>
       <w:tcPr>
@@ -12621,6 +13921,9 @@
     </w:pPr>
     <w:rPr>
       <w:color w:val="000000" w:themeColor="text1"/>
+      <w:rFonts w:ascii="標楷體" w:hAnsi="標楷體" w:eastAsia="標楷體" w:cs="標楷體"/>
+      <w:sz w:val="24"/>
+      <w:szCs w:val="24"/>
     </w:rPr>
     <w:tblPr>
       <w:tblStyleRowBandSize w:val="1"/>
@@ -12643,6 +13946,9 @@
       <w:rPr>
         <w:b/>
         <w:bCs/>
+        <w:rFonts w:ascii="標楷體" w:hAnsi="標楷體" w:eastAsia="標楷體" w:cs="標楷體"/>
+        <w:sz w:val="24"/>
+        <w:szCs w:val="24"/>
       </w:rPr>
       <w:tblPr/>
       <w:tcPr>
@@ -12654,6 +13960,9 @@
         <w:b/>
         <w:bCs/>
         <w:color w:val="000000" w:themeColor="text1"/>
+        <w:rFonts w:ascii="標楷體" w:hAnsi="標楷體" w:eastAsia="標楷體" w:cs="標楷體"/>
+        <w:sz w:val="24"/>
+        <w:szCs w:val="24"/>
       </w:rPr>
       <w:tblPr/>
       <w:tcPr>
@@ -12663,6 +13972,9 @@
     <w:tblStylePr w:type="firstCol">
       <w:rPr>
         <w:color w:val="FFFFFF" w:themeColor="background1"/>
+        <w:rFonts w:ascii="標楷體" w:hAnsi="標楷體" w:eastAsia="標楷體" w:cs="標楷體"/>
+        <w:sz w:val="24"/>
+        <w:szCs w:val="24"/>
       </w:rPr>
       <w:tblPr/>
       <w:tcPr>
@@ -12672,6 +13984,9 @@
     <w:tblStylePr w:type="lastCol">
       <w:rPr>
         <w:color w:val="FFFFFF" w:themeColor="background1"/>
+        <w:rFonts w:ascii="標楷體" w:hAnsi="標楷體" w:eastAsia="標楷體" w:cs="標楷體"/>
+        <w:sz w:val="24"/>
+        <w:szCs w:val="24"/>
       </w:rPr>
       <w:tblPr/>
       <w:tcPr>
